--- a/Pset2_answer_comparison.docx
+++ b/Pset2_answer_comparison.docx
@@ -4,16 +4,6397 @@
   <w:body>
     <w:p>
       <w:pPr>
-        <w:pStyle w:val="ListParagraph"/>
+        <w:spacing w:before="100" w:beforeAutospacing="1" w:after="100" w:afterAutospacing="1" w:line="240" w:lineRule="auto"/>
+        <w:rPr>
+          <w:rFonts w:ascii="Times New Roman" w:eastAsia="Times New Roman" w:hAnsi="Times New Roman" w:cs="Times New Roman"/>
+          <w:color w:val="000000"/>
+          <w:kern w:val="0"/>
+          <w14:ligatures w14:val="none"/>
+        </w:rPr>
+      </w:pPr>
+      <w:r>
+        <w:rPr>
+          <w:rFonts w:ascii="Times New Roman" w:eastAsia="Times New Roman" w:hAnsi="Times New Roman" w:cs="Times New Roman"/>
+          <w:color w:val="000000"/>
+          <w:kern w:val="0"/>
+          <w14:ligatures w14:val="none"/>
+        </w:rPr>
+        <w:t>Q3(d) is </w:t>
+      </w:r>
+      <w:proofErr w:type="gramStart"/>
+      <w:r>
+        <w:rPr>
+          <w:rFonts w:ascii="Times New Roman" w:eastAsia="Times New Roman" w:hAnsi="Times New Roman" w:cs="Times New Roman"/>
+          <w:color w:val="000000"/>
+          <w:kern w:val="0"/>
+          <w14:ligatures w14:val="none"/>
+        </w:rPr>
+        <w:t>actually much</w:t>
+      </w:r>
+      <w:proofErr w:type="gramEnd"/>
+      <w:r>
+        <w:rPr>
+          <w:rFonts w:ascii="Times New Roman" w:eastAsia="Times New Roman" w:hAnsi="Times New Roman" w:cs="Times New Roman"/>
+          <w:color w:val="000000"/>
+          <w:kern w:val="0"/>
+          <w14:ligatures w14:val="none"/>
+        </w:rPr>
+        <w:t> easier to understand once you've completed Q3(c), because you are not constructing a new SDF or new portfolios. You are changing the way GMM weighs the two pricing errors when estimating \(\gamma\).</w:t>
+      </w:r>
+    </w:p>
+    <w:p>
+      <w:pPr>
+        <w:spacing w:before="100" w:beforeAutospacing="1" w:after="100" w:afterAutospacing="1" w:line="240" w:lineRule="auto"/>
+        <w:rPr>
+          <w:rFonts w:ascii="Times New Roman" w:eastAsia="Times New Roman" w:hAnsi="Times New Roman" w:cs="Times New Roman"/>
+          <w:color w:val="000000"/>
+          <w:kern w:val="0"/>
+          <w14:ligatures w14:val="none"/>
+        </w:rPr>
+      </w:pPr>
+      <w:r>
+        <w:rPr>
+          <w:rFonts w:ascii="Times New Roman" w:eastAsia="Times New Roman" w:hAnsi="Times New Roman" w:cs="Times New Roman"/>
+          <w:color w:val="000000"/>
+          <w:kern w:val="0"/>
+          <w14:ligatures w14:val="none"/>
+        </w:rPr>
+        <w:t>The main difference is:</w:t>
+      </w:r>
+    </w:p>
+    <w:p>
+      <w:pPr>
         <w:numPr>
           <w:ilvl w:val="0"/>
-          <w:numId w:val="1"/>
+          <w:numId w:val="2"/>
         </w:numPr>
-      </w:pPr>
-      <w:r>
-        <w:t xml:space="preserve">Q2c, me monthly, Haoyang yearly </w:t>
-      </w:r>
-    </w:p>
+        <w:spacing w:before="100" w:beforeAutospacing="1" w:after="100" w:afterAutospacing="1" w:line="240" w:lineRule="auto"/>
+        <w:rPr>
+          <w:rFonts w:ascii="Times New Roman" w:eastAsia="Times New Roman" w:hAnsi="Times New Roman" w:cs="Times New Roman"/>
+          <w:color w:val="000000"/>
+          <w:kern w:val="0"/>
+          <w14:ligatures w14:val="none"/>
+        </w:rPr>
+      </w:pPr>
+      <w:r>
+        <w:rPr>
+          <w:rFonts w:ascii="Times New Roman" w:eastAsia="Times New Roman" w:hAnsi="Times New Roman" w:cs="Times New Roman"/>
+          <w:color w:val="000000"/>
+          <w:kern w:val="0"/>
+          <w14:ligatures w14:val="none"/>
+        </w:rPr>
+        <w:t>Q3(c): Treat the two pricing errors equally when estimating \(\gamma\).</w:t>
+      </w:r>
+    </w:p>
+    <w:p>
+      <w:pPr>
+        <w:numPr>
+          <w:ilvl w:val="0"/>
+          <w:numId w:val="2"/>
+        </w:numPr>
+        <w:spacing w:before="100" w:beforeAutospacing="1" w:after="100" w:afterAutospacing="1" w:line="240" w:lineRule="auto"/>
+        <w:rPr>
+          <w:rFonts w:ascii="Times New Roman" w:eastAsia="Times New Roman" w:hAnsi="Times New Roman" w:cs="Times New Roman"/>
+          <w:color w:val="000000"/>
+          <w:kern w:val="0"/>
+          <w14:ligatures w14:val="none"/>
+        </w:rPr>
+      </w:pPr>
+      <w:r>
+        <w:rPr>
+          <w:rFonts w:ascii="Times New Roman" w:eastAsia="Times New Roman" w:hAnsi="Times New Roman" w:cs="Times New Roman"/>
+          <w:color w:val="000000"/>
+          <w:kern w:val="0"/>
+          <w14:ligatures w14:val="none"/>
+        </w:rPr>
+        <w:t>Q3(d): Use information about their variances and covariance to choose more efficient weights.</w:t>
+      </w:r>
+    </w:p>
+    <w:p>
+      <w:pPr>
+        <w:spacing w:before="100" w:beforeAutospacing="1" w:after="100" w:afterAutospacing="1" w:line="240" w:lineRule="auto"/>
+        <w:rPr>
+          <w:rFonts w:ascii="Times New Roman" w:eastAsia="Times New Roman" w:hAnsi="Times New Roman" w:cs="Times New Roman"/>
+          <w:color w:val="000000"/>
+          <w:kern w:val="0"/>
+          <w14:ligatures w14:val="none"/>
+        </w:rPr>
+      </w:pPr>
+      <w:r>
+        <w:rPr>
+          <w:rFonts w:ascii="Times New Roman" w:eastAsia="Times New Roman" w:hAnsi="Times New Roman" w:cs="Times New Roman"/>
+          <w:color w:val="000000"/>
+          <w:kern w:val="0"/>
+          <w14:ligatures w14:val="none"/>
+        </w:rPr>
+        <w:t>Let's go through the theory first, then I'll explain exactly what to change in your Python code.</w:t>
+      </w:r>
+    </w:p>
+    <w:p>
+      <w:pPr>
+        <w:spacing w:before="100" w:beforeAutospacing="1" w:after="100" w:afterAutospacing="1" w:line="240" w:lineRule="auto"/>
+        <w:outlineLvl w:val="1"/>
+        <w:rPr>
+          <w:rFonts w:ascii="Times New Roman" w:eastAsia="Times New Roman" w:hAnsi="Times New Roman" w:cs="Times New Roman"/>
+          <w:b/>
+          <w:bCs/>
+          <w:color w:val="000000"/>
+          <w:kern w:val="0"/>
+          <w:sz w:val="36"/>
+          <w:szCs w:val="36"/>
+          <w14:ligatures w14:val="none"/>
+        </w:rPr>
+      </w:pPr>
+      <w:r>
+        <w:rPr>
+          <w:rFonts w:ascii="Times New Roman" w:eastAsia="Times New Roman" w:hAnsi="Times New Roman" w:cs="Times New Roman"/>
+          <w:b/>
+          <w:bCs/>
+          <w:color w:val="000000"/>
+          <w:kern w:val="0"/>
+          <w:sz w:val="36"/>
+          <w:szCs w:val="36"/>
+          <w14:ligatures w14:val="none"/>
+        </w:rPr>
+        <w:t>1. First, recall what you did in Q3(c)</w:t>
+      </w:r>
+    </w:p>
+    <w:p>
+      <w:pPr>
+        <w:spacing w:before="100" w:beforeAutospacing="1" w:after="100" w:afterAutospacing="1" w:line="240" w:lineRule="auto"/>
+        <w:rPr>
+          <w:rFonts w:ascii="Times New Roman" w:eastAsia="Times New Roman" w:hAnsi="Times New Roman" w:cs="Times New Roman"/>
+          <w:color w:val="000000"/>
+          <w:kern w:val="0"/>
+          <w14:ligatures w14:val="none"/>
+        </w:rPr>
+      </w:pPr>
+      <w:r>
+        <w:rPr>
+          <w:rFonts w:ascii="Times New Roman" w:eastAsia="Times New Roman" w:hAnsi="Times New Roman" w:cs="Times New Roman"/>
+          <w:color w:val="000000"/>
+          <w:kern w:val="0"/>
+          <w14:ligatures w14:val="none"/>
+        </w:rPr>
+        <w:t>You have one SDF:</w:t>
+      </w:r>
+    </w:p>
+    <w:p>
+      <w:pPr>
+        <w:spacing w:after="0" w:line="240" w:lineRule="auto"/>
+        <w:rPr>
+          <w:rFonts w:ascii="Times New Roman" w:eastAsia="Times New Roman" w:hAnsi="Times New Roman" w:cs="Times New Roman"/>
+          <w:color w:val="000000"/>
+          <w:kern w:val="0"/>
+          <w14:ligatures w14:val="none"/>
+        </w:rPr>
+      </w:pPr>
+      <w:proofErr w:type="gramStart"/>
+      <w:r>
+        <w:rPr>
+          <w:rFonts w:ascii="Times New Roman" w:eastAsia="Times New Roman" w:hAnsi="Times New Roman" w:cs="Times New Roman"/>
+          <w:color w:val="000000"/>
+          <w:kern w:val="0"/>
+          <w14:ligatures w14:val="none"/>
+        </w:rPr>
+        <w:t>\[</w:t>
+      </w:r>
+      <w:proofErr w:type="gramEnd"/>
+      <w:r>
+        <w:rPr>
+          <w:rFonts w:ascii="Times New Roman" w:eastAsia="Times New Roman" w:hAnsi="Times New Roman" w:cs="Times New Roman"/>
+          <w:color w:val="000000"/>
+          <w:kern w:val="0"/>
+          <w14:ligatures w14:val="none"/>
+        </w:rPr>
+        <w:t xml:space="preserve"> \boxed{</w:t>
+      </w:r>
+      <w:proofErr w:type="spellStart"/>
+      <w:r>
+        <w:rPr>
+          <w:rFonts w:ascii="Times New Roman" w:eastAsia="Times New Roman" w:hAnsi="Times New Roman" w:cs="Times New Roman"/>
+          <w:color w:val="000000"/>
+          <w:kern w:val="0"/>
+          <w14:ligatures w14:val="none"/>
+        </w:rPr>
+        <w:t>M_t</w:t>
+      </w:r>
+      <w:proofErr w:type="spellEnd"/>
+      <w:r>
+        <w:rPr>
+          <w:rFonts w:ascii="Times New Roman" w:eastAsia="Times New Roman" w:hAnsi="Times New Roman" w:cs="Times New Roman"/>
+          <w:color w:val="000000"/>
+          <w:kern w:val="0"/>
+          <w14:ligatures w14:val="none"/>
+        </w:rPr>
+        <w:t>=R_{</w:t>
+      </w:r>
+      <w:proofErr w:type="spellStart"/>
+      <w:proofErr w:type="gramStart"/>
+      <w:r>
+        <w:rPr>
+          <w:rFonts w:ascii="Times New Roman" w:eastAsia="Times New Roman" w:hAnsi="Times New Roman" w:cs="Times New Roman"/>
+          <w:color w:val="000000"/>
+          <w:kern w:val="0"/>
+          <w14:ligatures w14:val="none"/>
+        </w:rPr>
+        <w:t>w,t</w:t>
+      </w:r>
+      <w:proofErr w:type="spellEnd"/>
+      <w:proofErr w:type="gramEnd"/>
+      <w:r>
+        <w:rPr>
+          <w:rFonts w:ascii="Times New Roman" w:eastAsia="Times New Roman" w:hAnsi="Times New Roman" w:cs="Times New Roman"/>
+          <w:color w:val="000000"/>
+          <w:kern w:val="0"/>
+          <w14:ligatures w14:val="none"/>
+        </w:rPr>
+        <w:t>}^{-\gamma}} \]</w:t>
+      </w:r>
+    </w:p>
+    <w:p>
+      <w:pPr>
+        <w:spacing w:before="100" w:beforeAutospacing="1" w:after="100" w:afterAutospacing="1" w:line="240" w:lineRule="auto"/>
+        <w:rPr>
+          <w:rFonts w:ascii="Times New Roman" w:eastAsia="Times New Roman" w:hAnsi="Times New Roman" w:cs="Times New Roman"/>
+          <w:color w:val="000000"/>
+          <w:kern w:val="0"/>
+          <w14:ligatures w14:val="none"/>
+        </w:rPr>
+      </w:pPr>
+      <w:r>
+        <w:rPr>
+          <w:rFonts w:ascii="Times New Roman" w:eastAsia="Times New Roman" w:hAnsi="Times New Roman" w:cs="Times New Roman"/>
+          <w:color w:val="000000"/>
+          <w:kern w:val="0"/>
+          <w14:ligatures w14:val="none"/>
+        </w:rPr>
+        <w:t>And two unconditional moment conditions:</w:t>
+      </w:r>
+    </w:p>
+    <w:p>
+      <w:pPr>
+        <w:spacing w:after="0" w:line="240" w:lineRule="auto"/>
+        <w:rPr>
+          <w:rFonts w:ascii="Times New Roman" w:eastAsia="Times New Roman" w:hAnsi="Times New Roman" w:cs="Times New Roman"/>
+          <w:color w:val="000000"/>
+          <w:kern w:val="0"/>
+          <w14:ligatures w14:val="none"/>
+        </w:rPr>
+      </w:pPr>
+      <w:proofErr w:type="gramStart"/>
+      <w:r>
+        <w:rPr>
+          <w:rFonts w:ascii="Times New Roman" w:eastAsia="Times New Roman" w:hAnsi="Times New Roman" w:cs="Times New Roman"/>
+          <w:color w:val="000000"/>
+          <w:kern w:val="0"/>
+          <w14:ligatures w14:val="none"/>
+        </w:rPr>
+        <w:t>\[</w:t>
+      </w:r>
+      <w:proofErr w:type="gramEnd"/>
+      <w:r>
+        <w:rPr>
+          <w:rFonts w:ascii="Times New Roman" w:eastAsia="Times New Roman" w:hAnsi="Times New Roman" w:cs="Times New Roman"/>
+          <w:color w:val="000000"/>
+          <w:kern w:val="0"/>
+          <w14:ligatures w14:val="none"/>
+        </w:rPr>
+        <w:t xml:space="preserve"> \begin{aligned} E[g_{</w:t>
+      </w:r>
+      <w:proofErr w:type="gramStart"/>
+      <w:r>
+        <w:rPr>
+          <w:rFonts w:ascii="Times New Roman" w:eastAsia="Times New Roman" w:hAnsi="Times New Roman" w:cs="Times New Roman"/>
+          <w:color w:val="000000"/>
+          <w:kern w:val="0"/>
+          <w14:ligatures w14:val="none"/>
+        </w:rPr>
+        <w:t>1,t</w:t>
+      </w:r>
+      <w:proofErr w:type="gramEnd"/>
+      <w:r>
+        <w:rPr>
+          <w:rFonts w:ascii="Times New Roman" w:eastAsia="Times New Roman" w:hAnsi="Times New Roman" w:cs="Times New Roman"/>
+          <w:color w:val="000000"/>
+          <w:kern w:val="0"/>
+          <w14:ligatures w14:val="none"/>
+        </w:rPr>
+        <w:t>}(\gamma</w:t>
+      </w:r>
+      <w:proofErr w:type="gramStart"/>
+      <w:r>
+        <w:rPr>
+          <w:rFonts w:ascii="Times New Roman" w:eastAsia="Times New Roman" w:hAnsi="Times New Roman" w:cs="Times New Roman"/>
+          <w:color w:val="000000"/>
+          <w:kern w:val="0"/>
+          <w14:ligatures w14:val="none"/>
+        </w:rPr>
+        <w:t>)]&amp;</w:t>
+      </w:r>
+      <w:proofErr w:type="gramEnd"/>
+      <w:r>
+        <w:rPr>
+          <w:rFonts w:ascii="Times New Roman" w:eastAsia="Times New Roman" w:hAnsi="Times New Roman" w:cs="Times New Roman"/>
+          <w:color w:val="000000"/>
+          <w:kern w:val="0"/>
+          <w14:ligatures w14:val="none"/>
+        </w:rPr>
+        <w:t>=E[R_{</w:t>
+      </w:r>
+      <w:proofErr w:type="spellStart"/>
+      <w:proofErr w:type="gramStart"/>
+      <w:r>
+        <w:rPr>
+          <w:rFonts w:ascii="Times New Roman" w:eastAsia="Times New Roman" w:hAnsi="Times New Roman" w:cs="Times New Roman"/>
+          <w:color w:val="000000"/>
+          <w:kern w:val="0"/>
+          <w14:ligatures w14:val="none"/>
+        </w:rPr>
+        <w:t>w,t</w:t>
+      </w:r>
+      <w:proofErr w:type="spellEnd"/>
+      <w:proofErr w:type="gramEnd"/>
+      <w:r>
+        <w:rPr>
+          <w:rFonts w:ascii="Times New Roman" w:eastAsia="Times New Roman" w:hAnsi="Times New Roman" w:cs="Times New Roman"/>
+          <w:color w:val="000000"/>
+          <w:kern w:val="0"/>
+          <w14:ligatures w14:val="none"/>
+        </w:rPr>
+        <w:t>}^{-\</w:t>
+      </w:r>
+      <w:proofErr w:type="gramStart"/>
+      <w:r>
+        <w:rPr>
+          <w:rFonts w:ascii="Times New Roman" w:eastAsia="Times New Roman" w:hAnsi="Times New Roman" w:cs="Times New Roman"/>
+          <w:color w:val="000000"/>
+          <w:kern w:val="0"/>
+          <w14:ligatures w14:val="none"/>
+        </w:rPr>
+        <w:t>gamma}</w:t>
+      </w:r>
+      <w:proofErr w:type="spellStart"/>
+      <w:r>
+        <w:rPr>
+          <w:rFonts w:ascii="Times New Roman" w:eastAsia="Times New Roman" w:hAnsi="Times New Roman" w:cs="Times New Roman"/>
+          <w:color w:val="000000"/>
+          <w:kern w:val="0"/>
+          <w14:ligatures w14:val="none"/>
+        </w:rPr>
+        <w:t>xR</w:t>
+      </w:r>
+      <w:proofErr w:type="spellEnd"/>
+      <w:proofErr w:type="gramEnd"/>
+      <w:r>
+        <w:rPr>
+          <w:rFonts w:ascii="Times New Roman" w:eastAsia="Times New Roman" w:hAnsi="Times New Roman" w:cs="Times New Roman"/>
+          <w:color w:val="000000"/>
+          <w:kern w:val="0"/>
+          <w14:ligatures w14:val="none"/>
+        </w:rPr>
+        <w:t>_{</w:t>
+      </w:r>
+      <w:proofErr w:type="spellStart"/>
+      <w:proofErr w:type="gramStart"/>
+      <w:r>
+        <w:rPr>
+          <w:rFonts w:ascii="Times New Roman" w:eastAsia="Times New Roman" w:hAnsi="Times New Roman" w:cs="Times New Roman"/>
+          <w:color w:val="000000"/>
+          <w:kern w:val="0"/>
+          <w14:ligatures w14:val="none"/>
+        </w:rPr>
+        <w:t>w,t</w:t>
+      </w:r>
+      <w:proofErr w:type="spellEnd"/>
+      <w:r>
+        <w:rPr>
+          <w:rFonts w:ascii="Times New Roman" w:eastAsia="Times New Roman" w:hAnsi="Times New Roman" w:cs="Times New Roman"/>
+          <w:color w:val="000000"/>
+          <w:kern w:val="0"/>
+          <w14:ligatures w14:val="none"/>
+        </w:rPr>
+        <w:t>}]=0,\</w:t>
+      </w:r>
+      <w:proofErr w:type="gramEnd"/>
+      <w:r>
+        <w:rPr>
+          <w:rFonts w:ascii="Times New Roman" w:eastAsia="Times New Roman" w:hAnsi="Times New Roman" w:cs="Times New Roman"/>
+          <w:color w:val="000000"/>
+          <w:kern w:val="0"/>
+          <w14:ligatures w14:val="none"/>
+        </w:rPr>
+        <w:t>\ E[g_{</w:t>
+      </w:r>
+      <w:proofErr w:type="gramStart"/>
+      <w:r>
+        <w:rPr>
+          <w:rFonts w:ascii="Times New Roman" w:eastAsia="Times New Roman" w:hAnsi="Times New Roman" w:cs="Times New Roman"/>
+          <w:color w:val="000000"/>
+          <w:kern w:val="0"/>
+          <w14:ligatures w14:val="none"/>
+        </w:rPr>
+        <w:t>2,t</w:t>
+      </w:r>
+      <w:proofErr w:type="gramEnd"/>
+      <w:r>
+        <w:rPr>
+          <w:rFonts w:ascii="Times New Roman" w:eastAsia="Times New Roman" w:hAnsi="Times New Roman" w:cs="Times New Roman"/>
+          <w:color w:val="000000"/>
+          <w:kern w:val="0"/>
+          <w14:ligatures w14:val="none"/>
+        </w:rPr>
+        <w:t>}(\gamma</w:t>
+      </w:r>
+      <w:proofErr w:type="gramStart"/>
+      <w:r>
+        <w:rPr>
+          <w:rFonts w:ascii="Times New Roman" w:eastAsia="Times New Roman" w:hAnsi="Times New Roman" w:cs="Times New Roman"/>
+          <w:color w:val="000000"/>
+          <w:kern w:val="0"/>
+          <w14:ligatures w14:val="none"/>
+        </w:rPr>
+        <w:t>)]&amp;</w:t>
+      </w:r>
+      <w:proofErr w:type="gramEnd"/>
+      <w:r>
+        <w:rPr>
+          <w:rFonts w:ascii="Times New Roman" w:eastAsia="Times New Roman" w:hAnsi="Times New Roman" w:cs="Times New Roman"/>
+          <w:color w:val="000000"/>
+          <w:kern w:val="0"/>
+          <w14:ligatures w14:val="none"/>
+        </w:rPr>
+        <w:t>=E[R_{</w:t>
+      </w:r>
+      <w:proofErr w:type="spellStart"/>
+      <w:proofErr w:type="gramStart"/>
+      <w:r>
+        <w:rPr>
+          <w:rFonts w:ascii="Times New Roman" w:eastAsia="Times New Roman" w:hAnsi="Times New Roman" w:cs="Times New Roman"/>
+          <w:color w:val="000000"/>
+          <w:kern w:val="0"/>
+          <w14:ligatures w14:val="none"/>
+        </w:rPr>
+        <w:t>w,t</w:t>
+      </w:r>
+      <w:proofErr w:type="spellEnd"/>
+      <w:proofErr w:type="gramEnd"/>
+      <w:r>
+        <w:rPr>
+          <w:rFonts w:ascii="Times New Roman" w:eastAsia="Times New Roman" w:hAnsi="Times New Roman" w:cs="Times New Roman"/>
+          <w:color w:val="000000"/>
+          <w:kern w:val="0"/>
+          <w14:ligatures w14:val="none"/>
+        </w:rPr>
+        <w:t>}^{-\</w:t>
+      </w:r>
+      <w:proofErr w:type="gramStart"/>
+      <w:r>
+        <w:rPr>
+          <w:rFonts w:ascii="Times New Roman" w:eastAsia="Times New Roman" w:hAnsi="Times New Roman" w:cs="Times New Roman"/>
+          <w:color w:val="000000"/>
+          <w:kern w:val="0"/>
+          <w14:ligatures w14:val="none"/>
+        </w:rPr>
+        <w:t>gamma}z</w:t>
+      </w:r>
+      <w:proofErr w:type="gramEnd"/>
+      <w:r>
+        <w:rPr>
+          <w:rFonts w:ascii="Times New Roman" w:eastAsia="Times New Roman" w:hAnsi="Times New Roman" w:cs="Times New Roman"/>
+          <w:color w:val="000000"/>
+          <w:kern w:val="0"/>
+          <w14:ligatures w14:val="none"/>
+        </w:rPr>
+        <w:t>_{t-</w:t>
+      </w:r>
+      <w:proofErr w:type="gramStart"/>
+      <w:r>
+        <w:rPr>
+          <w:rFonts w:ascii="Times New Roman" w:eastAsia="Times New Roman" w:hAnsi="Times New Roman" w:cs="Times New Roman"/>
+          <w:color w:val="000000"/>
+          <w:kern w:val="0"/>
+          <w14:ligatures w14:val="none"/>
+        </w:rPr>
+        <w:t>1}</w:t>
+      </w:r>
+      <w:proofErr w:type="spellStart"/>
+      <w:r>
+        <w:rPr>
+          <w:rFonts w:ascii="Times New Roman" w:eastAsia="Times New Roman" w:hAnsi="Times New Roman" w:cs="Times New Roman"/>
+          <w:color w:val="000000"/>
+          <w:kern w:val="0"/>
+          <w14:ligatures w14:val="none"/>
+        </w:rPr>
+        <w:t>xR</w:t>
+      </w:r>
+      <w:proofErr w:type="spellEnd"/>
+      <w:proofErr w:type="gramEnd"/>
+      <w:r>
+        <w:rPr>
+          <w:rFonts w:ascii="Times New Roman" w:eastAsia="Times New Roman" w:hAnsi="Times New Roman" w:cs="Times New Roman"/>
+          <w:color w:val="000000"/>
+          <w:kern w:val="0"/>
+          <w14:ligatures w14:val="none"/>
+        </w:rPr>
+        <w:t>_{</w:t>
+      </w:r>
+      <w:proofErr w:type="spellStart"/>
+      <w:proofErr w:type="gramStart"/>
+      <w:r>
+        <w:rPr>
+          <w:rFonts w:ascii="Times New Roman" w:eastAsia="Times New Roman" w:hAnsi="Times New Roman" w:cs="Times New Roman"/>
+          <w:color w:val="000000"/>
+          <w:kern w:val="0"/>
+          <w14:ligatures w14:val="none"/>
+        </w:rPr>
+        <w:t>w,t</w:t>
+      </w:r>
+      <w:proofErr w:type="spellEnd"/>
+      <w:r>
+        <w:rPr>
+          <w:rFonts w:ascii="Times New Roman" w:eastAsia="Times New Roman" w:hAnsi="Times New Roman" w:cs="Times New Roman"/>
+          <w:color w:val="000000"/>
+          <w:kern w:val="0"/>
+          <w14:ligatures w14:val="none"/>
+        </w:rPr>
+        <w:t>}]=</w:t>
+      </w:r>
+      <w:proofErr w:type="gramEnd"/>
+      <w:r>
+        <w:rPr>
+          <w:rFonts w:ascii="Times New Roman" w:eastAsia="Times New Roman" w:hAnsi="Times New Roman" w:cs="Times New Roman"/>
+          <w:color w:val="000000"/>
+          <w:kern w:val="0"/>
+          <w14:ligatures w14:val="none"/>
+        </w:rPr>
+        <w:t>0. \</w:t>
+      </w:r>
+      <w:proofErr w:type="gramStart"/>
+      <w:r>
+        <w:rPr>
+          <w:rFonts w:ascii="Times New Roman" w:eastAsia="Times New Roman" w:hAnsi="Times New Roman" w:cs="Times New Roman"/>
+          <w:color w:val="000000"/>
+          <w:kern w:val="0"/>
+          <w14:ligatures w14:val="none"/>
+        </w:rPr>
+        <w:t>end</w:t>
+      </w:r>
+      <w:proofErr w:type="gramEnd"/>
+      <w:r>
+        <w:rPr>
+          <w:rFonts w:ascii="Times New Roman" w:eastAsia="Times New Roman" w:hAnsi="Times New Roman" w:cs="Times New Roman"/>
+          <w:color w:val="000000"/>
+          <w:kern w:val="0"/>
+          <w14:ligatures w14:val="none"/>
+        </w:rPr>
+        <w:t>{aligned} \]</w:t>
+      </w:r>
+    </w:p>
+    <w:p>
+      <w:pPr>
+        <w:spacing w:before="100" w:beforeAutospacing="1" w:after="100" w:afterAutospacing="1" w:line="240" w:lineRule="auto"/>
+        <w:rPr>
+          <w:rFonts w:ascii="Times New Roman" w:eastAsia="Times New Roman" w:hAnsi="Times New Roman" w:cs="Times New Roman"/>
+          <w:color w:val="000000"/>
+          <w:kern w:val="0"/>
+          <w14:ligatures w14:val="none"/>
+        </w:rPr>
+      </w:pPr>
+      <w:r>
+        <w:rPr>
+          <w:rFonts w:ascii="Times New Roman" w:eastAsia="Times New Roman" w:hAnsi="Times New Roman" w:cs="Times New Roman"/>
+          <w:color w:val="000000"/>
+          <w:kern w:val="0"/>
+          <w14:ligatures w14:val="none"/>
+        </w:rPr>
+        <w:t>You want to find one \(\gamma\) that makes both sample moments as close to zero as possible.</w:t>
+      </w:r>
+    </w:p>
+    <w:p>
+      <w:pPr>
+        <w:spacing w:before="100" w:beforeAutospacing="1" w:after="100" w:afterAutospacing="1" w:line="240" w:lineRule="auto"/>
+        <w:rPr>
+          <w:rFonts w:ascii="Times New Roman" w:eastAsia="Times New Roman" w:hAnsi="Times New Roman" w:cs="Times New Roman"/>
+          <w:color w:val="000000"/>
+          <w:kern w:val="0"/>
+          <w14:ligatures w14:val="none"/>
+        </w:rPr>
+      </w:pPr>
+      <w:r>
+        <w:rPr>
+          <w:rFonts w:ascii="Times New Roman" w:eastAsia="Times New Roman" w:hAnsi="Times New Roman" w:cs="Times New Roman"/>
+          <w:color w:val="000000"/>
+          <w:kern w:val="0"/>
+          <w14:ligatures w14:val="none"/>
+        </w:rPr>
+        <w:t>In Q3(c), you use the identity weighting matrix:</w:t>
+      </w:r>
+    </w:p>
+    <w:p>
+      <w:pPr>
+        <w:spacing w:after="0" w:line="240" w:lineRule="auto"/>
+        <w:rPr>
+          <w:rFonts w:ascii="Times New Roman" w:eastAsia="Times New Roman" w:hAnsi="Times New Roman" w:cs="Times New Roman"/>
+          <w:color w:val="000000"/>
+          <w:kern w:val="0"/>
+          <w14:ligatures w14:val="none"/>
+        </w:rPr>
+      </w:pPr>
+      <w:proofErr w:type="gramStart"/>
+      <w:r>
+        <w:rPr>
+          <w:rFonts w:ascii="Times New Roman" w:eastAsia="Times New Roman" w:hAnsi="Times New Roman" w:cs="Times New Roman"/>
+          <w:color w:val="000000"/>
+          <w:kern w:val="0"/>
+          <w14:ligatures w14:val="none"/>
+        </w:rPr>
+        <w:t>\[</w:t>
+      </w:r>
+      <w:proofErr w:type="gramEnd"/>
+      <w:r>
+        <w:rPr>
+          <w:rFonts w:ascii="Times New Roman" w:eastAsia="Times New Roman" w:hAnsi="Times New Roman" w:cs="Times New Roman"/>
+          <w:color w:val="000000"/>
+          <w:kern w:val="0"/>
+          <w14:ligatures w14:val="none"/>
+        </w:rPr>
+        <w:t xml:space="preserve"> W_1=I_2= \begin{</w:t>
+      </w:r>
+      <w:proofErr w:type="spellStart"/>
+      <w:r>
+        <w:rPr>
+          <w:rFonts w:ascii="Times New Roman" w:eastAsia="Times New Roman" w:hAnsi="Times New Roman" w:cs="Times New Roman"/>
+          <w:color w:val="000000"/>
+          <w:kern w:val="0"/>
+          <w14:ligatures w14:val="none"/>
+        </w:rPr>
+        <w:t>pmatrix</w:t>
+      </w:r>
+      <w:proofErr w:type="spellEnd"/>
+      <w:r>
+        <w:rPr>
+          <w:rFonts w:ascii="Times New Roman" w:eastAsia="Times New Roman" w:hAnsi="Times New Roman" w:cs="Times New Roman"/>
+          <w:color w:val="000000"/>
+          <w:kern w:val="0"/>
+          <w14:ligatures w14:val="none"/>
+        </w:rPr>
+        <w:t>} 1&amp;0\\ 0&amp;1 \end{</w:t>
+      </w:r>
+      <w:proofErr w:type="spellStart"/>
+      <w:r>
+        <w:rPr>
+          <w:rFonts w:ascii="Times New Roman" w:eastAsia="Times New Roman" w:hAnsi="Times New Roman" w:cs="Times New Roman"/>
+          <w:color w:val="000000"/>
+          <w:kern w:val="0"/>
+          <w14:ligatures w14:val="none"/>
+        </w:rPr>
+        <w:t>pmatrix</w:t>
+      </w:r>
+      <w:proofErr w:type="spellEnd"/>
+      <w:r>
+        <w:rPr>
+          <w:rFonts w:ascii="Times New Roman" w:eastAsia="Times New Roman" w:hAnsi="Times New Roman" w:cs="Times New Roman"/>
+          <w:color w:val="000000"/>
+          <w:kern w:val="0"/>
+          <w14:ligatures w14:val="none"/>
+        </w:rPr>
+        <w:t>}. \]</w:t>
+      </w:r>
+    </w:p>
+    <w:p>
+      <w:pPr>
+        <w:spacing w:before="100" w:beforeAutospacing="1" w:after="100" w:afterAutospacing="1" w:line="240" w:lineRule="auto"/>
+        <w:rPr>
+          <w:rFonts w:ascii="Times New Roman" w:eastAsia="Times New Roman" w:hAnsi="Times New Roman" w:cs="Times New Roman"/>
+          <w:color w:val="000000"/>
+          <w:kern w:val="0"/>
+          <w14:ligatures w14:val="none"/>
+        </w:rPr>
+      </w:pPr>
+      <w:r>
+        <w:rPr>
+          <w:rFonts w:ascii="Times New Roman" w:eastAsia="Times New Roman" w:hAnsi="Times New Roman" w:cs="Times New Roman"/>
+          <w:color w:val="000000"/>
+          <w:kern w:val="0"/>
+          <w14:ligatures w14:val="none"/>
+        </w:rPr>
+        <w:t>Your GMM objective is therefore</w:t>
+      </w:r>
+    </w:p>
+    <w:p>
+      <w:pPr>
+        <w:spacing w:after="0" w:line="240" w:lineRule="auto"/>
+        <w:rPr>
+          <w:rFonts w:ascii="Times New Roman" w:eastAsia="Times New Roman" w:hAnsi="Times New Roman" w:cs="Times New Roman"/>
+          <w:color w:val="000000"/>
+          <w:kern w:val="0"/>
+          <w14:ligatures w14:val="none"/>
+        </w:rPr>
+      </w:pPr>
+      <w:proofErr w:type="gramStart"/>
+      <w:r>
+        <w:rPr>
+          <w:rFonts w:ascii="Times New Roman" w:eastAsia="Times New Roman" w:hAnsi="Times New Roman" w:cs="Times New Roman"/>
+          <w:color w:val="000000"/>
+          <w:kern w:val="0"/>
+          <w14:ligatures w14:val="none"/>
+        </w:rPr>
+        <w:t>\[</w:t>
+      </w:r>
+      <w:proofErr w:type="gramEnd"/>
+      <w:r>
+        <w:rPr>
+          <w:rFonts w:ascii="Times New Roman" w:eastAsia="Times New Roman" w:hAnsi="Times New Roman" w:cs="Times New Roman"/>
+          <w:color w:val="000000"/>
+          <w:kern w:val="0"/>
+          <w14:ligatures w14:val="none"/>
+        </w:rPr>
+        <w:t xml:space="preserve"> \</w:t>
+      </w:r>
+      <w:proofErr w:type="gramStart"/>
+      <w:r>
+        <w:rPr>
+          <w:rFonts w:ascii="Times New Roman" w:eastAsia="Times New Roman" w:hAnsi="Times New Roman" w:cs="Times New Roman"/>
+          <w:color w:val="000000"/>
+          <w:kern w:val="0"/>
+          <w14:ligatures w14:val="none"/>
+        </w:rPr>
+        <w:t xml:space="preserve">boxed{ </w:t>
+      </w:r>
+      <w:proofErr w:type="spellStart"/>
+      <w:r>
+        <w:rPr>
+          <w:rFonts w:ascii="Times New Roman" w:eastAsia="Times New Roman" w:hAnsi="Times New Roman" w:cs="Times New Roman"/>
+          <w:color w:val="000000"/>
+          <w:kern w:val="0"/>
+          <w14:ligatures w14:val="none"/>
+        </w:rPr>
+        <w:t>Q</w:t>
+      </w:r>
+      <w:proofErr w:type="gramEnd"/>
+      <w:r>
+        <w:rPr>
+          <w:rFonts w:ascii="Times New Roman" w:eastAsia="Times New Roman" w:hAnsi="Times New Roman" w:cs="Times New Roman"/>
+          <w:color w:val="000000"/>
+          <w:kern w:val="0"/>
+          <w14:ligatures w14:val="none"/>
+        </w:rPr>
+        <w:t>_c</w:t>
+      </w:r>
+      <w:proofErr w:type="spellEnd"/>
+      <w:r>
+        <w:rPr>
+          <w:rFonts w:ascii="Times New Roman" w:eastAsia="Times New Roman" w:hAnsi="Times New Roman" w:cs="Times New Roman"/>
+          <w:color w:val="000000"/>
+          <w:kern w:val="0"/>
+          <w14:ligatures w14:val="none"/>
+        </w:rPr>
+        <w:t>(\</w:t>
+      </w:r>
+      <w:proofErr w:type="gramStart"/>
+      <w:r>
+        <w:rPr>
+          <w:rFonts w:ascii="Times New Roman" w:eastAsia="Times New Roman" w:hAnsi="Times New Roman" w:cs="Times New Roman"/>
+          <w:color w:val="000000"/>
+          <w:kern w:val="0"/>
+          <w14:ligatures w14:val="none"/>
+        </w:rPr>
+        <w:t>gamma)=</w:t>
+      </w:r>
+      <w:proofErr w:type="gramEnd"/>
+      <w:r>
+        <w:rPr>
+          <w:rFonts w:ascii="Times New Roman" w:eastAsia="Times New Roman" w:hAnsi="Times New Roman" w:cs="Times New Roman"/>
+          <w:color w:val="000000"/>
+          <w:kern w:val="0"/>
+          <w14:ligatures w14:val="none"/>
+        </w:rPr>
+        <w:t>\bar g_1(\</w:t>
+      </w:r>
+      <w:proofErr w:type="gramStart"/>
+      <w:r>
+        <w:rPr>
+          <w:rFonts w:ascii="Times New Roman" w:eastAsia="Times New Roman" w:hAnsi="Times New Roman" w:cs="Times New Roman"/>
+          <w:color w:val="000000"/>
+          <w:kern w:val="0"/>
+          <w14:ligatures w14:val="none"/>
+        </w:rPr>
+        <w:t>gamma)^</w:t>
+      </w:r>
+      <w:proofErr w:type="gramEnd"/>
+      <w:r>
+        <w:rPr>
+          <w:rFonts w:ascii="Times New Roman" w:eastAsia="Times New Roman" w:hAnsi="Times New Roman" w:cs="Times New Roman"/>
+          <w:color w:val="000000"/>
+          <w:kern w:val="0"/>
+          <w14:ligatures w14:val="none"/>
+        </w:rPr>
+        <w:t>2+\bar g_2(\</w:t>
+      </w:r>
+      <w:proofErr w:type="gramStart"/>
+      <w:r>
+        <w:rPr>
+          <w:rFonts w:ascii="Times New Roman" w:eastAsia="Times New Roman" w:hAnsi="Times New Roman" w:cs="Times New Roman"/>
+          <w:color w:val="000000"/>
+          <w:kern w:val="0"/>
+          <w14:ligatures w14:val="none"/>
+        </w:rPr>
+        <w:t>gamma)^</w:t>
+      </w:r>
+      <w:proofErr w:type="gramEnd"/>
+      <w:r>
+        <w:rPr>
+          <w:rFonts w:ascii="Times New Roman" w:eastAsia="Times New Roman" w:hAnsi="Times New Roman" w:cs="Times New Roman"/>
+          <w:color w:val="000000"/>
+          <w:kern w:val="0"/>
+          <w14:ligatures w14:val="none"/>
+        </w:rPr>
+        <w:t>2</w:t>
+      </w:r>
+      <w:proofErr w:type="gramStart"/>
+      <w:r>
+        <w:rPr>
+          <w:rFonts w:ascii="Times New Roman" w:eastAsia="Times New Roman" w:hAnsi="Times New Roman" w:cs="Times New Roman"/>
+          <w:color w:val="000000"/>
+          <w:kern w:val="0"/>
+          <w14:ligatures w14:val="none"/>
+        </w:rPr>
+        <w:t>. }</w:t>
+      </w:r>
+      <w:proofErr w:type="gramEnd"/>
+      <w:r>
+        <w:rPr>
+          <w:rFonts w:ascii="Times New Roman" w:eastAsia="Times New Roman" w:hAnsi="Times New Roman" w:cs="Times New Roman"/>
+          <w:color w:val="000000"/>
+          <w:kern w:val="0"/>
+          <w14:ligatures w14:val="none"/>
+        </w:rPr>
+        <w:t xml:space="preserve"> \]</w:t>
+      </w:r>
+    </w:p>
+    <w:p>
+      <w:pPr>
+        <w:spacing w:before="100" w:beforeAutospacing="1" w:after="100" w:afterAutospacing="1" w:line="240" w:lineRule="auto"/>
+        <w:rPr>
+          <w:rFonts w:ascii="Times New Roman" w:eastAsia="Times New Roman" w:hAnsi="Times New Roman" w:cs="Times New Roman"/>
+          <w:color w:val="000000"/>
+          <w:kern w:val="0"/>
+          <w14:ligatures w14:val="none"/>
+        </w:rPr>
+      </w:pPr>
+      <w:r>
+        <w:rPr>
+          <w:rFonts w:ascii="Times New Roman" w:eastAsia="Times New Roman" w:hAnsi="Times New Roman" w:cs="Times New Roman"/>
+          <w:color w:val="000000"/>
+          <w:kern w:val="0"/>
+          <w14:ligatures w14:val="none"/>
+        </w:rPr>
+        <w:t>That means you minimize the sum of the two squared pricing errors without adjusting for differences in their variability.</w:t>
+      </w:r>
+    </w:p>
+    <w:p>
+      <w:pPr>
+        <w:spacing w:before="100" w:beforeAutospacing="1" w:after="100" w:afterAutospacing="1" w:line="240" w:lineRule="auto"/>
+        <w:rPr>
+          <w:rFonts w:ascii="Times New Roman" w:eastAsia="Times New Roman" w:hAnsi="Times New Roman" w:cs="Times New Roman"/>
+          <w:color w:val="000000"/>
+          <w:kern w:val="0"/>
+          <w14:ligatures w14:val="none"/>
+        </w:rPr>
+      </w:pPr>
+      <w:r>
+        <w:rPr>
+          <w:rFonts w:ascii="Times New Roman" w:eastAsia="Times New Roman" w:hAnsi="Times New Roman" w:cs="Times New Roman"/>
+          <w:color w:val="000000"/>
+          <w:kern w:val="0"/>
+          <w14:ligatures w14:val="none"/>
+        </w:rPr>
+        <w:t>But here's the important question:</w:t>
+      </w:r>
+    </w:p>
+    <w:p>
+      <w:pPr>
+        <w:spacing w:before="100" w:beforeAutospacing="1" w:after="100" w:afterAutospacing="1" w:line="240" w:lineRule="auto"/>
+        <w:rPr>
+          <w:rFonts w:ascii="Times New Roman" w:eastAsia="Times New Roman" w:hAnsi="Times New Roman" w:cs="Times New Roman"/>
+          <w:color w:val="000000"/>
+          <w:kern w:val="0"/>
+          <w14:ligatures w14:val="none"/>
+        </w:rPr>
+      </w:pPr>
+      <w:r>
+        <w:rPr>
+          <w:rFonts w:ascii="Times New Roman" w:eastAsia="Times New Roman" w:hAnsi="Times New Roman" w:cs="Times New Roman"/>
+          <w:color w:val="000000"/>
+          <w:kern w:val="0"/>
+          <w14:ligatures w14:val="none"/>
+        </w:rPr>
+        <w:t>Should we treat a noisy moment condition and a precisely estimated moment condition equally?</w:t>
+      </w:r>
+    </w:p>
+    <w:p>
+      <w:pPr>
+        <w:spacing w:before="100" w:beforeAutospacing="1" w:after="100" w:afterAutospacing="1" w:line="240" w:lineRule="auto"/>
+        <w:rPr>
+          <w:rFonts w:ascii="Times New Roman" w:eastAsia="Times New Roman" w:hAnsi="Times New Roman" w:cs="Times New Roman"/>
+          <w:color w:val="000000"/>
+          <w:kern w:val="0"/>
+          <w14:ligatures w14:val="none"/>
+        </w:rPr>
+      </w:pPr>
+      <w:r>
+        <w:rPr>
+          <w:rFonts w:ascii="Times New Roman" w:eastAsia="Times New Roman" w:hAnsi="Times New Roman" w:cs="Times New Roman"/>
+          <w:color w:val="000000"/>
+          <w:kern w:val="0"/>
+          <w14:ligatures w14:val="none"/>
+        </w:rPr>
+        <w:t>That's what Q3(d) addresses.</w:t>
+      </w:r>
+    </w:p>
+    <w:p>
+      <w:pPr>
+        <w:spacing w:before="100" w:beforeAutospacing="1" w:after="100" w:afterAutospacing="1" w:line="240" w:lineRule="auto"/>
+        <w:outlineLvl w:val="1"/>
+        <w:rPr>
+          <w:rFonts w:ascii="Times New Roman" w:eastAsia="Times New Roman" w:hAnsi="Times New Roman" w:cs="Times New Roman"/>
+          <w:b/>
+          <w:bCs/>
+          <w:color w:val="000000"/>
+          <w:kern w:val="0"/>
+          <w:sz w:val="36"/>
+          <w:szCs w:val="36"/>
+          <w14:ligatures w14:val="none"/>
+        </w:rPr>
+      </w:pPr>
+      <w:r>
+        <w:rPr>
+          <w:rFonts w:ascii="Times New Roman" w:eastAsia="Times New Roman" w:hAnsi="Times New Roman" w:cs="Times New Roman"/>
+          <w:b/>
+          <w:bCs/>
+          <w:color w:val="000000"/>
+          <w:kern w:val="0"/>
+          <w:sz w:val="36"/>
+          <w:szCs w:val="36"/>
+          <w14:ligatures w14:val="none"/>
+        </w:rPr>
+        <w:t>2. Why would we want a different weighting matrix?</w:t>
+      </w:r>
+    </w:p>
+    <w:p>
+      <w:pPr>
+        <w:spacing w:before="100" w:beforeAutospacing="1" w:after="100" w:afterAutospacing="1" w:line="240" w:lineRule="auto"/>
+        <w:rPr>
+          <w:rFonts w:ascii="Times New Roman" w:eastAsia="Times New Roman" w:hAnsi="Times New Roman" w:cs="Times New Roman"/>
+          <w:color w:val="000000"/>
+          <w:kern w:val="0"/>
+          <w14:ligatures w14:val="none"/>
+        </w:rPr>
+      </w:pPr>
+      <w:r>
+        <w:rPr>
+          <w:rFonts w:ascii="Times New Roman" w:eastAsia="Times New Roman" w:hAnsi="Times New Roman" w:cs="Times New Roman"/>
+          <w:color w:val="000000"/>
+          <w:kern w:val="0"/>
+          <w14:ligatures w14:val="none"/>
+        </w:rPr>
+        <w:t>Imagine that you have two measurements of the same unknown quantity.</w:t>
+      </w:r>
+    </w:p>
+    <w:p>
+      <w:pPr>
+        <w:spacing w:before="100" w:beforeAutospacing="1" w:after="100" w:afterAutospacing="1" w:line="240" w:lineRule="auto"/>
+        <w:rPr>
+          <w:rFonts w:ascii="Times New Roman" w:eastAsia="Times New Roman" w:hAnsi="Times New Roman" w:cs="Times New Roman"/>
+          <w:color w:val="000000"/>
+          <w:kern w:val="0"/>
+          <w14:ligatures w14:val="none"/>
+        </w:rPr>
+      </w:pPr>
+      <w:r>
+        <w:rPr>
+          <w:rFonts w:ascii="Times New Roman" w:eastAsia="Times New Roman" w:hAnsi="Times New Roman" w:cs="Times New Roman"/>
+          <w:color w:val="000000"/>
+          <w:kern w:val="0"/>
+          <w14:ligatures w14:val="none"/>
+        </w:rPr>
+        <w:lastRenderedPageBreak/>
+        <w:t>One measurement is quite precise; the other is extremely noisy.</w:t>
+      </w:r>
+    </w:p>
+    <w:p>
+      <w:pPr>
+        <w:spacing w:before="100" w:beforeAutospacing="1" w:after="100" w:afterAutospacing="1" w:line="240" w:lineRule="auto"/>
+        <w:rPr>
+          <w:rFonts w:ascii="Times New Roman" w:eastAsia="Times New Roman" w:hAnsi="Times New Roman" w:cs="Times New Roman"/>
+          <w:color w:val="000000"/>
+          <w:kern w:val="0"/>
+          <w14:ligatures w14:val="none"/>
+        </w:rPr>
+      </w:pPr>
+      <w:r>
+        <w:rPr>
+          <w:rFonts w:ascii="Times New Roman" w:eastAsia="Times New Roman" w:hAnsi="Times New Roman" w:cs="Times New Roman"/>
+          <w:color w:val="000000"/>
+          <w:kern w:val="0"/>
+          <w14:ligatures w14:val="none"/>
+        </w:rPr>
+        <w:t>Which measurement should receive more weight?</w:t>
+      </w:r>
+    </w:p>
+    <w:p>
+      <w:pPr>
+        <w:spacing w:before="100" w:beforeAutospacing="1" w:after="100" w:afterAutospacing="1" w:line="240" w:lineRule="auto"/>
+        <w:rPr>
+          <w:rFonts w:ascii="Times New Roman" w:eastAsia="Times New Roman" w:hAnsi="Times New Roman" w:cs="Times New Roman"/>
+          <w:color w:val="000000"/>
+          <w:kern w:val="0"/>
+          <w14:ligatures w14:val="none"/>
+        </w:rPr>
+      </w:pPr>
+      <w:r>
+        <w:rPr>
+          <w:rFonts w:ascii="Times New Roman" w:eastAsia="Times New Roman" w:hAnsi="Times New Roman" w:cs="Times New Roman"/>
+          <w:color w:val="000000"/>
+          <w:kern w:val="0"/>
+          <w14:ligatures w14:val="none"/>
+        </w:rPr>
+        <w:t>Generally, the more precise one.</w:t>
+      </w:r>
+    </w:p>
+    <w:p>
+      <w:pPr>
+        <w:spacing w:before="100" w:beforeAutospacing="1" w:after="100" w:afterAutospacing="1" w:line="240" w:lineRule="auto"/>
+        <w:rPr>
+          <w:rFonts w:ascii="Times New Roman" w:eastAsia="Times New Roman" w:hAnsi="Times New Roman" w:cs="Times New Roman"/>
+          <w:color w:val="000000"/>
+          <w:kern w:val="0"/>
+          <w14:ligatures w14:val="none"/>
+        </w:rPr>
+      </w:pPr>
+      <w:r>
+        <w:rPr>
+          <w:rFonts w:ascii="Times New Roman" w:eastAsia="Times New Roman" w:hAnsi="Times New Roman" w:cs="Times New Roman"/>
+          <w:color w:val="000000"/>
+          <w:kern w:val="0"/>
+          <w14:ligatures w14:val="none"/>
+        </w:rPr>
+        <w:t>The same intuition applies to GMM.</w:t>
+      </w:r>
+    </w:p>
+    <w:p>
+      <w:pPr>
+        <w:spacing w:before="100" w:beforeAutospacing="1" w:after="100" w:afterAutospacing="1" w:line="240" w:lineRule="auto"/>
+        <w:rPr>
+          <w:rFonts w:ascii="Times New Roman" w:eastAsia="Times New Roman" w:hAnsi="Times New Roman" w:cs="Times New Roman"/>
+          <w:color w:val="000000"/>
+          <w:kern w:val="0"/>
+          <w14:ligatures w14:val="none"/>
+        </w:rPr>
+      </w:pPr>
+      <w:r>
+        <w:rPr>
+          <w:rFonts w:ascii="Times New Roman" w:eastAsia="Times New Roman" w:hAnsi="Times New Roman" w:cs="Times New Roman"/>
+          <w:color w:val="000000"/>
+          <w:kern w:val="0"/>
+          <w14:ligatures w14:val="none"/>
+        </w:rPr>
+        <w:t>Suppose the long-run covariance matrix of your moment conditions is</w:t>
+      </w:r>
+    </w:p>
+    <w:p>
+      <w:pPr>
+        <w:spacing w:after="0" w:line="240" w:lineRule="auto"/>
+        <w:rPr>
+          <w:rFonts w:ascii="Times New Roman" w:eastAsia="Times New Roman" w:hAnsi="Times New Roman" w:cs="Times New Roman"/>
+          <w:color w:val="000000"/>
+          <w:kern w:val="0"/>
+          <w14:ligatures w14:val="none"/>
+        </w:rPr>
+      </w:pPr>
+      <w:proofErr w:type="gramStart"/>
+      <w:r>
+        <w:rPr>
+          <w:rFonts w:ascii="Times New Roman" w:eastAsia="Times New Roman" w:hAnsi="Times New Roman" w:cs="Times New Roman"/>
+          <w:color w:val="000000"/>
+          <w:kern w:val="0"/>
+          <w14:ligatures w14:val="none"/>
+        </w:rPr>
+        <w:t>\[</w:t>
+      </w:r>
+      <w:proofErr w:type="gramEnd"/>
+      <w:r>
+        <w:rPr>
+          <w:rFonts w:ascii="Times New Roman" w:eastAsia="Times New Roman" w:hAnsi="Times New Roman" w:cs="Times New Roman"/>
+          <w:color w:val="000000"/>
+          <w:kern w:val="0"/>
+          <w14:ligatures w14:val="none"/>
+        </w:rPr>
+        <w:t xml:space="preserve"> S= \begin{</w:t>
+      </w:r>
+      <w:proofErr w:type="spellStart"/>
+      <w:r>
+        <w:rPr>
+          <w:rFonts w:ascii="Times New Roman" w:eastAsia="Times New Roman" w:hAnsi="Times New Roman" w:cs="Times New Roman"/>
+          <w:color w:val="000000"/>
+          <w:kern w:val="0"/>
+          <w14:ligatures w14:val="none"/>
+        </w:rPr>
+        <w:t>pmatrix</w:t>
+      </w:r>
+      <w:proofErr w:type="spellEnd"/>
+      <w:r>
+        <w:rPr>
+          <w:rFonts w:ascii="Times New Roman" w:eastAsia="Times New Roman" w:hAnsi="Times New Roman" w:cs="Times New Roman"/>
+          <w:color w:val="000000"/>
+          <w:kern w:val="0"/>
+          <w14:ligatures w14:val="none"/>
+        </w:rPr>
+        <w:t>} 0.01&amp;0\\ 0&amp;0.09 \end{</w:t>
+      </w:r>
+      <w:proofErr w:type="spellStart"/>
+      <w:r>
+        <w:rPr>
+          <w:rFonts w:ascii="Times New Roman" w:eastAsia="Times New Roman" w:hAnsi="Times New Roman" w:cs="Times New Roman"/>
+          <w:color w:val="000000"/>
+          <w:kern w:val="0"/>
+          <w14:ligatures w14:val="none"/>
+        </w:rPr>
+        <w:t>pmatrix</w:t>
+      </w:r>
+      <w:proofErr w:type="spellEnd"/>
+      <w:r>
+        <w:rPr>
+          <w:rFonts w:ascii="Times New Roman" w:eastAsia="Times New Roman" w:hAnsi="Times New Roman" w:cs="Times New Roman"/>
+          <w:color w:val="000000"/>
+          <w:kern w:val="0"/>
+          <w14:ligatures w14:val="none"/>
+        </w:rPr>
+        <w:t>}. \]</w:t>
+      </w:r>
+    </w:p>
+    <w:p>
+      <w:pPr>
+        <w:spacing w:before="100" w:beforeAutospacing="1" w:after="100" w:afterAutospacing="1" w:line="240" w:lineRule="auto"/>
+        <w:rPr>
+          <w:rFonts w:ascii="Times New Roman" w:eastAsia="Times New Roman" w:hAnsi="Times New Roman" w:cs="Times New Roman"/>
+          <w:color w:val="000000"/>
+          <w:kern w:val="0"/>
+          <w14:ligatures w14:val="none"/>
+        </w:rPr>
+      </w:pPr>
+      <w:r>
+        <w:rPr>
+          <w:rFonts w:ascii="Times New Roman" w:eastAsia="Times New Roman" w:hAnsi="Times New Roman" w:cs="Times New Roman"/>
+          <w:color w:val="000000"/>
+          <w:kern w:val="0"/>
+          <w14:ligatures w14:val="none"/>
+        </w:rPr>
+        <w:t>This is a hypothetical example.</w:t>
+      </w:r>
+    </w:p>
+    <w:p>
+      <w:pPr>
+        <w:spacing w:before="100" w:beforeAutospacing="1" w:after="100" w:afterAutospacing="1" w:line="240" w:lineRule="auto"/>
+        <w:rPr>
+          <w:rFonts w:ascii="Times New Roman" w:eastAsia="Times New Roman" w:hAnsi="Times New Roman" w:cs="Times New Roman"/>
+          <w:color w:val="000000"/>
+          <w:kern w:val="0"/>
+          <w14:ligatures w14:val="none"/>
+        </w:rPr>
+      </w:pPr>
+      <w:r>
+        <w:rPr>
+          <w:rFonts w:ascii="Times New Roman" w:eastAsia="Times New Roman" w:hAnsi="Times New Roman" w:cs="Times New Roman"/>
+          <w:color w:val="000000"/>
+          <w:kern w:val="0"/>
+          <w14:ligatures w14:val="none"/>
+        </w:rPr>
+        <w:t>The second moment has nine times the variance of the first.</w:t>
+      </w:r>
+    </w:p>
+    <w:p>
+      <w:pPr>
+        <w:spacing w:before="100" w:beforeAutospacing="1" w:after="100" w:afterAutospacing="1" w:line="240" w:lineRule="auto"/>
+        <w:rPr>
+          <w:rFonts w:ascii="Times New Roman" w:eastAsia="Times New Roman" w:hAnsi="Times New Roman" w:cs="Times New Roman"/>
+          <w:color w:val="000000"/>
+          <w:kern w:val="0"/>
+          <w14:ligatures w14:val="none"/>
+        </w:rPr>
+      </w:pPr>
+      <w:r>
+        <w:rPr>
+          <w:rFonts w:ascii="Times New Roman" w:eastAsia="Times New Roman" w:hAnsi="Times New Roman" w:cs="Times New Roman"/>
+          <w:color w:val="000000"/>
+          <w:kern w:val="0"/>
+          <w14:ligatures w14:val="none"/>
+        </w:rPr>
+        <w:t>Under Q3(c), the objective is</w:t>
+      </w:r>
+    </w:p>
+    <w:p>
+      <w:pPr>
+        <w:spacing w:after="0" w:line="240" w:lineRule="auto"/>
+        <w:rPr>
+          <w:rFonts w:ascii="Times New Roman" w:eastAsia="Times New Roman" w:hAnsi="Times New Roman" w:cs="Times New Roman"/>
+          <w:color w:val="000000"/>
+          <w:kern w:val="0"/>
+          <w14:ligatures w14:val="none"/>
+        </w:rPr>
+      </w:pPr>
+      <w:proofErr w:type="gramStart"/>
+      <w:r>
+        <w:rPr>
+          <w:rFonts w:ascii="Times New Roman" w:eastAsia="Times New Roman" w:hAnsi="Times New Roman" w:cs="Times New Roman"/>
+          <w:color w:val="000000"/>
+          <w:kern w:val="0"/>
+          <w14:ligatures w14:val="none"/>
+        </w:rPr>
+        <w:t>\[</w:t>
+      </w:r>
+      <w:proofErr w:type="gramEnd"/>
+      <w:r>
+        <w:rPr>
+          <w:rFonts w:ascii="Times New Roman" w:eastAsia="Times New Roman" w:hAnsi="Times New Roman" w:cs="Times New Roman"/>
+          <w:color w:val="000000"/>
+          <w:kern w:val="0"/>
+          <w14:ligatures w14:val="none"/>
+        </w:rPr>
+        <w:t xml:space="preserve"> </w:t>
+      </w:r>
+      <w:proofErr w:type="spellStart"/>
+      <w:r>
+        <w:rPr>
+          <w:rFonts w:ascii="Times New Roman" w:eastAsia="Times New Roman" w:hAnsi="Times New Roman" w:cs="Times New Roman"/>
+          <w:color w:val="000000"/>
+          <w:kern w:val="0"/>
+          <w14:ligatures w14:val="none"/>
+        </w:rPr>
+        <w:t>Q_c</w:t>
+      </w:r>
+      <w:proofErr w:type="spellEnd"/>
+      <w:r>
+        <w:rPr>
+          <w:rFonts w:ascii="Times New Roman" w:eastAsia="Times New Roman" w:hAnsi="Times New Roman" w:cs="Times New Roman"/>
+          <w:color w:val="000000"/>
+          <w:kern w:val="0"/>
+          <w14:ligatures w14:val="none"/>
+        </w:rPr>
+        <w:t>(\</w:t>
+      </w:r>
+      <w:proofErr w:type="gramStart"/>
+      <w:r>
+        <w:rPr>
+          <w:rFonts w:ascii="Times New Roman" w:eastAsia="Times New Roman" w:hAnsi="Times New Roman" w:cs="Times New Roman"/>
+          <w:color w:val="000000"/>
+          <w:kern w:val="0"/>
+          <w14:ligatures w14:val="none"/>
+        </w:rPr>
+        <w:t>gamma)=</w:t>
+      </w:r>
+      <w:proofErr w:type="gramEnd"/>
+      <w:r>
+        <w:rPr>
+          <w:rFonts w:ascii="Times New Roman" w:eastAsia="Times New Roman" w:hAnsi="Times New Roman" w:cs="Times New Roman"/>
+          <w:color w:val="000000"/>
+          <w:kern w:val="0"/>
+          <w14:ligatures w14:val="none"/>
+        </w:rPr>
+        <w:t>\bar g_1^2+\bar g_2^2. \]</w:t>
+      </w:r>
+    </w:p>
+    <w:p>
+      <w:pPr>
+        <w:spacing w:before="100" w:beforeAutospacing="1" w:after="100" w:afterAutospacing="1" w:line="240" w:lineRule="auto"/>
+        <w:rPr>
+          <w:rFonts w:ascii="Times New Roman" w:eastAsia="Times New Roman" w:hAnsi="Times New Roman" w:cs="Times New Roman"/>
+          <w:color w:val="000000"/>
+          <w:kern w:val="0"/>
+          <w14:ligatures w14:val="none"/>
+        </w:rPr>
+      </w:pPr>
+      <w:r>
+        <w:rPr>
+          <w:rFonts w:ascii="Times New Roman" w:eastAsia="Times New Roman" w:hAnsi="Times New Roman" w:cs="Times New Roman"/>
+          <w:color w:val="000000"/>
+          <w:kern w:val="0"/>
+          <w14:ligatures w14:val="none"/>
+        </w:rPr>
+        <w:t>But in Q3(d), the inverse covariance matrix is</w:t>
+      </w:r>
+    </w:p>
+    <w:p>
+      <w:pPr>
+        <w:spacing w:after="0" w:line="240" w:lineRule="auto"/>
+        <w:rPr>
+          <w:rFonts w:ascii="Times New Roman" w:eastAsia="Times New Roman" w:hAnsi="Times New Roman" w:cs="Times New Roman"/>
+          <w:color w:val="000000"/>
+          <w:kern w:val="0"/>
+          <w14:ligatures w14:val="none"/>
+        </w:rPr>
+      </w:pPr>
+      <w:proofErr w:type="gramStart"/>
+      <w:r>
+        <w:rPr>
+          <w:rFonts w:ascii="Times New Roman" w:eastAsia="Times New Roman" w:hAnsi="Times New Roman" w:cs="Times New Roman"/>
+          <w:color w:val="000000"/>
+          <w:kern w:val="0"/>
+          <w14:ligatures w14:val="none"/>
+        </w:rPr>
+        <w:t>\[</w:t>
+      </w:r>
+      <w:proofErr w:type="gramEnd"/>
+      <w:r>
+        <w:rPr>
+          <w:rFonts w:ascii="Times New Roman" w:eastAsia="Times New Roman" w:hAnsi="Times New Roman" w:cs="Times New Roman"/>
+          <w:color w:val="000000"/>
+          <w:kern w:val="0"/>
+          <w14:ligatures w14:val="none"/>
+        </w:rPr>
+        <w:t xml:space="preserve"> S</w:t>
+      </w:r>
+      <w:proofErr w:type="gramStart"/>
+      <w:r>
+        <w:rPr>
+          <w:rFonts w:ascii="Times New Roman" w:eastAsia="Times New Roman" w:hAnsi="Times New Roman" w:cs="Times New Roman"/>
+          <w:color w:val="000000"/>
+          <w:kern w:val="0"/>
+          <w14:ligatures w14:val="none"/>
+        </w:rPr>
+        <w:t>^{</w:t>
+      </w:r>
+      <w:proofErr w:type="gramEnd"/>
+      <w:r>
+        <w:rPr>
+          <w:rFonts w:ascii="Times New Roman" w:eastAsia="Times New Roman" w:hAnsi="Times New Roman" w:cs="Times New Roman"/>
+          <w:color w:val="000000"/>
+          <w:kern w:val="0"/>
+          <w14:ligatures w14:val="none"/>
+        </w:rPr>
+        <w:t>-</w:t>
+      </w:r>
+      <w:proofErr w:type="gramStart"/>
+      <w:r>
+        <w:rPr>
+          <w:rFonts w:ascii="Times New Roman" w:eastAsia="Times New Roman" w:hAnsi="Times New Roman" w:cs="Times New Roman"/>
+          <w:color w:val="000000"/>
+          <w:kern w:val="0"/>
+          <w14:ligatures w14:val="none"/>
+        </w:rPr>
+        <w:t>1}=</w:t>
+      </w:r>
+      <w:proofErr w:type="gramEnd"/>
+      <w:r>
+        <w:rPr>
+          <w:rFonts w:ascii="Times New Roman" w:eastAsia="Times New Roman" w:hAnsi="Times New Roman" w:cs="Times New Roman"/>
+          <w:color w:val="000000"/>
+          <w:kern w:val="0"/>
+          <w14:ligatures w14:val="none"/>
+        </w:rPr>
+        <w:t xml:space="preserve"> \begin{</w:t>
+      </w:r>
+      <w:proofErr w:type="spellStart"/>
+      <w:r>
+        <w:rPr>
+          <w:rFonts w:ascii="Times New Roman" w:eastAsia="Times New Roman" w:hAnsi="Times New Roman" w:cs="Times New Roman"/>
+          <w:color w:val="000000"/>
+          <w:kern w:val="0"/>
+          <w14:ligatures w14:val="none"/>
+        </w:rPr>
+        <w:t>pmatrix</w:t>
+      </w:r>
+      <w:proofErr w:type="spellEnd"/>
+      <w:r>
+        <w:rPr>
+          <w:rFonts w:ascii="Times New Roman" w:eastAsia="Times New Roman" w:hAnsi="Times New Roman" w:cs="Times New Roman"/>
+          <w:color w:val="000000"/>
+          <w:kern w:val="0"/>
+          <w14:ligatures w14:val="none"/>
+        </w:rPr>
+        <w:t>} 100&amp;0\\ 0&amp;11.11 \end{</w:t>
+      </w:r>
+      <w:proofErr w:type="spellStart"/>
+      <w:r>
+        <w:rPr>
+          <w:rFonts w:ascii="Times New Roman" w:eastAsia="Times New Roman" w:hAnsi="Times New Roman" w:cs="Times New Roman"/>
+          <w:color w:val="000000"/>
+          <w:kern w:val="0"/>
+          <w14:ligatures w14:val="none"/>
+        </w:rPr>
+        <w:t>pmatrix</w:t>
+      </w:r>
+      <w:proofErr w:type="spellEnd"/>
+      <w:r>
+        <w:rPr>
+          <w:rFonts w:ascii="Times New Roman" w:eastAsia="Times New Roman" w:hAnsi="Times New Roman" w:cs="Times New Roman"/>
+          <w:color w:val="000000"/>
+          <w:kern w:val="0"/>
+          <w14:ligatures w14:val="none"/>
+        </w:rPr>
+        <w:t>}. \]</w:t>
+      </w:r>
+    </w:p>
+    <w:p>
+      <w:pPr>
+        <w:spacing w:before="100" w:beforeAutospacing="1" w:after="100" w:afterAutospacing="1" w:line="240" w:lineRule="auto"/>
+        <w:rPr>
+          <w:rFonts w:ascii="Times New Roman" w:eastAsia="Times New Roman" w:hAnsi="Times New Roman" w:cs="Times New Roman"/>
+          <w:color w:val="000000"/>
+          <w:kern w:val="0"/>
+          <w14:ligatures w14:val="none"/>
+        </w:rPr>
+      </w:pPr>
+      <w:proofErr w:type="gramStart"/>
+      <w:r>
+        <w:rPr>
+          <w:rFonts w:ascii="Times New Roman" w:eastAsia="Times New Roman" w:hAnsi="Times New Roman" w:cs="Times New Roman"/>
+          <w:color w:val="000000"/>
+          <w:kern w:val="0"/>
+          <w14:ligatures w14:val="none"/>
+        </w:rPr>
+        <w:t>So</w:t>
+      </w:r>
+      <w:proofErr w:type="gramEnd"/>
+      <w:r>
+        <w:rPr>
+          <w:rFonts w:ascii="Times New Roman" w:eastAsia="Times New Roman" w:hAnsi="Times New Roman" w:cs="Times New Roman"/>
+          <w:color w:val="000000"/>
+          <w:kern w:val="0"/>
+          <w14:ligatures w14:val="none"/>
+        </w:rPr>
+        <w:t> the objective becomes</w:t>
+      </w:r>
+    </w:p>
+    <w:p>
+      <w:pPr>
+        <w:spacing w:after="0" w:line="240" w:lineRule="auto"/>
+        <w:rPr>
+          <w:rFonts w:ascii="Times New Roman" w:eastAsia="Times New Roman" w:hAnsi="Times New Roman" w:cs="Times New Roman"/>
+          <w:color w:val="000000"/>
+          <w:kern w:val="0"/>
+          <w14:ligatures w14:val="none"/>
+        </w:rPr>
+      </w:pPr>
+      <w:proofErr w:type="gramStart"/>
+      <w:r>
+        <w:rPr>
+          <w:rFonts w:ascii="Times New Roman" w:eastAsia="Times New Roman" w:hAnsi="Times New Roman" w:cs="Times New Roman"/>
+          <w:color w:val="000000"/>
+          <w:kern w:val="0"/>
+          <w14:ligatures w14:val="none"/>
+        </w:rPr>
+        <w:t>\[</w:t>
+      </w:r>
+      <w:proofErr w:type="gramEnd"/>
+      <w:r>
+        <w:rPr>
+          <w:rFonts w:ascii="Times New Roman" w:eastAsia="Times New Roman" w:hAnsi="Times New Roman" w:cs="Times New Roman"/>
+          <w:color w:val="000000"/>
+          <w:kern w:val="0"/>
+          <w14:ligatures w14:val="none"/>
+        </w:rPr>
+        <w:t xml:space="preserve"> \</w:t>
+      </w:r>
+      <w:proofErr w:type="gramStart"/>
+      <w:r>
+        <w:rPr>
+          <w:rFonts w:ascii="Times New Roman" w:eastAsia="Times New Roman" w:hAnsi="Times New Roman" w:cs="Times New Roman"/>
+          <w:color w:val="000000"/>
+          <w:kern w:val="0"/>
+          <w14:ligatures w14:val="none"/>
+        </w:rPr>
+        <w:t xml:space="preserve">boxed{ </w:t>
+      </w:r>
+      <w:proofErr w:type="spellStart"/>
+      <w:r>
+        <w:rPr>
+          <w:rFonts w:ascii="Times New Roman" w:eastAsia="Times New Roman" w:hAnsi="Times New Roman" w:cs="Times New Roman"/>
+          <w:color w:val="000000"/>
+          <w:kern w:val="0"/>
+          <w14:ligatures w14:val="none"/>
+        </w:rPr>
+        <w:t>Q</w:t>
+      </w:r>
+      <w:proofErr w:type="gramEnd"/>
+      <w:r>
+        <w:rPr>
+          <w:rFonts w:ascii="Times New Roman" w:eastAsia="Times New Roman" w:hAnsi="Times New Roman" w:cs="Times New Roman"/>
+          <w:color w:val="000000"/>
+          <w:kern w:val="0"/>
+          <w14:ligatures w14:val="none"/>
+        </w:rPr>
+        <w:t>_d</w:t>
+      </w:r>
+      <w:proofErr w:type="spellEnd"/>
+      <w:r>
+        <w:rPr>
+          <w:rFonts w:ascii="Times New Roman" w:eastAsia="Times New Roman" w:hAnsi="Times New Roman" w:cs="Times New Roman"/>
+          <w:color w:val="000000"/>
+          <w:kern w:val="0"/>
+          <w14:ligatures w14:val="none"/>
+        </w:rPr>
+        <w:t>(\</w:t>
+      </w:r>
+      <w:proofErr w:type="gramStart"/>
+      <w:r>
+        <w:rPr>
+          <w:rFonts w:ascii="Times New Roman" w:eastAsia="Times New Roman" w:hAnsi="Times New Roman" w:cs="Times New Roman"/>
+          <w:color w:val="000000"/>
+          <w:kern w:val="0"/>
+          <w14:ligatures w14:val="none"/>
+        </w:rPr>
+        <w:t>gamma)=</w:t>
+      </w:r>
+      <w:proofErr w:type="gramEnd"/>
+      <w:r>
+        <w:rPr>
+          <w:rFonts w:ascii="Times New Roman" w:eastAsia="Times New Roman" w:hAnsi="Times New Roman" w:cs="Times New Roman"/>
+          <w:color w:val="000000"/>
+          <w:kern w:val="0"/>
+          <w14:ligatures w14:val="none"/>
+        </w:rPr>
+        <w:t>100\bar g_1^2+11.11\bar g_2^2</w:t>
+      </w:r>
+      <w:proofErr w:type="gramStart"/>
+      <w:r>
+        <w:rPr>
+          <w:rFonts w:ascii="Times New Roman" w:eastAsia="Times New Roman" w:hAnsi="Times New Roman" w:cs="Times New Roman"/>
+          <w:color w:val="000000"/>
+          <w:kern w:val="0"/>
+          <w14:ligatures w14:val="none"/>
+        </w:rPr>
+        <w:t>. }</w:t>
+      </w:r>
+      <w:proofErr w:type="gramEnd"/>
+      <w:r>
+        <w:rPr>
+          <w:rFonts w:ascii="Times New Roman" w:eastAsia="Times New Roman" w:hAnsi="Times New Roman" w:cs="Times New Roman"/>
+          <w:color w:val="000000"/>
+          <w:kern w:val="0"/>
+          <w14:ligatures w14:val="none"/>
+        </w:rPr>
+        <w:t xml:space="preserve"> \]</w:t>
+      </w:r>
+    </w:p>
+    <w:p>
+      <w:pPr>
+        <w:spacing w:before="100" w:beforeAutospacing="1" w:after="100" w:afterAutospacing="1" w:line="240" w:lineRule="auto"/>
+        <w:rPr>
+          <w:rFonts w:ascii="Times New Roman" w:eastAsia="Times New Roman" w:hAnsi="Times New Roman" w:cs="Times New Roman"/>
+          <w:color w:val="000000"/>
+          <w:kern w:val="0"/>
+          <w14:ligatures w14:val="none"/>
+        </w:rPr>
+      </w:pPr>
+      <w:r>
+        <w:rPr>
+          <w:rFonts w:ascii="Times New Roman" w:eastAsia="Times New Roman" w:hAnsi="Times New Roman" w:cs="Times New Roman"/>
+          <w:color w:val="000000"/>
+          <w:kern w:val="0"/>
+          <w14:ligatures w14:val="none"/>
+        </w:rPr>
+        <w:t>The first moment now receives a higher weight because it is measured more precisely.</w:t>
+      </w:r>
+    </w:p>
+    <w:p>
+      <w:pPr>
+        <w:spacing w:before="100" w:beforeAutospacing="1" w:after="100" w:afterAutospacing="1" w:line="240" w:lineRule="auto"/>
+        <w:rPr>
+          <w:rFonts w:ascii="Times New Roman" w:eastAsia="Times New Roman" w:hAnsi="Times New Roman" w:cs="Times New Roman"/>
+          <w:color w:val="000000"/>
+          <w:kern w:val="0"/>
+          <w14:ligatures w14:val="none"/>
+        </w:rPr>
+      </w:pPr>
+      <w:r>
+        <w:rPr>
+          <w:rFonts w:ascii="Times New Roman" w:eastAsia="Times New Roman" w:hAnsi="Times New Roman" w:cs="Times New Roman"/>
+          <w:color w:val="000000"/>
+          <w:kern w:val="0"/>
+          <w14:ligatures w14:val="none"/>
+        </w:rPr>
+        <w:t>In your actual assignment, \(S\) also contains off-diagonal covariance terms, so the optimal weighting accounts for both the variability of each moment and the correlation between them.</w:t>
+      </w:r>
+    </w:p>
+    <w:p>
+      <w:pPr>
+        <w:spacing w:before="100" w:beforeAutospacing="1" w:after="100" w:afterAutospacing="1" w:line="240" w:lineRule="auto"/>
+        <w:rPr>
+          <w:rFonts w:ascii="Times New Roman" w:eastAsia="Times New Roman" w:hAnsi="Times New Roman" w:cs="Times New Roman"/>
+          <w:color w:val="000000"/>
+          <w:kern w:val="0"/>
+          <w14:ligatures w14:val="none"/>
+        </w:rPr>
+      </w:pPr>
+      <w:r>
+        <w:rPr>
+          <w:rFonts w:ascii="Times New Roman" w:eastAsia="Times New Roman" w:hAnsi="Times New Roman" w:cs="Times New Roman"/>
+          <w:color w:val="000000"/>
+          <w:kern w:val="0"/>
+          <w14:ligatures w14:val="none"/>
+        </w:rPr>
+        <w:t>This is the intuition behind efficient GMM.</w:t>
+      </w:r>
+    </w:p>
+    <w:p>
+      <w:pPr>
+        <w:spacing w:before="100" w:beforeAutospacing="1" w:after="100" w:afterAutospacing="1" w:line="240" w:lineRule="auto"/>
+        <w:outlineLvl w:val="1"/>
+        <w:rPr>
+          <w:rFonts w:ascii="Times New Roman" w:eastAsia="Times New Roman" w:hAnsi="Times New Roman" w:cs="Times New Roman"/>
+          <w:b/>
+          <w:bCs/>
+          <w:color w:val="000000"/>
+          <w:kern w:val="0"/>
+          <w:sz w:val="36"/>
+          <w:szCs w:val="36"/>
+          <w14:ligatures w14:val="none"/>
+        </w:rPr>
+      </w:pPr>
+      <w:r>
+        <w:rPr>
+          <w:rFonts w:ascii="Times New Roman" w:eastAsia="Times New Roman" w:hAnsi="Times New Roman" w:cs="Times New Roman"/>
+          <w:b/>
+          <w:bCs/>
+          <w:color w:val="000000"/>
+          <w:kern w:val="0"/>
+          <w:sz w:val="36"/>
+          <w:szCs w:val="36"/>
+          <w14:ligatures w14:val="none"/>
+        </w:rPr>
+        <w:t>3. What exactly does Q3(d) ask you to do?</w:t>
+      </w:r>
+    </w:p>
+    <w:p>
+      <w:pPr>
+        <w:spacing w:before="100" w:beforeAutospacing="1" w:after="100" w:afterAutospacing="1" w:line="240" w:lineRule="auto"/>
+        <w:rPr>
+          <w:rFonts w:ascii="Times New Roman" w:eastAsia="Times New Roman" w:hAnsi="Times New Roman" w:cs="Times New Roman"/>
+          <w:color w:val="000000"/>
+          <w:kern w:val="0"/>
+          <w14:ligatures w14:val="none"/>
+        </w:rPr>
+      </w:pPr>
+      <w:r>
+        <w:rPr>
+          <w:rFonts w:ascii="Times New Roman" w:eastAsia="Times New Roman" w:hAnsi="Times New Roman" w:cs="Times New Roman"/>
+          <w:color w:val="000000"/>
+          <w:kern w:val="0"/>
+          <w14:ligatures w14:val="none"/>
+        </w:rPr>
+        <w:t>Your professor writes:</w:t>
+      </w:r>
+    </w:p>
+    <w:p>
+      <w:pPr>
+        <w:spacing w:before="100" w:beforeAutospacing="1" w:after="100" w:afterAutospacing="1" w:line="240" w:lineRule="auto"/>
+        <w:rPr>
+          <w:rFonts w:ascii="Times New Roman" w:eastAsia="Times New Roman" w:hAnsi="Times New Roman" w:cs="Times New Roman"/>
+          <w:color w:val="000000"/>
+          <w:kern w:val="0"/>
+          <w14:ligatures w14:val="none"/>
+        </w:rPr>
+      </w:pPr>
+      <w:r>
+        <w:rPr>
+          <w:rFonts w:ascii="Times New Roman" w:eastAsia="Times New Roman" w:hAnsi="Times New Roman" w:cs="Times New Roman"/>
+          <w:color w:val="000000"/>
+          <w:kern w:val="0"/>
+          <w14:ligatures w14:val="none"/>
+        </w:rPr>
+        <w:t>Repeat Question (3c), but this time using a two-step GMM in which the </w:t>
+      </w:r>
+      <w:proofErr w:type="gramStart"/>
+      <w:r>
+        <w:rPr>
+          <w:rFonts w:ascii="Times New Roman" w:eastAsia="Times New Roman" w:hAnsi="Times New Roman" w:cs="Times New Roman"/>
+          <w:color w:val="000000"/>
+          <w:kern w:val="0"/>
+          <w14:ligatures w14:val="none"/>
+        </w:rPr>
+        <w:t>\(</w:t>
+      </w:r>
+      <w:proofErr w:type="gramEnd"/>
+      <w:r>
+        <w:rPr>
+          <w:rFonts w:ascii="Times New Roman" w:eastAsia="Times New Roman" w:hAnsi="Times New Roman" w:cs="Times New Roman"/>
+          <w:color w:val="000000"/>
+          <w:kern w:val="0"/>
+          <w14:ligatures w14:val="none"/>
+        </w:rPr>
+        <w:t>\hat S</w:t>
+      </w:r>
+      <w:proofErr w:type="gramStart"/>
+      <w:r>
+        <w:rPr>
+          <w:rFonts w:ascii="Times New Roman" w:eastAsia="Times New Roman" w:hAnsi="Times New Roman" w:cs="Times New Roman"/>
+          <w:color w:val="000000"/>
+          <w:kern w:val="0"/>
+          <w14:ligatures w14:val="none"/>
+        </w:rPr>
+        <w:t>^{</w:t>
+      </w:r>
+      <w:proofErr w:type="gramEnd"/>
+      <w:r>
+        <w:rPr>
+          <w:rFonts w:ascii="Times New Roman" w:eastAsia="Times New Roman" w:hAnsi="Times New Roman" w:cs="Times New Roman"/>
+          <w:color w:val="000000"/>
+          <w:kern w:val="0"/>
+          <w14:ligatures w14:val="none"/>
+        </w:rPr>
+        <w:t>-</w:t>
+      </w:r>
+      <w:proofErr w:type="gramStart"/>
+      <w:r>
+        <w:rPr>
+          <w:rFonts w:ascii="Times New Roman" w:eastAsia="Times New Roman" w:hAnsi="Times New Roman" w:cs="Times New Roman"/>
+          <w:color w:val="000000"/>
+          <w:kern w:val="0"/>
+          <w14:ligatures w14:val="none"/>
+        </w:rPr>
+        <w:t>1}\</w:t>
+      </w:r>
+      <w:proofErr w:type="gramEnd"/>
+      <w:r>
+        <w:rPr>
+          <w:rFonts w:ascii="Times New Roman" w:eastAsia="Times New Roman" w:hAnsi="Times New Roman" w:cs="Times New Roman"/>
+          <w:color w:val="000000"/>
+          <w:kern w:val="0"/>
+          <w14:ligatures w14:val="none"/>
+        </w:rPr>
+        <w:t>) from Question (3c) is used as the weighting matrix when minimizing pricing errors.</w:t>
+      </w:r>
+    </w:p>
+    <w:p>
+      <w:pPr>
+        <w:spacing w:before="100" w:beforeAutospacing="1" w:after="100" w:afterAutospacing="1" w:line="240" w:lineRule="auto"/>
+        <w:rPr>
+          <w:rFonts w:ascii="Times New Roman" w:eastAsia="Times New Roman" w:hAnsi="Times New Roman" w:cs="Times New Roman"/>
+          <w:color w:val="000000"/>
+          <w:kern w:val="0"/>
+          <w14:ligatures w14:val="none"/>
+        </w:rPr>
+      </w:pPr>
+      <w:r>
+        <w:rPr>
+          <w:rFonts w:ascii="Times New Roman" w:eastAsia="Times New Roman" w:hAnsi="Times New Roman" w:cs="Times New Roman"/>
+          <w:color w:val="000000"/>
+          <w:kern w:val="0"/>
+          <w14:ligatures w14:val="none"/>
+        </w:rPr>
+        <w:t>Let's break down what two-step means.</w:t>
+      </w:r>
+    </w:p>
+    <w:p>
+      <w:pPr>
+        <w:spacing w:before="100" w:beforeAutospacing="1" w:after="100" w:afterAutospacing="1" w:line="240" w:lineRule="auto"/>
+        <w:rPr>
+          <w:rFonts w:ascii="Times New Roman" w:eastAsia="Times New Roman" w:hAnsi="Times New Roman" w:cs="Times New Roman"/>
+          <w:color w:val="000000"/>
+          <w:kern w:val="0"/>
+          <w14:ligatures w14:val="none"/>
+        </w:rPr>
+      </w:pPr>
+      <w:r>
+        <w:rPr>
+          <w:rFonts w:ascii="Times New Roman" w:eastAsia="Times New Roman" w:hAnsi="Times New Roman" w:cs="Times New Roman"/>
+          <w:color w:val="000000"/>
+          <w:kern w:val="0"/>
+          <w14:ligatures w14:val="none"/>
+        </w:rPr>
+        <w:t>Step 1 — Q3(c): Initial GMM</w:t>
+      </w:r>
+    </w:p>
+    <w:p>
+      <w:pPr>
+        <w:spacing w:before="100" w:beforeAutospacing="1" w:after="100" w:afterAutospacing="1" w:line="240" w:lineRule="auto"/>
+        <w:rPr>
+          <w:rFonts w:ascii="Times New Roman" w:eastAsia="Times New Roman" w:hAnsi="Times New Roman" w:cs="Times New Roman"/>
+          <w:color w:val="000000"/>
+          <w:kern w:val="0"/>
+          <w14:ligatures w14:val="none"/>
+        </w:rPr>
+      </w:pPr>
+      <w:r>
+        <w:rPr>
+          <w:rFonts w:ascii="Times New Roman" w:eastAsia="Times New Roman" w:hAnsi="Times New Roman" w:cs="Times New Roman"/>
+          <w:color w:val="000000"/>
+          <w:kern w:val="0"/>
+          <w14:ligatures w14:val="none"/>
+        </w:rPr>
+        <w:lastRenderedPageBreak/>
+        <w:t>Set \(W_1=I_2\)</w:t>
+      </w:r>
+    </w:p>
+    <w:p>
+      <w:pPr>
+        <w:spacing w:before="100" w:beforeAutospacing="1" w:after="100" w:afterAutospacing="1" w:line="240" w:lineRule="auto"/>
+        <w:rPr>
+          <w:rFonts w:ascii="Times New Roman" w:eastAsia="Times New Roman" w:hAnsi="Times New Roman" w:cs="Times New Roman"/>
+          <w:color w:val="000000"/>
+          <w:kern w:val="0"/>
+          <w14:ligatures w14:val="none"/>
+        </w:rPr>
+      </w:pPr>
+      <w:r>
+        <w:rPr>
+          <w:rFonts w:ascii="Times New Roman" w:eastAsia="Times New Roman" w:hAnsi="Times New Roman" w:cs="Times New Roman"/>
+          <w:color w:val="000000"/>
+          <w:kern w:val="0"/>
+          <w14:ligatures w14:val="none"/>
+        </w:rPr>
+        <w:t>Estimate \(\hat\gamma_1\)</w:t>
+      </w:r>
+    </w:p>
+    <w:p>
+      <w:pPr>
+        <w:spacing w:before="100" w:beforeAutospacing="1" w:after="100" w:afterAutospacing="1" w:line="240" w:lineRule="auto"/>
+        <w:rPr>
+          <w:rFonts w:ascii="Times New Roman" w:eastAsia="Times New Roman" w:hAnsi="Times New Roman" w:cs="Times New Roman"/>
+          <w:color w:val="000000"/>
+          <w:kern w:val="0"/>
+          <w14:ligatures w14:val="none"/>
+        </w:rPr>
+      </w:pPr>
+      <w:r>
+        <w:rPr>
+          <w:rFonts w:ascii="Times New Roman" w:eastAsia="Times New Roman" w:hAnsi="Times New Roman" w:cs="Times New Roman"/>
+          <w:color w:val="000000"/>
+          <w:kern w:val="0"/>
+          <w14:ligatures w14:val="none"/>
+        </w:rPr>
+        <w:t>Estimate the long-run covariance matrix</w:t>
+      </w:r>
+    </w:p>
+    <w:p>
+      <w:pPr>
+        <w:spacing w:before="100" w:beforeAutospacing="1" w:after="100" w:afterAutospacing="1" w:line="240" w:lineRule="auto"/>
+        <w:rPr>
+          <w:rFonts w:ascii="Times New Roman" w:eastAsia="Times New Roman" w:hAnsi="Times New Roman" w:cs="Times New Roman"/>
+          <w:color w:val="000000"/>
+          <w:kern w:val="0"/>
+          <w14:ligatures w14:val="none"/>
+        </w:rPr>
+      </w:pPr>
+      <w:r>
+        <w:rPr>
+          <w:rFonts w:ascii="Times New Roman" w:eastAsia="Times New Roman" w:hAnsi="Times New Roman" w:cs="Times New Roman"/>
+          <w:color w:val="000000"/>
+          <w:kern w:val="0"/>
+          <w14:ligatures w14:val="none"/>
+        </w:rPr>
+        <w:t>Use Newey–West to calculate </w:t>
+      </w:r>
+      <w:proofErr w:type="gramStart"/>
+      <w:r>
+        <w:rPr>
+          <w:rFonts w:ascii="Times New Roman" w:eastAsia="Times New Roman" w:hAnsi="Times New Roman" w:cs="Times New Roman"/>
+          <w:color w:val="000000"/>
+          <w:kern w:val="0"/>
+          <w14:ligatures w14:val="none"/>
+        </w:rPr>
+        <w:t>\(</w:t>
+      </w:r>
+      <w:proofErr w:type="gramEnd"/>
+      <w:r>
+        <w:rPr>
+          <w:rFonts w:ascii="Times New Roman" w:eastAsia="Times New Roman" w:hAnsi="Times New Roman" w:cs="Times New Roman"/>
+          <w:color w:val="000000"/>
+          <w:kern w:val="0"/>
+          <w14:ligatures w14:val="none"/>
+        </w:rPr>
+        <w:t>\hat S_1\) at \(\hat\gamma_1\)</w:t>
+      </w:r>
+    </w:p>
+    <w:p>
+      <w:pPr>
+        <w:spacing w:before="100" w:beforeAutospacing="1" w:after="100" w:afterAutospacing="1" w:line="240" w:lineRule="auto"/>
+        <w:rPr>
+          <w:rFonts w:ascii="Times New Roman" w:eastAsia="Times New Roman" w:hAnsi="Times New Roman" w:cs="Times New Roman"/>
+          <w:color w:val="000000"/>
+          <w:kern w:val="0"/>
+          <w14:ligatures w14:val="none"/>
+        </w:rPr>
+      </w:pPr>
+      <w:r>
+        <w:rPr>
+          <w:rFonts w:ascii="Times New Roman" w:eastAsia="Times New Roman" w:hAnsi="Times New Roman" w:cs="Times New Roman"/>
+          <w:color w:val="000000"/>
+          <w:kern w:val="0"/>
+          <w14:ligatures w14:val="none"/>
+        </w:rPr>
+        <w:t>Step 2 — Q3(d): Efficient GMM</w:t>
+      </w:r>
+    </w:p>
+    <w:p>
+      <w:pPr>
+        <w:spacing w:before="100" w:beforeAutospacing="1" w:after="100" w:afterAutospacing="1" w:line="240" w:lineRule="auto"/>
+        <w:rPr>
+          <w:rFonts w:ascii="Times New Roman" w:eastAsia="Times New Roman" w:hAnsi="Times New Roman" w:cs="Times New Roman"/>
+          <w:color w:val="000000"/>
+          <w:kern w:val="0"/>
+          <w14:ligatures w14:val="none"/>
+        </w:rPr>
+      </w:pPr>
+      <w:r>
+        <w:rPr>
+          <w:rFonts w:ascii="Times New Roman" w:eastAsia="Times New Roman" w:hAnsi="Times New Roman" w:cs="Times New Roman"/>
+          <w:color w:val="000000"/>
+          <w:kern w:val="0"/>
+          <w14:ligatures w14:val="none"/>
+        </w:rPr>
+        <w:t>Set </w:t>
+      </w:r>
+      <w:proofErr w:type="gramStart"/>
+      <w:r>
+        <w:rPr>
+          <w:rFonts w:ascii="Times New Roman" w:eastAsia="Times New Roman" w:hAnsi="Times New Roman" w:cs="Times New Roman"/>
+          <w:color w:val="000000"/>
+          <w:kern w:val="0"/>
+          <w14:ligatures w14:val="none"/>
+        </w:rPr>
+        <w:t>\(</w:t>
+      </w:r>
+      <w:proofErr w:type="gramEnd"/>
+      <w:r>
+        <w:rPr>
+          <w:rFonts w:ascii="Times New Roman" w:eastAsia="Times New Roman" w:hAnsi="Times New Roman" w:cs="Times New Roman"/>
+          <w:color w:val="000000"/>
+          <w:kern w:val="0"/>
+          <w14:ligatures w14:val="none"/>
+        </w:rPr>
+        <w:t>W_2=\hat S_1</w:t>
+      </w:r>
+      <w:proofErr w:type="gramStart"/>
+      <w:r>
+        <w:rPr>
+          <w:rFonts w:ascii="Times New Roman" w:eastAsia="Times New Roman" w:hAnsi="Times New Roman" w:cs="Times New Roman"/>
+          <w:color w:val="000000"/>
+          <w:kern w:val="0"/>
+          <w14:ligatures w14:val="none"/>
+        </w:rPr>
+        <w:t>^{</w:t>
+      </w:r>
+      <w:proofErr w:type="gramEnd"/>
+      <w:r>
+        <w:rPr>
+          <w:rFonts w:ascii="Times New Roman" w:eastAsia="Times New Roman" w:hAnsi="Times New Roman" w:cs="Times New Roman"/>
+          <w:color w:val="000000"/>
+          <w:kern w:val="0"/>
+          <w14:ligatures w14:val="none"/>
+        </w:rPr>
+        <w:t>-</w:t>
+      </w:r>
+      <w:proofErr w:type="gramStart"/>
+      <w:r>
+        <w:rPr>
+          <w:rFonts w:ascii="Times New Roman" w:eastAsia="Times New Roman" w:hAnsi="Times New Roman" w:cs="Times New Roman"/>
+          <w:color w:val="000000"/>
+          <w:kern w:val="0"/>
+          <w14:ligatures w14:val="none"/>
+        </w:rPr>
+        <w:t>1}\</w:t>
+      </w:r>
+      <w:proofErr w:type="gramEnd"/>
+      <w:r>
+        <w:rPr>
+          <w:rFonts w:ascii="Times New Roman" w:eastAsia="Times New Roman" w:hAnsi="Times New Roman" w:cs="Times New Roman"/>
+          <w:color w:val="000000"/>
+          <w:kern w:val="0"/>
+          <w14:ligatures w14:val="none"/>
+        </w:rPr>
+        <w:t>)</w:t>
+      </w:r>
+    </w:p>
+    <w:p>
+      <w:pPr>
+        <w:spacing w:before="100" w:beforeAutospacing="1" w:after="100" w:afterAutospacing="1" w:line="240" w:lineRule="auto"/>
+        <w:rPr>
+          <w:rFonts w:ascii="Times New Roman" w:eastAsia="Times New Roman" w:hAnsi="Times New Roman" w:cs="Times New Roman"/>
+          <w:color w:val="000000"/>
+          <w:kern w:val="0"/>
+          <w14:ligatures w14:val="none"/>
+        </w:rPr>
+      </w:pPr>
+      <w:r>
+        <w:rPr>
+          <w:rFonts w:ascii="Times New Roman" w:eastAsia="Times New Roman" w:hAnsi="Times New Roman" w:cs="Times New Roman"/>
+          <w:color w:val="000000"/>
+          <w:kern w:val="0"/>
+          <w14:ligatures w14:val="none"/>
+        </w:rPr>
+        <w:t>Re-estimate \(\hat\gamma_2\)</w:t>
+      </w:r>
+    </w:p>
+    <w:p>
+      <w:pPr>
+        <w:spacing w:before="100" w:beforeAutospacing="1" w:after="100" w:afterAutospacing="1" w:line="240" w:lineRule="auto"/>
+        <w:rPr>
+          <w:rFonts w:ascii="Times New Roman" w:eastAsia="Times New Roman" w:hAnsi="Times New Roman" w:cs="Times New Roman"/>
+          <w:color w:val="000000"/>
+          <w:kern w:val="0"/>
+          <w14:ligatures w14:val="none"/>
+        </w:rPr>
+      </w:pPr>
+      <w:r>
+        <w:rPr>
+          <w:rFonts w:ascii="Times New Roman" w:eastAsia="Times New Roman" w:hAnsi="Times New Roman" w:cs="Times New Roman"/>
+          <w:color w:val="000000"/>
+          <w:kern w:val="0"/>
+          <w14:ligatures w14:val="none"/>
+        </w:rPr>
+        <w:t>Statistical inference</w:t>
+      </w:r>
+    </w:p>
+    <w:p>
+      <w:pPr>
+        <w:spacing w:before="100" w:beforeAutospacing="1" w:after="100" w:afterAutospacing="1" w:line="240" w:lineRule="auto"/>
+        <w:rPr>
+          <w:rFonts w:ascii="Times New Roman" w:eastAsia="Times New Roman" w:hAnsi="Times New Roman" w:cs="Times New Roman"/>
+          <w:color w:val="000000"/>
+          <w:kern w:val="0"/>
+          <w14:ligatures w14:val="none"/>
+        </w:rPr>
+      </w:pPr>
+      <w:r>
+        <w:rPr>
+          <w:rFonts w:ascii="Times New Roman" w:eastAsia="Times New Roman" w:hAnsi="Times New Roman" w:cs="Times New Roman"/>
+          <w:color w:val="000000"/>
+          <w:kern w:val="0"/>
+          <w14:ligatures w14:val="none"/>
+        </w:rPr>
+        <w:t>Calculate the new standard error, pricing errors, t-statistics, and joint test</w:t>
+      </w:r>
+    </w:p>
+    <w:p>
+      <w:pPr>
+        <w:spacing w:before="100" w:beforeAutospacing="1" w:after="100" w:afterAutospacing="1" w:line="240" w:lineRule="auto"/>
+        <w:rPr>
+          <w:rFonts w:ascii="Times New Roman" w:eastAsia="Times New Roman" w:hAnsi="Times New Roman" w:cs="Times New Roman"/>
+          <w:color w:val="000000"/>
+          <w:kern w:val="0"/>
+          <w14:ligatures w14:val="none"/>
+        </w:rPr>
+      </w:pPr>
+      <w:r>
+        <w:rPr>
+          <w:rFonts w:ascii="Times New Roman" w:eastAsia="Times New Roman" w:hAnsi="Times New Roman" w:cs="Times New Roman"/>
+          <w:color w:val="000000"/>
+          <w:kern w:val="0"/>
+          <w14:ligatures w14:val="none"/>
+        </w:rPr>
+        <w:t>Notice that the first step is something you have already completed in Q3(c)!</w:t>
+      </w:r>
+    </w:p>
+    <w:p>
+      <w:pPr>
+        <w:spacing w:before="100" w:beforeAutospacing="1" w:after="100" w:afterAutospacing="1" w:line="240" w:lineRule="auto"/>
+        <w:rPr>
+          <w:rFonts w:ascii="Times New Roman" w:eastAsia="Times New Roman" w:hAnsi="Times New Roman" w:cs="Times New Roman"/>
+          <w:color w:val="000000"/>
+          <w:kern w:val="0"/>
+          <w14:ligatures w14:val="none"/>
+        </w:rPr>
+      </w:pPr>
+      <w:r>
+        <w:rPr>
+          <w:rFonts w:ascii="Times New Roman" w:eastAsia="Times New Roman" w:hAnsi="Times New Roman" w:cs="Times New Roman"/>
+          <w:color w:val="000000"/>
+          <w:kern w:val="0"/>
+          <w14:ligatures w14:val="none"/>
+        </w:rPr>
+        <w:t>You don't need to start from scratch.</w:t>
+      </w:r>
+    </w:p>
+    <w:p>
+      <w:pPr>
+        <w:spacing w:before="100" w:beforeAutospacing="1" w:after="100" w:afterAutospacing="1" w:line="240" w:lineRule="auto"/>
+        <w:outlineLvl w:val="1"/>
+        <w:rPr>
+          <w:rFonts w:ascii="Times New Roman" w:eastAsia="Times New Roman" w:hAnsi="Times New Roman" w:cs="Times New Roman"/>
+          <w:b/>
+          <w:bCs/>
+          <w:color w:val="000000"/>
+          <w:kern w:val="0"/>
+          <w:sz w:val="36"/>
+          <w:szCs w:val="36"/>
+          <w14:ligatures w14:val="none"/>
+        </w:rPr>
+      </w:pPr>
+      <w:r>
+        <w:rPr>
+          <w:rFonts w:ascii="Times New Roman" w:eastAsia="Times New Roman" w:hAnsi="Times New Roman" w:cs="Times New Roman"/>
+          <w:b/>
+          <w:bCs/>
+          <w:color w:val="000000"/>
+          <w:kern w:val="0"/>
+          <w:sz w:val="36"/>
+          <w:szCs w:val="36"/>
+          <w14:ligatures w14:val="none"/>
+        </w:rPr>
+        <w:t>4. How does the GMM optimization change mathematically?</w:t>
+      </w:r>
+    </w:p>
+    <w:p>
+      <w:pPr>
+        <w:spacing w:before="100" w:beforeAutospacing="1" w:after="100" w:afterAutospacing="1" w:line="240" w:lineRule="auto"/>
+        <w:outlineLvl w:val="2"/>
+        <w:rPr>
+          <w:rFonts w:ascii="Times New Roman" w:eastAsia="Times New Roman" w:hAnsi="Times New Roman" w:cs="Times New Roman"/>
+          <w:b/>
+          <w:bCs/>
+          <w:color w:val="000000"/>
+          <w:kern w:val="0"/>
+          <w:sz w:val="27"/>
+          <w:szCs w:val="27"/>
+          <w14:ligatures w14:val="none"/>
+        </w:rPr>
+      </w:pPr>
+      <w:r>
+        <w:rPr>
+          <w:rFonts w:ascii="Times New Roman" w:eastAsia="Times New Roman" w:hAnsi="Times New Roman" w:cs="Times New Roman"/>
+          <w:b/>
+          <w:bCs/>
+          <w:color w:val="000000"/>
+          <w:kern w:val="0"/>
+          <w:sz w:val="27"/>
+          <w:szCs w:val="27"/>
+          <w14:ligatures w14:val="none"/>
+        </w:rPr>
+        <w:t>Q3(c): Identity-weighted GMM</w:t>
+      </w:r>
+    </w:p>
+    <w:p>
+      <w:pPr>
+        <w:spacing w:before="100" w:beforeAutospacing="1" w:after="100" w:afterAutospacing="1" w:line="240" w:lineRule="auto"/>
+        <w:rPr>
+          <w:rFonts w:ascii="Times New Roman" w:eastAsia="Times New Roman" w:hAnsi="Times New Roman" w:cs="Times New Roman"/>
+          <w:color w:val="000000"/>
+          <w:kern w:val="0"/>
+          <w14:ligatures w14:val="none"/>
+        </w:rPr>
+      </w:pPr>
+      <w:r>
+        <w:rPr>
+          <w:rFonts w:ascii="Times New Roman" w:eastAsia="Times New Roman" w:hAnsi="Times New Roman" w:cs="Times New Roman"/>
+          <w:color w:val="000000"/>
+          <w:kern w:val="0"/>
+          <w14:ligatures w14:val="none"/>
+        </w:rPr>
+        <w:t>You minimized</w:t>
+      </w:r>
+    </w:p>
+    <w:p>
+      <w:pPr>
+        <w:spacing w:after="0" w:line="240" w:lineRule="auto"/>
+        <w:rPr>
+          <w:rFonts w:ascii="Times New Roman" w:eastAsia="Times New Roman" w:hAnsi="Times New Roman" w:cs="Times New Roman"/>
+          <w:color w:val="000000"/>
+          <w:kern w:val="0"/>
+          <w14:ligatures w14:val="none"/>
+        </w:rPr>
+      </w:pPr>
+      <w:proofErr w:type="gramStart"/>
+      <w:r>
+        <w:rPr>
+          <w:rFonts w:ascii="Times New Roman" w:eastAsia="Times New Roman" w:hAnsi="Times New Roman" w:cs="Times New Roman"/>
+          <w:color w:val="000000"/>
+          <w:kern w:val="0"/>
+          <w14:ligatures w14:val="none"/>
+        </w:rPr>
+        <w:t>\[</w:t>
+      </w:r>
+      <w:proofErr w:type="gramEnd"/>
+      <w:r>
+        <w:rPr>
+          <w:rFonts w:ascii="Times New Roman" w:eastAsia="Times New Roman" w:hAnsi="Times New Roman" w:cs="Times New Roman"/>
+          <w:color w:val="000000"/>
+          <w:kern w:val="0"/>
+          <w14:ligatures w14:val="none"/>
+        </w:rPr>
+        <w:t xml:space="preserve"> \hat\gamma_1 = \</w:t>
+      </w:r>
+      <w:proofErr w:type="spellStart"/>
+      <w:r>
+        <w:rPr>
+          <w:rFonts w:ascii="Times New Roman" w:eastAsia="Times New Roman" w:hAnsi="Times New Roman" w:cs="Times New Roman"/>
+          <w:color w:val="000000"/>
+          <w:kern w:val="0"/>
+          <w14:ligatures w14:val="none"/>
+        </w:rPr>
+        <w:t>arg</w:t>
+      </w:r>
+      <w:proofErr w:type="spellEnd"/>
+      <w:r>
+        <w:rPr>
+          <w:rFonts w:ascii="Times New Roman" w:eastAsia="Times New Roman" w:hAnsi="Times New Roman" w:cs="Times New Roman"/>
+          <w:color w:val="000000"/>
+          <w:kern w:val="0"/>
+          <w14:ligatures w14:val="none"/>
+        </w:rPr>
+        <w:t>\min_\gamma \</w:t>
+      </w:r>
+      <w:proofErr w:type="gramStart"/>
+      <w:r>
+        <w:rPr>
+          <w:rFonts w:ascii="Times New Roman" w:eastAsia="Times New Roman" w:hAnsi="Times New Roman" w:cs="Times New Roman"/>
+          <w:color w:val="000000"/>
+          <w:kern w:val="0"/>
+          <w14:ligatures w14:val="none"/>
+        </w:rPr>
+        <w:t>bar{</w:t>
+      </w:r>
+      <w:proofErr w:type="gramEnd"/>
+      <w:r>
+        <w:rPr>
+          <w:rFonts w:ascii="Times New Roman" w:eastAsia="Times New Roman" w:hAnsi="Times New Roman" w:cs="Times New Roman"/>
+          <w:color w:val="000000"/>
+          <w:kern w:val="0"/>
+          <w14:ligatures w14:val="none"/>
+        </w:rPr>
+        <w:t>\</w:t>
+      </w:r>
+      <w:proofErr w:type="spellStart"/>
+      <w:r>
+        <w:rPr>
+          <w:rFonts w:ascii="Times New Roman" w:eastAsia="Times New Roman" w:hAnsi="Times New Roman" w:cs="Times New Roman"/>
+          <w:color w:val="000000"/>
+          <w:kern w:val="0"/>
+          <w14:ligatures w14:val="none"/>
+        </w:rPr>
+        <w:t>mathbf</w:t>
+      </w:r>
+      <w:proofErr w:type="spellEnd"/>
+      <w:r>
+        <w:rPr>
+          <w:rFonts w:ascii="Times New Roman" w:eastAsia="Times New Roman" w:hAnsi="Times New Roman" w:cs="Times New Roman"/>
+          <w:color w:val="000000"/>
+          <w:kern w:val="0"/>
+          <w14:ligatures w14:val="none"/>
+        </w:rPr>
+        <w:t xml:space="preserve"> </w:t>
+      </w:r>
+      <w:proofErr w:type="gramStart"/>
+      <w:r>
+        <w:rPr>
+          <w:rFonts w:ascii="Times New Roman" w:eastAsia="Times New Roman" w:hAnsi="Times New Roman" w:cs="Times New Roman"/>
+          <w:color w:val="000000"/>
+          <w:kern w:val="0"/>
+          <w14:ligatures w14:val="none"/>
+        </w:rPr>
+        <w:t>g}(</w:t>
+      </w:r>
+      <w:proofErr w:type="gramEnd"/>
+      <w:r>
+        <w:rPr>
+          <w:rFonts w:ascii="Times New Roman" w:eastAsia="Times New Roman" w:hAnsi="Times New Roman" w:cs="Times New Roman"/>
+          <w:color w:val="000000"/>
+          <w:kern w:val="0"/>
+          <w14:ligatures w14:val="none"/>
+        </w:rPr>
+        <w:t>\gamma)'I_2\</w:t>
+      </w:r>
+      <w:proofErr w:type="gramStart"/>
+      <w:r>
+        <w:rPr>
+          <w:rFonts w:ascii="Times New Roman" w:eastAsia="Times New Roman" w:hAnsi="Times New Roman" w:cs="Times New Roman"/>
+          <w:color w:val="000000"/>
+          <w:kern w:val="0"/>
+          <w14:ligatures w14:val="none"/>
+        </w:rPr>
+        <w:t>bar{</w:t>
+      </w:r>
+      <w:proofErr w:type="gramEnd"/>
+      <w:r>
+        <w:rPr>
+          <w:rFonts w:ascii="Times New Roman" w:eastAsia="Times New Roman" w:hAnsi="Times New Roman" w:cs="Times New Roman"/>
+          <w:color w:val="000000"/>
+          <w:kern w:val="0"/>
+          <w14:ligatures w14:val="none"/>
+        </w:rPr>
+        <w:t>\</w:t>
+      </w:r>
+      <w:proofErr w:type="spellStart"/>
+      <w:r>
+        <w:rPr>
+          <w:rFonts w:ascii="Times New Roman" w:eastAsia="Times New Roman" w:hAnsi="Times New Roman" w:cs="Times New Roman"/>
+          <w:color w:val="000000"/>
+          <w:kern w:val="0"/>
+          <w14:ligatures w14:val="none"/>
+        </w:rPr>
+        <w:t>mathbf</w:t>
+      </w:r>
+      <w:proofErr w:type="spellEnd"/>
+      <w:r>
+        <w:rPr>
+          <w:rFonts w:ascii="Times New Roman" w:eastAsia="Times New Roman" w:hAnsi="Times New Roman" w:cs="Times New Roman"/>
+          <w:color w:val="000000"/>
+          <w:kern w:val="0"/>
+          <w14:ligatures w14:val="none"/>
+        </w:rPr>
+        <w:t xml:space="preserve"> </w:t>
+      </w:r>
+      <w:proofErr w:type="gramStart"/>
+      <w:r>
+        <w:rPr>
+          <w:rFonts w:ascii="Times New Roman" w:eastAsia="Times New Roman" w:hAnsi="Times New Roman" w:cs="Times New Roman"/>
+          <w:color w:val="000000"/>
+          <w:kern w:val="0"/>
+          <w14:ligatures w14:val="none"/>
+        </w:rPr>
+        <w:t>g}(</w:t>
+      </w:r>
+      <w:proofErr w:type="gramEnd"/>
+      <w:r>
+        <w:rPr>
+          <w:rFonts w:ascii="Times New Roman" w:eastAsia="Times New Roman" w:hAnsi="Times New Roman" w:cs="Times New Roman"/>
+          <w:color w:val="000000"/>
+          <w:kern w:val="0"/>
+          <w14:ligatures w14:val="none"/>
+        </w:rPr>
+        <w:t>\gamma). \]</w:t>
+      </w:r>
+    </w:p>
+    <w:p>
+      <w:pPr>
+        <w:spacing w:before="100" w:beforeAutospacing="1" w:after="100" w:afterAutospacing="1" w:line="240" w:lineRule="auto"/>
+        <w:rPr>
+          <w:rFonts w:ascii="Times New Roman" w:eastAsia="Times New Roman" w:hAnsi="Times New Roman" w:cs="Times New Roman"/>
+          <w:color w:val="000000"/>
+          <w:kern w:val="0"/>
+          <w14:ligatures w14:val="none"/>
+        </w:rPr>
+      </w:pPr>
+      <w:r>
+        <w:rPr>
+          <w:rFonts w:ascii="Times New Roman" w:eastAsia="Times New Roman" w:hAnsi="Times New Roman" w:cs="Times New Roman"/>
+          <w:color w:val="000000"/>
+          <w:kern w:val="0"/>
+          <w14:ligatures w14:val="none"/>
+        </w:rPr>
+        <w:t>Equivalently,</w:t>
+      </w:r>
+    </w:p>
+    <w:p>
+      <w:pPr>
+        <w:spacing w:after="0" w:line="240" w:lineRule="auto"/>
+        <w:rPr>
+          <w:rFonts w:ascii="Times New Roman" w:eastAsia="Times New Roman" w:hAnsi="Times New Roman" w:cs="Times New Roman"/>
+          <w:color w:val="000000"/>
+          <w:kern w:val="0"/>
+          <w14:ligatures w14:val="none"/>
+        </w:rPr>
+      </w:pPr>
+      <w:proofErr w:type="gramStart"/>
+      <w:r>
+        <w:rPr>
+          <w:rFonts w:ascii="Times New Roman" w:eastAsia="Times New Roman" w:hAnsi="Times New Roman" w:cs="Times New Roman"/>
+          <w:color w:val="000000"/>
+          <w:kern w:val="0"/>
+          <w14:ligatures w14:val="none"/>
+        </w:rPr>
+        <w:t>\[</w:t>
+      </w:r>
+      <w:proofErr w:type="gramEnd"/>
+      <w:r>
+        <w:rPr>
+          <w:rFonts w:ascii="Times New Roman" w:eastAsia="Times New Roman" w:hAnsi="Times New Roman" w:cs="Times New Roman"/>
+          <w:color w:val="000000"/>
+          <w:kern w:val="0"/>
+          <w14:ligatures w14:val="none"/>
+        </w:rPr>
+        <w:t xml:space="preserve"> \hat\gamma_1 = \</w:t>
+      </w:r>
+      <w:proofErr w:type="spellStart"/>
+      <w:r>
+        <w:rPr>
+          <w:rFonts w:ascii="Times New Roman" w:eastAsia="Times New Roman" w:hAnsi="Times New Roman" w:cs="Times New Roman"/>
+          <w:color w:val="000000"/>
+          <w:kern w:val="0"/>
+          <w14:ligatures w14:val="none"/>
+        </w:rPr>
+        <w:t>arg</w:t>
+      </w:r>
+      <w:proofErr w:type="spellEnd"/>
+      <w:r>
+        <w:rPr>
+          <w:rFonts w:ascii="Times New Roman" w:eastAsia="Times New Roman" w:hAnsi="Times New Roman" w:cs="Times New Roman"/>
+          <w:color w:val="000000"/>
+          <w:kern w:val="0"/>
+          <w14:ligatures w14:val="none"/>
+        </w:rPr>
+        <w:t>\min_\gamma [\bar g_1(\</w:t>
+      </w:r>
+      <w:proofErr w:type="gramStart"/>
+      <w:r>
+        <w:rPr>
+          <w:rFonts w:ascii="Times New Roman" w:eastAsia="Times New Roman" w:hAnsi="Times New Roman" w:cs="Times New Roman"/>
+          <w:color w:val="000000"/>
+          <w:kern w:val="0"/>
+          <w14:ligatures w14:val="none"/>
+        </w:rPr>
+        <w:t>gamma)^</w:t>
+      </w:r>
+      <w:proofErr w:type="gramEnd"/>
+      <w:r>
+        <w:rPr>
+          <w:rFonts w:ascii="Times New Roman" w:eastAsia="Times New Roman" w:hAnsi="Times New Roman" w:cs="Times New Roman"/>
+          <w:color w:val="000000"/>
+          <w:kern w:val="0"/>
+          <w14:ligatures w14:val="none"/>
+        </w:rPr>
+        <w:t>2+\bar g_2(\</w:t>
+      </w:r>
+      <w:proofErr w:type="gramStart"/>
+      <w:r>
+        <w:rPr>
+          <w:rFonts w:ascii="Times New Roman" w:eastAsia="Times New Roman" w:hAnsi="Times New Roman" w:cs="Times New Roman"/>
+          <w:color w:val="000000"/>
+          <w:kern w:val="0"/>
+          <w14:ligatures w14:val="none"/>
+        </w:rPr>
+        <w:t>gamma)^</w:t>
+      </w:r>
+      <w:proofErr w:type="gramEnd"/>
+      <w:r>
+        <w:rPr>
+          <w:rFonts w:ascii="Times New Roman" w:eastAsia="Times New Roman" w:hAnsi="Times New Roman" w:cs="Times New Roman"/>
+          <w:color w:val="000000"/>
+          <w:kern w:val="0"/>
+          <w14:ligatures w14:val="none"/>
+        </w:rPr>
+        <w:t>2]. \]</w:t>
+      </w:r>
+    </w:p>
+    <w:p>
+      <w:pPr>
+        <w:spacing w:before="100" w:beforeAutospacing="1" w:after="100" w:afterAutospacing="1" w:line="240" w:lineRule="auto"/>
+        <w:outlineLvl w:val="2"/>
+        <w:rPr>
+          <w:rFonts w:ascii="Times New Roman" w:eastAsia="Times New Roman" w:hAnsi="Times New Roman" w:cs="Times New Roman"/>
+          <w:b/>
+          <w:bCs/>
+          <w:color w:val="000000"/>
+          <w:kern w:val="0"/>
+          <w:sz w:val="27"/>
+          <w:szCs w:val="27"/>
+          <w14:ligatures w14:val="none"/>
+        </w:rPr>
+      </w:pPr>
+      <w:r>
+        <w:rPr>
+          <w:rFonts w:ascii="Times New Roman" w:eastAsia="Times New Roman" w:hAnsi="Times New Roman" w:cs="Times New Roman"/>
+          <w:b/>
+          <w:bCs/>
+          <w:color w:val="000000"/>
+          <w:kern w:val="0"/>
+          <w:sz w:val="27"/>
+          <w:szCs w:val="27"/>
+          <w14:ligatures w14:val="none"/>
+        </w:rPr>
+        <w:t>Q3(d): Two-step efficient GMM</w:t>
+      </w:r>
+    </w:p>
+    <w:p>
+      <w:pPr>
+        <w:spacing w:before="100" w:beforeAutospacing="1" w:after="100" w:afterAutospacing="1" w:line="240" w:lineRule="auto"/>
+        <w:rPr>
+          <w:rFonts w:ascii="Times New Roman" w:eastAsia="Times New Roman" w:hAnsi="Times New Roman" w:cs="Times New Roman"/>
+          <w:color w:val="000000"/>
+          <w:kern w:val="0"/>
+          <w14:ligatures w14:val="none"/>
+        </w:rPr>
+      </w:pPr>
+      <w:r>
+        <w:rPr>
+          <w:rFonts w:ascii="Times New Roman" w:eastAsia="Times New Roman" w:hAnsi="Times New Roman" w:cs="Times New Roman"/>
+          <w:color w:val="000000"/>
+          <w:kern w:val="0"/>
+          <w14:ligatures w14:val="none"/>
+        </w:rPr>
+        <w:t>First, take the estimated Newey–West matrix from Q3(c):</w:t>
+      </w:r>
+    </w:p>
+    <w:p>
+      <w:pPr>
+        <w:spacing w:after="0" w:line="240" w:lineRule="auto"/>
+        <w:rPr>
+          <w:rFonts w:ascii="Times New Roman" w:eastAsia="Times New Roman" w:hAnsi="Times New Roman" w:cs="Times New Roman"/>
+          <w:color w:val="000000"/>
+          <w:kern w:val="0"/>
+          <w14:ligatures w14:val="none"/>
+        </w:rPr>
+      </w:pPr>
+      <w:proofErr w:type="gramStart"/>
+      <w:r>
+        <w:rPr>
+          <w:rFonts w:ascii="Times New Roman" w:eastAsia="Times New Roman" w:hAnsi="Times New Roman" w:cs="Times New Roman"/>
+          <w:color w:val="000000"/>
+          <w:kern w:val="0"/>
+          <w14:ligatures w14:val="none"/>
+        </w:rPr>
+        <w:t>\[</w:t>
+      </w:r>
+      <w:proofErr w:type="gramEnd"/>
+      <w:r>
+        <w:rPr>
+          <w:rFonts w:ascii="Times New Roman" w:eastAsia="Times New Roman" w:hAnsi="Times New Roman" w:cs="Times New Roman"/>
+          <w:color w:val="000000"/>
+          <w:kern w:val="0"/>
+          <w14:ligatures w14:val="none"/>
+        </w:rPr>
+        <w:t xml:space="preserve"> \hat S_1= \begin{</w:t>
+      </w:r>
+      <w:proofErr w:type="spellStart"/>
+      <w:r>
+        <w:rPr>
+          <w:rFonts w:ascii="Times New Roman" w:eastAsia="Times New Roman" w:hAnsi="Times New Roman" w:cs="Times New Roman"/>
+          <w:color w:val="000000"/>
+          <w:kern w:val="0"/>
+          <w14:ligatures w14:val="none"/>
+        </w:rPr>
+        <w:t>pmatrix</w:t>
+      </w:r>
+      <w:proofErr w:type="spellEnd"/>
+      <w:r>
+        <w:rPr>
+          <w:rFonts w:ascii="Times New Roman" w:eastAsia="Times New Roman" w:hAnsi="Times New Roman" w:cs="Times New Roman"/>
+          <w:color w:val="000000"/>
+          <w:kern w:val="0"/>
+          <w14:ligatures w14:val="none"/>
+        </w:rPr>
+        <w:t>} \hat S</w:t>
+      </w:r>
+      <w:proofErr w:type="gramStart"/>
+      <w:r>
+        <w:rPr>
+          <w:rFonts w:ascii="Times New Roman" w:eastAsia="Times New Roman" w:hAnsi="Times New Roman" w:cs="Times New Roman"/>
+          <w:color w:val="000000"/>
+          <w:kern w:val="0"/>
+          <w14:ligatures w14:val="none"/>
+        </w:rPr>
+        <w:t>_{11}&amp;</w:t>
+      </w:r>
+      <w:proofErr w:type="gramEnd"/>
+      <w:r>
+        <w:rPr>
+          <w:rFonts w:ascii="Times New Roman" w:eastAsia="Times New Roman" w:hAnsi="Times New Roman" w:cs="Times New Roman"/>
+          <w:color w:val="000000"/>
+          <w:kern w:val="0"/>
+          <w14:ligatures w14:val="none"/>
+        </w:rPr>
+        <w:t>\hat S</w:t>
+      </w:r>
+      <w:proofErr w:type="gramStart"/>
+      <w:r>
+        <w:rPr>
+          <w:rFonts w:ascii="Times New Roman" w:eastAsia="Times New Roman" w:hAnsi="Times New Roman" w:cs="Times New Roman"/>
+          <w:color w:val="000000"/>
+          <w:kern w:val="0"/>
+          <w14:ligatures w14:val="none"/>
+        </w:rPr>
+        <w:t>_{12}\</w:t>
+      </w:r>
+      <w:proofErr w:type="gramEnd"/>
+      <w:r>
+        <w:rPr>
+          <w:rFonts w:ascii="Times New Roman" w:eastAsia="Times New Roman" w:hAnsi="Times New Roman" w:cs="Times New Roman"/>
+          <w:color w:val="000000"/>
+          <w:kern w:val="0"/>
+          <w14:ligatures w14:val="none"/>
+        </w:rPr>
+        <w:t>\ \hat S</w:t>
+      </w:r>
+      <w:proofErr w:type="gramStart"/>
+      <w:r>
+        <w:rPr>
+          <w:rFonts w:ascii="Times New Roman" w:eastAsia="Times New Roman" w:hAnsi="Times New Roman" w:cs="Times New Roman"/>
+          <w:color w:val="000000"/>
+          <w:kern w:val="0"/>
+          <w14:ligatures w14:val="none"/>
+        </w:rPr>
+        <w:t>_{21}&amp;</w:t>
+      </w:r>
+      <w:proofErr w:type="gramEnd"/>
+      <w:r>
+        <w:rPr>
+          <w:rFonts w:ascii="Times New Roman" w:eastAsia="Times New Roman" w:hAnsi="Times New Roman" w:cs="Times New Roman"/>
+          <w:color w:val="000000"/>
+          <w:kern w:val="0"/>
+          <w14:ligatures w14:val="none"/>
+        </w:rPr>
+        <w:t>\hat S</w:t>
+      </w:r>
+      <w:proofErr w:type="gramStart"/>
+      <w:r>
+        <w:rPr>
+          <w:rFonts w:ascii="Times New Roman" w:eastAsia="Times New Roman" w:hAnsi="Times New Roman" w:cs="Times New Roman"/>
+          <w:color w:val="000000"/>
+          <w:kern w:val="0"/>
+          <w14:ligatures w14:val="none"/>
+        </w:rPr>
+        <w:t>_{</w:t>
+      </w:r>
+      <w:proofErr w:type="gramEnd"/>
+      <w:r>
+        <w:rPr>
+          <w:rFonts w:ascii="Times New Roman" w:eastAsia="Times New Roman" w:hAnsi="Times New Roman" w:cs="Times New Roman"/>
+          <w:color w:val="000000"/>
+          <w:kern w:val="0"/>
+          <w14:ligatures w14:val="none"/>
+        </w:rPr>
+        <w:t>22} \end{</w:t>
+      </w:r>
+      <w:proofErr w:type="spellStart"/>
+      <w:r>
+        <w:rPr>
+          <w:rFonts w:ascii="Times New Roman" w:eastAsia="Times New Roman" w:hAnsi="Times New Roman" w:cs="Times New Roman"/>
+          <w:color w:val="000000"/>
+          <w:kern w:val="0"/>
+          <w14:ligatures w14:val="none"/>
+        </w:rPr>
+        <w:t>pmatrix</w:t>
+      </w:r>
+      <w:proofErr w:type="spellEnd"/>
+      <w:r>
+        <w:rPr>
+          <w:rFonts w:ascii="Times New Roman" w:eastAsia="Times New Roman" w:hAnsi="Times New Roman" w:cs="Times New Roman"/>
+          <w:color w:val="000000"/>
+          <w:kern w:val="0"/>
+          <w14:ligatures w14:val="none"/>
+        </w:rPr>
+        <w:t>}. \]</w:t>
+      </w:r>
+    </w:p>
+    <w:p>
+      <w:pPr>
+        <w:spacing w:before="100" w:beforeAutospacing="1" w:after="100" w:afterAutospacing="1" w:line="240" w:lineRule="auto"/>
+        <w:rPr>
+          <w:rFonts w:ascii="Times New Roman" w:eastAsia="Times New Roman" w:hAnsi="Times New Roman" w:cs="Times New Roman"/>
+          <w:color w:val="000000"/>
+          <w:kern w:val="0"/>
+          <w14:ligatures w14:val="none"/>
+        </w:rPr>
+      </w:pPr>
+      <w:r>
+        <w:rPr>
+          <w:rFonts w:ascii="Times New Roman" w:eastAsia="Times New Roman" w:hAnsi="Times New Roman" w:cs="Times New Roman"/>
+          <w:color w:val="000000"/>
+          <w:kern w:val="0"/>
+          <w14:ligatures w14:val="none"/>
+        </w:rPr>
+        <w:t>Compute its inverse:</w:t>
+      </w:r>
+    </w:p>
+    <w:p>
+      <w:pPr>
+        <w:spacing w:after="0" w:line="240" w:lineRule="auto"/>
+        <w:rPr>
+          <w:rFonts w:ascii="Times New Roman" w:eastAsia="Times New Roman" w:hAnsi="Times New Roman" w:cs="Times New Roman"/>
+          <w:color w:val="000000"/>
+          <w:kern w:val="0"/>
+          <w14:ligatures w14:val="none"/>
+        </w:rPr>
+      </w:pPr>
+      <w:proofErr w:type="gramStart"/>
+      <w:r>
+        <w:rPr>
+          <w:rFonts w:ascii="Times New Roman" w:eastAsia="Times New Roman" w:hAnsi="Times New Roman" w:cs="Times New Roman"/>
+          <w:color w:val="000000"/>
+          <w:kern w:val="0"/>
+          <w14:ligatures w14:val="none"/>
+        </w:rPr>
+        <w:t>\[</w:t>
+      </w:r>
+      <w:proofErr w:type="gramEnd"/>
+      <w:r>
+        <w:rPr>
+          <w:rFonts w:ascii="Times New Roman" w:eastAsia="Times New Roman" w:hAnsi="Times New Roman" w:cs="Times New Roman"/>
+          <w:color w:val="000000"/>
+          <w:kern w:val="0"/>
+          <w14:ligatures w14:val="none"/>
+        </w:rPr>
+        <w:t xml:space="preserve"> \</w:t>
+      </w:r>
+      <w:proofErr w:type="gramStart"/>
+      <w:r>
+        <w:rPr>
+          <w:rFonts w:ascii="Times New Roman" w:eastAsia="Times New Roman" w:hAnsi="Times New Roman" w:cs="Times New Roman"/>
+          <w:color w:val="000000"/>
+          <w:kern w:val="0"/>
+          <w14:ligatures w14:val="none"/>
+        </w:rPr>
+        <w:t>boxed{</w:t>
+      </w:r>
+      <w:proofErr w:type="gramEnd"/>
+      <w:r>
+        <w:rPr>
+          <w:rFonts w:ascii="Times New Roman" w:eastAsia="Times New Roman" w:hAnsi="Times New Roman" w:cs="Times New Roman"/>
+          <w:color w:val="000000"/>
+          <w:kern w:val="0"/>
+          <w14:ligatures w14:val="none"/>
+        </w:rPr>
+        <w:t>W_2=\hat S_1</w:t>
+      </w:r>
+      <w:proofErr w:type="gramStart"/>
+      <w:r>
+        <w:rPr>
+          <w:rFonts w:ascii="Times New Roman" w:eastAsia="Times New Roman" w:hAnsi="Times New Roman" w:cs="Times New Roman"/>
+          <w:color w:val="000000"/>
+          <w:kern w:val="0"/>
+          <w14:ligatures w14:val="none"/>
+        </w:rPr>
+        <w:t>^{</w:t>
+      </w:r>
+      <w:proofErr w:type="gramEnd"/>
+      <w:r>
+        <w:rPr>
+          <w:rFonts w:ascii="Times New Roman" w:eastAsia="Times New Roman" w:hAnsi="Times New Roman" w:cs="Times New Roman"/>
+          <w:color w:val="000000"/>
+          <w:kern w:val="0"/>
+          <w14:ligatures w14:val="none"/>
+        </w:rPr>
+        <w:t>-1}}. \]</w:t>
+      </w:r>
+    </w:p>
+    <w:p>
+      <w:pPr>
+        <w:spacing w:before="100" w:beforeAutospacing="1" w:after="100" w:afterAutospacing="1" w:line="240" w:lineRule="auto"/>
+        <w:rPr>
+          <w:rFonts w:ascii="Times New Roman" w:eastAsia="Times New Roman" w:hAnsi="Times New Roman" w:cs="Times New Roman"/>
+          <w:color w:val="000000"/>
+          <w:kern w:val="0"/>
+          <w14:ligatures w14:val="none"/>
+        </w:rPr>
+      </w:pPr>
+      <w:r>
+        <w:rPr>
+          <w:rFonts w:ascii="Times New Roman" w:eastAsia="Times New Roman" w:hAnsi="Times New Roman" w:cs="Times New Roman"/>
+          <w:color w:val="000000"/>
+          <w:kern w:val="0"/>
+          <w14:ligatures w14:val="none"/>
+        </w:rPr>
+        <w:lastRenderedPageBreak/>
+        <w:t>Then estimate \(\gamma\) again:</w:t>
+      </w:r>
+    </w:p>
+    <w:p>
+      <w:pPr>
+        <w:spacing w:after="0" w:line="240" w:lineRule="auto"/>
+        <w:rPr>
+          <w:rFonts w:ascii="Times New Roman" w:eastAsia="Times New Roman" w:hAnsi="Times New Roman" w:cs="Times New Roman"/>
+          <w:color w:val="000000"/>
+          <w:kern w:val="0"/>
+          <w14:ligatures w14:val="none"/>
+        </w:rPr>
+      </w:pPr>
+      <w:proofErr w:type="gramStart"/>
+      <w:r>
+        <w:rPr>
+          <w:rFonts w:ascii="Times New Roman" w:eastAsia="Times New Roman" w:hAnsi="Times New Roman" w:cs="Times New Roman"/>
+          <w:color w:val="000000"/>
+          <w:kern w:val="0"/>
+          <w14:ligatures w14:val="none"/>
+        </w:rPr>
+        <w:t>\[</w:t>
+      </w:r>
+      <w:proofErr w:type="gramEnd"/>
+      <w:r>
+        <w:rPr>
+          <w:rFonts w:ascii="Times New Roman" w:eastAsia="Times New Roman" w:hAnsi="Times New Roman" w:cs="Times New Roman"/>
+          <w:color w:val="000000"/>
+          <w:kern w:val="0"/>
+          <w14:ligatures w14:val="none"/>
+        </w:rPr>
+        <w:t xml:space="preserve"> \</w:t>
+      </w:r>
+      <w:proofErr w:type="gramStart"/>
+      <w:r>
+        <w:rPr>
+          <w:rFonts w:ascii="Times New Roman" w:eastAsia="Times New Roman" w:hAnsi="Times New Roman" w:cs="Times New Roman"/>
+          <w:color w:val="000000"/>
+          <w:kern w:val="0"/>
+          <w14:ligatures w14:val="none"/>
+        </w:rPr>
+        <w:t>boxed{ \hat\gamma_2</w:t>
+      </w:r>
+      <w:proofErr w:type="gramEnd"/>
+      <w:r>
+        <w:rPr>
+          <w:rFonts w:ascii="Times New Roman" w:eastAsia="Times New Roman" w:hAnsi="Times New Roman" w:cs="Times New Roman"/>
+          <w:color w:val="000000"/>
+          <w:kern w:val="0"/>
+          <w14:ligatures w14:val="none"/>
+        </w:rPr>
+        <w:t xml:space="preserve"> = \</w:t>
+      </w:r>
+      <w:proofErr w:type="spellStart"/>
+      <w:r>
+        <w:rPr>
+          <w:rFonts w:ascii="Times New Roman" w:eastAsia="Times New Roman" w:hAnsi="Times New Roman" w:cs="Times New Roman"/>
+          <w:color w:val="000000"/>
+          <w:kern w:val="0"/>
+          <w14:ligatures w14:val="none"/>
+        </w:rPr>
+        <w:t>arg</w:t>
+      </w:r>
+      <w:proofErr w:type="spellEnd"/>
+      <w:r>
+        <w:rPr>
+          <w:rFonts w:ascii="Times New Roman" w:eastAsia="Times New Roman" w:hAnsi="Times New Roman" w:cs="Times New Roman"/>
+          <w:color w:val="000000"/>
+          <w:kern w:val="0"/>
+          <w14:ligatures w14:val="none"/>
+        </w:rPr>
+        <w:t>\min_\gamma \</w:t>
+      </w:r>
+      <w:proofErr w:type="gramStart"/>
+      <w:r>
+        <w:rPr>
+          <w:rFonts w:ascii="Times New Roman" w:eastAsia="Times New Roman" w:hAnsi="Times New Roman" w:cs="Times New Roman"/>
+          <w:color w:val="000000"/>
+          <w:kern w:val="0"/>
+          <w14:ligatures w14:val="none"/>
+        </w:rPr>
+        <w:t>bar{</w:t>
+      </w:r>
+      <w:proofErr w:type="gramEnd"/>
+      <w:r>
+        <w:rPr>
+          <w:rFonts w:ascii="Times New Roman" w:eastAsia="Times New Roman" w:hAnsi="Times New Roman" w:cs="Times New Roman"/>
+          <w:color w:val="000000"/>
+          <w:kern w:val="0"/>
+          <w14:ligatures w14:val="none"/>
+        </w:rPr>
+        <w:t>\</w:t>
+      </w:r>
+      <w:proofErr w:type="spellStart"/>
+      <w:r>
+        <w:rPr>
+          <w:rFonts w:ascii="Times New Roman" w:eastAsia="Times New Roman" w:hAnsi="Times New Roman" w:cs="Times New Roman"/>
+          <w:color w:val="000000"/>
+          <w:kern w:val="0"/>
+          <w14:ligatures w14:val="none"/>
+        </w:rPr>
+        <w:t>mathbf</w:t>
+      </w:r>
+      <w:proofErr w:type="spellEnd"/>
+      <w:r>
+        <w:rPr>
+          <w:rFonts w:ascii="Times New Roman" w:eastAsia="Times New Roman" w:hAnsi="Times New Roman" w:cs="Times New Roman"/>
+          <w:color w:val="000000"/>
+          <w:kern w:val="0"/>
+          <w14:ligatures w14:val="none"/>
+        </w:rPr>
+        <w:t xml:space="preserve"> </w:t>
+      </w:r>
+      <w:proofErr w:type="gramStart"/>
+      <w:r>
+        <w:rPr>
+          <w:rFonts w:ascii="Times New Roman" w:eastAsia="Times New Roman" w:hAnsi="Times New Roman" w:cs="Times New Roman"/>
+          <w:color w:val="000000"/>
+          <w:kern w:val="0"/>
+          <w14:ligatures w14:val="none"/>
+        </w:rPr>
+        <w:t>g}(</w:t>
+      </w:r>
+      <w:proofErr w:type="gramEnd"/>
+      <w:r>
+        <w:rPr>
+          <w:rFonts w:ascii="Times New Roman" w:eastAsia="Times New Roman" w:hAnsi="Times New Roman" w:cs="Times New Roman"/>
+          <w:color w:val="000000"/>
+          <w:kern w:val="0"/>
+          <w14:ligatures w14:val="none"/>
+        </w:rPr>
+        <w:t>\gamma)' \hat S_1</w:t>
+      </w:r>
+      <w:proofErr w:type="gramStart"/>
+      <w:r>
+        <w:rPr>
+          <w:rFonts w:ascii="Times New Roman" w:eastAsia="Times New Roman" w:hAnsi="Times New Roman" w:cs="Times New Roman"/>
+          <w:color w:val="000000"/>
+          <w:kern w:val="0"/>
+          <w14:ligatures w14:val="none"/>
+        </w:rPr>
+        <w:t>^{</w:t>
+      </w:r>
+      <w:proofErr w:type="gramEnd"/>
+      <w:r>
+        <w:rPr>
+          <w:rFonts w:ascii="Times New Roman" w:eastAsia="Times New Roman" w:hAnsi="Times New Roman" w:cs="Times New Roman"/>
+          <w:color w:val="000000"/>
+          <w:kern w:val="0"/>
+          <w14:ligatures w14:val="none"/>
+        </w:rPr>
+        <w:t>-1} \</w:t>
+      </w:r>
+      <w:proofErr w:type="gramStart"/>
+      <w:r>
+        <w:rPr>
+          <w:rFonts w:ascii="Times New Roman" w:eastAsia="Times New Roman" w:hAnsi="Times New Roman" w:cs="Times New Roman"/>
+          <w:color w:val="000000"/>
+          <w:kern w:val="0"/>
+          <w14:ligatures w14:val="none"/>
+        </w:rPr>
+        <w:t>bar{</w:t>
+      </w:r>
+      <w:proofErr w:type="gramEnd"/>
+      <w:r>
+        <w:rPr>
+          <w:rFonts w:ascii="Times New Roman" w:eastAsia="Times New Roman" w:hAnsi="Times New Roman" w:cs="Times New Roman"/>
+          <w:color w:val="000000"/>
+          <w:kern w:val="0"/>
+          <w14:ligatures w14:val="none"/>
+        </w:rPr>
+        <w:t>\</w:t>
+      </w:r>
+      <w:proofErr w:type="spellStart"/>
+      <w:r>
+        <w:rPr>
+          <w:rFonts w:ascii="Times New Roman" w:eastAsia="Times New Roman" w:hAnsi="Times New Roman" w:cs="Times New Roman"/>
+          <w:color w:val="000000"/>
+          <w:kern w:val="0"/>
+          <w14:ligatures w14:val="none"/>
+        </w:rPr>
+        <w:t>mathbf</w:t>
+      </w:r>
+      <w:proofErr w:type="spellEnd"/>
+      <w:r>
+        <w:rPr>
+          <w:rFonts w:ascii="Times New Roman" w:eastAsia="Times New Roman" w:hAnsi="Times New Roman" w:cs="Times New Roman"/>
+          <w:color w:val="000000"/>
+          <w:kern w:val="0"/>
+          <w14:ligatures w14:val="none"/>
+        </w:rPr>
+        <w:t xml:space="preserve"> </w:t>
+      </w:r>
+      <w:proofErr w:type="gramStart"/>
+      <w:r>
+        <w:rPr>
+          <w:rFonts w:ascii="Times New Roman" w:eastAsia="Times New Roman" w:hAnsi="Times New Roman" w:cs="Times New Roman"/>
+          <w:color w:val="000000"/>
+          <w:kern w:val="0"/>
+          <w14:ligatures w14:val="none"/>
+        </w:rPr>
+        <w:t>g}(</w:t>
+      </w:r>
+      <w:proofErr w:type="gramEnd"/>
+      <w:r>
+        <w:rPr>
+          <w:rFonts w:ascii="Times New Roman" w:eastAsia="Times New Roman" w:hAnsi="Times New Roman" w:cs="Times New Roman"/>
+          <w:color w:val="000000"/>
+          <w:kern w:val="0"/>
+          <w14:ligatures w14:val="none"/>
+        </w:rPr>
+        <w:t>\gamma)</w:t>
+      </w:r>
+      <w:proofErr w:type="gramStart"/>
+      <w:r>
+        <w:rPr>
+          <w:rFonts w:ascii="Times New Roman" w:eastAsia="Times New Roman" w:hAnsi="Times New Roman" w:cs="Times New Roman"/>
+          <w:color w:val="000000"/>
+          <w:kern w:val="0"/>
+          <w14:ligatures w14:val="none"/>
+        </w:rPr>
+        <w:t>. }</w:t>
+      </w:r>
+      <w:proofErr w:type="gramEnd"/>
+      <w:r>
+        <w:rPr>
+          <w:rFonts w:ascii="Times New Roman" w:eastAsia="Times New Roman" w:hAnsi="Times New Roman" w:cs="Times New Roman"/>
+          <w:color w:val="000000"/>
+          <w:kern w:val="0"/>
+          <w14:ligatures w14:val="none"/>
+        </w:rPr>
+        <w:t xml:space="preserve"> \]</w:t>
+      </w:r>
+    </w:p>
+    <w:p>
+      <w:pPr>
+        <w:spacing w:before="100" w:beforeAutospacing="1" w:after="100" w:afterAutospacing="1" w:line="240" w:lineRule="auto"/>
+        <w:rPr>
+          <w:rFonts w:ascii="Times New Roman" w:eastAsia="Times New Roman" w:hAnsi="Times New Roman" w:cs="Times New Roman"/>
+          <w:color w:val="000000"/>
+          <w:kern w:val="0"/>
+          <w14:ligatures w14:val="none"/>
+        </w:rPr>
+      </w:pPr>
+      <w:r>
+        <w:rPr>
+          <w:rFonts w:ascii="Times New Roman" w:eastAsia="Times New Roman" w:hAnsi="Times New Roman" w:cs="Times New Roman"/>
+          <w:color w:val="000000"/>
+          <w:kern w:val="0"/>
+          <w14:ligatures w14:val="none"/>
+        </w:rPr>
+        <w:t>That is the fundamental change from Q3(c) to Q3(d).</w:t>
+      </w:r>
+    </w:p>
+    <w:p>
+      <w:pPr>
+        <w:spacing w:before="100" w:beforeAutospacing="1" w:after="100" w:afterAutospacing="1" w:line="240" w:lineRule="auto"/>
+        <w:rPr>
+          <w:rFonts w:ascii="Times New Roman" w:eastAsia="Times New Roman" w:hAnsi="Times New Roman" w:cs="Times New Roman"/>
+          <w:color w:val="000000"/>
+          <w:kern w:val="0"/>
+          <w14:ligatures w14:val="none"/>
+        </w:rPr>
+      </w:pPr>
+      <w:r>
+        <w:rPr>
+          <w:rFonts w:ascii="Times New Roman" w:eastAsia="Times New Roman" w:hAnsi="Times New Roman" w:cs="Times New Roman"/>
+          <w:color w:val="000000"/>
+          <w:kern w:val="0"/>
+          <w14:ligatures w14:val="none"/>
+        </w:rPr>
+        <w:t>You keep the exact same two moment conditions, but the objective function is different.</w:t>
+      </w:r>
+    </w:p>
+    <w:p>
+      <w:pPr>
+        <w:spacing w:before="100" w:beforeAutospacing="1" w:after="100" w:afterAutospacing="1" w:line="240" w:lineRule="auto"/>
+        <w:outlineLvl w:val="2"/>
+        <w:rPr>
+          <w:rFonts w:ascii="Times New Roman" w:eastAsia="Times New Roman" w:hAnsi="Times New Roman" w:cs="Times New Roman"/>
+          <w:b/>
+          <w:bCs/>
+          <w:color w:val="000000"/>
+          <w:kern w:val="0"/>
+          <w:sz w:val="27"/>
+          <w:szCs w:val="27"/>
+          <w14:ligatures w14:val="none"/>
+        </w:rPr>
+      </w:pPr>
+      <w:r>
+        <w:rPr>
+          <w:rFonts w:ascii="Times New Roman" w:eastAsia="Times New Roman" w:hAnsi="Times New Roman" w:cs="Times New Roman"/>
+          <w:b/>
+          <w:bCs/>
+          <w:color w:val="000000"/>
+          <w:kern w:val="0"/>
+          <w:sz w:val="27"/>
+          <w:szCs w:val="27"/>
+          <w14:ligatures w14:val="none"/>
+        </w:rPr>
+        <w:t>Why does the new estimate of \(\gamma\) change?</w:t>
+      </w:r>
+    </w:p>
+    <w:p>
+      <w:pPr>
+        <w:spacing w:before="100" w:beforeAutospacing="1" w:after="100" w:afterAutospacing="1" w:line="240" w:lineRule="auto"/>
+        <w:rPr>
+          <w:rFonts w:ascii="Times New Roman" w:eastAsia="Times New Roman" w:hAnsi="Times New Roman" w:cs="Times New Roman"/>
+          <w:color w:val="000000"/>
+          <w:kern w:val="0"/>
+          <w14:ligatures w14:val="none"/>
+        </w:rPr>
+      </w:pPr>
+      <w:r>
+        <w:rPr>
+          <w:rFonts w:ascii="Times New Roman" w:eastAsia="Times New Roman" w:hAnsi="Times New Roman" w:cs="Times New Roman"/>
+          <w:color w:val="000000"/>
+          <w:kern w:val="0"/>
+          <w14:ligatures w14:val="none"/>
+        </w:rPr>
+        <w:t>Because the optimization places different weights on the pricing errors.</w:t>
+      </w:r>
+    </w:p>
+    <w:p>
+      <w:pPr>
+        <w:spacing w:before="100" w:beforeAutospacing="1" w:after="100" w:afterAutospacing="1" w:line="240" w:lineRule="auto"/>
+        <w:rPr>
+          <w:rFonts w:ascii="Times New Roman" w:eastAsia="Times New Roman" w:hAnsi="Times New Roman" w:cs="Times New Roman"/>
+          <w:color w:val="000000"/>
+          <w:kern w:val="0"/>
+          <w14:ligatures w14:val="none"/>
+        </w:rPr>
+      </w:pPr>
+      <w:r>
+        <w:rPr>
+          <w:rFonts w:ascii="Times New Roman" w:eastAsia="Times New Roman" w:hAnsi="Times New Roman" w:cs="Times New Roman"/>
+          <w:color w:val="000000"/>
+          <w:kern w:val="0"/>
+          <w14:ligatures w14:val="none"/>
+        </w:rPr>
+        <w:t>Remember that you have two moment conditions but only one unknown \(\gamma\). The estimate must balance how well it satisfies the two conditions.</w:t>
+      </w:r>
+    </w:p>
+    <w:p>
+      <w:pPr>
+        <w:spacing w:before="100" w:beforeAutospacing="1" w:after="100" w:afterAutospacing="1" w:line="240" w:lineRule="auto"/>
+        <w:rPr>
+          <w:rFonts w:ascii="Times New Roman" w:eastAsia="Times New Roman" w:hAnsi="Times New Roman" w:cs="Times New Roman"/>
+          <w:color w:val="000000"/>
+          <w:kern w:val="0"/>
+          <w14:ligatures w14:val="none"/>
+        </w:rPr>
+      </w:pPr>
+      <w:r>
+        <w:rPr>
+          <w:rFonts w:ascii="Times New Roman" w:eastAsia="Times New Roman" w:hAnsi="Times New Roman" w:cs="Times New Roman"/>
+          <w:color w:val="000000"/>
+          <w:kern w:val="0"/>
+          <w14:ligatures w14:val="none"/>
+        </w:rPr>
+        <w:t>Changing the weighting matrix changes that balance.</w:t>
+      </w:r>
+    </w:p>
+    <w:p>
+      <w:pPr>
+        <w:spacing w:before="100" w:beforeAutospacing="1" w:after="100" w:afterAutospacing="1" w:line="240" w:lineRule="auto"/>
+        <w:rPr>
+          <w:rFonts w:ascii="Times New Roman" w:eastAsia="Times New Roman" w:hAnsi="Times New Roman" w:cs="Times New Roman"/>
+          <w:color w:val="000000"/>
+          <w:kern w:val="0"/>
+          <w14:ligatures w14:val="none"/>
+        </w:rPr>
+      </w:pPr>
+      <w:r>
+        <w:rPr>
+          <w:rFonts w:ascii="Times New Roman" w:eastAsia="Times New Roman" w:hAnsi="Times New Roman" w:cs="Times New Roman"/>
+          <w:color w:val="000000"/>
+          <w:kern w:val="0"/>
+          <w14:ligatures w14:val="none"/>
+        </w:rPr>
+        <w:t>Therefore, generally,</w:t>
+      </w:r>
+    </w:p>
+    <w:p>
+      <w:pPr>
+        <w:spacing w:after="0" w:line="240" w:lineRule="auto"/>
+        <w:rPr>
+          <w:rFonts w:ascii="Times New Roman" w:eastAsia="Times New Roman" w:hAnsi="Times New Roman" w:cs="Times New Roman"/>
+          <w:color w:val="000000"/>
+          <w:kern w:val="0"/>
+          <w14:ligatures w14:val="none"/>
+        </w:rPr>
+      </w:pPr>
+      <w:proofErr w:type="gramStart"/>
+      <w:r>
+        <w:rPr>
+          <w:rFonts w:ascii="Times New Roman" w:eastAsia="Times New Roman" w:hAnsi="Times New Roman" w:cs="Times New Roman"/>
+          <w:color w:val="000000"/>
+          <w:kern w:val="0"/>
+          <w14:ligatures w14:val="none"/>
+        </w:rPr>
+        <w:t>\[</w:t>
+      </w:r>
+      <w:proofErr w:type="gramEnd"/>
+      <w:r>
+        <w:rPr>
+          <w:rFonts w:ascii="Times New Roman" w:eastAsia="Times New Roman" w:hAnsi="Times New Roman" w:cs="Times New Roman"/>
+          <w:color w:val="000000"/>
+          <w:kern w:val="0"/>
+          <w14:ligatures w14:val="none"/>
+        </w:rPr>
+        <w:t xml:space="preserve"> \hat\gamma_1\ne\hat\gamma_2. \]</w:t>
+      </w:r>
+    </w:p>
+    <w:p>
+      <w:pPr>
+        <w:spacing w:before="100" w:beforeAutospacing="1" w:after="100" w:afterAutospacing="1" w:line="240" w:lineRule="auto"/>
+        <w:rPr>
+          <w:rFonts w:ascii="Times New Roman" w:eastAsia="Times New Roman" w:hAnsi="Times New Roman" w:cs="Times New Roman"/>
+          <w:color w:val="000000"/>
+          <w:kern w:val="0"/>
+          <w14:ligatures w14:val="none"/>
+        </w:rPr>
+      </w:pPr>
+      <w:r>
+        <w:rPr>
+          <w:rFonts w:ascii="Times New Roman" w:eastAsia="Times New Roman" w:hAnsi="Times New Roman" w:cs="Times New Roman"/>
+          <w:color w:val="000000"/>
+          <w:kern w:val="0"/>
+          <w14:ligatures w14:val="none"/>
+        </w:rPr>
+        <w:t>Neither estimator necessarily satisfies both sample moments exactly.</w:t>
+      </w:r>
+    </w:p>
+    <w:p>
+      <w:pPr>
+        <w:spacing w:before="100" w:beforeAutospacing="1" w:after="100" w:afterAutospacing="1" w:line="240" w:lineRule="auto"/>
+        <w:outlineLvl w:val="1"/>
+        <w:rPr>
+          <w:rFonts w:ascii="Times New Roman" w:eastAsia="Times New Roman" w:hAnsi="Times New Roman" w:cs="Times New Roman"/>
+          <w:b/>
+          <w:bCs/>
+          <w:color w:val="000000"/>
+          <w:kern w:val="0"/>
+          <w:sz w:val="36"/>
+          <w:szCs w:val="36"/>
+          <w14:ligatures w14:val="none"/>
+        </w:rPr>
+      </w:pPr>
+      <w:r>
+        <w:rPr>
+          <w:rFonts w:ascii="Times New Roman" w:eastAsia="Times New Roman" w:hAnsi="Times New Roman" w:cs="Times New Roman"/>
+          <w:b/>
+          <w:bCs/>
+          <w:color w:val="000000"/>
+          <w:kern w:val="0"/>
+          <w:sz w:val="36"/>
+          <w:szCs w:val="36"/>
+          <w14:ligatures w14:val="none"/>
+        </w:rPr>
+        <w:t>5. What does your professor mean by </w:t>
+      </w:r>
+      <w:proofErr w:type="gramStart"/>
+      <w:r>
+        <w:rPr>
+          <w:rFonts w:ascii="Times New Roman" w:eastAsia="Times New Roman" w:hAnsi="Times New Roman" w:cs="Times New Roman"/>
+          <w:b/>
+          <w:bCs/>
+          <w:color w:val="000000"/>
+          <w:kern w:val="0"/>
+          <w:sz w:val="36"/>
+          <w:szCs w:val="36"/>
+          <w14:ligatures w14:val="none"/>
+        </w:rPr>
+        <w:t>\(</w:t>
+      </w:r>
+      <w:proofErr w:type="gramEnd"/>
+      <w:r>
+        <w:rPr>
+          <w:rFonts w:ascii="Times New Roman" w:eastAsia="Times New Roman" w:hAnsi="Times New Roman" w:cs="Times New Roman"/>
+          <w:b/>
+          <w:bCs/>
+          <w:color w:val="000000"/>
+          <w:kern w:val="0"/>
+          <w:sz w:val="36"/>
+          <w:szCs w:val="36"/>
+          <w14:ligatures w14:val="none"/>
+        </w:rPr>
+        <w:t>\hat A=\hat G'\hat S</w:t>
+      </w:r>
+      <w:proofErr w:type="gramStart"/>
+      <w:r>
+        <w:rPr>
+          <w:rFonts w:ascii="Times New Roman" w:eastAsia="Times New Roman" w:hAnsi="Times New Roman" w:cs="Times New Roman"/>
+          <w:b/>
+          <w:bCs/>
+          <w:color w:val="000000"/>
+          <w:kern w:val="0"/>
+          <w:sz w:val="36"/>
+          <w:szCs w:val="36"/>
+          <w14:ligatures w14:val="none"/>
+        </w:rPr>
+        <w:t>^{</w:t>
+      </w:r>
+      <w:proofErr w:type="gramEnd"/>
+      <w:r>
+        <w:rPr>
+          <w:rFonts w:ascii="Times New Roman" w:eastAsia="Times New Roman" w:hAnsi="Times New Roman" w:cs="Times New Roman"/>
+          <w:b/>
+          <w:bCs/>
+          <w:color w:val="000000"/>
+          <w:kern w:val="0"/>
+          <w:sz w:val="36"/>
+          <w:szCs w:val="36"/>
+          <w14:ligatures w14:val="none"/>
+        </w:rPr>
+        <w:t>-</w:t>
+      </w:r>
+      <w:proofErr w:type="gramStart"/>
+      <w:r>
+        <w:rPr>
+          <w:rFonts w:ascii="Times New Roman" w:eastAsia="Times New Roman" w:hAnsi="Times New Roman" w:cs="Times New Roman"/>
+          <w:b/>
+          <w:bCs/>
+          <w:color w:val="000000"/>
+          <w:kern w:val="0"/>
+          <w:sz w:val="36"/>
+          <w:szCs w:val="36"/>
+          <w14:ligatures w14:val="none"/>
+        </w:rPr>
+        <w:t>1}\</w:t>
+      </w:r>
+      <w:proofErr w:type="gramEnd"/>
+      <w:r>
+        <w:rPr>
+          <w:rFonts w:ascii="Times New Roman" w:eastAsia="Times New Roman" w:hAnsi="Times New Roman" w:cs="Times New Roman"/>
+          <w:b/>
+          <w:bCs/>
+          <w:color w:val="000000"/>
+          <w:kern w:val="0"/>
+          <w:sz w:val="36"/>
+          <w:szCs w:val="36"/>
+          <w14:ligatures w14:val="none"/>
+        </w:rPr>
+        <w:t>)?</w:t>
+      </w:r>
+    </w:p>
+    <w:p>
+      <w:pPr>
+        <w:spacing w:before="100" w:beforeAutospacing="1" w:after="100" w:afterAutospacing="1" w:line="240" w:lineRule="auto"/>
+        <w:rPr>
+          <w:rFonts w:ascii="Times New Roman" w:eastAsia="Times New Roman" w:hAnsi="Times New Roman" w:cs="Times New Roman"/>
+          <w:color w:val="000000"/>
+          <w:kern w:val="0"/>
+          <w14:ligatures w14:val="none"/>
+        </w:rPr>
+      </w:pPr>
+      <w:r>
+        <w:rPr>
+          <w:rFonts w:ascii="Times New Roman" w:eastAsia="Times New Roman" w:hAnsi="Times New Roman" w:cs="Times New Roman"/>
+          <w:color w:val="000000"/>
+          <w:kern w:val="0"/>
+          <w14:ligatures w14:val="none"/>
+        </w:rPr>
+        <w:t>You might remember from Q3(c) that the GMM first-order condition involves the Jacobian:</w:t>
+      </w:r>
+    </w:p>
+    <w:p>
+      <w:pPr>
+        <w:spacing w:after="0" w:line="240" w:lineRule="auto"/>
+        <w:rPr>
+          <w:rFonts w:ascii="Times New Roman" w:eastAsia="Times New Roman" w:hAnsi="Times New Roman" w:cs="Times New Roman"/>
+          <w:color w:val="000000"/>
+          <w:kern w:val="0"/>
+          <w14:ligatures w14:val="none"/>
+        </w:rPr>
+      </w:pPr>
+      <w:proofErr w:type="gramStart"/>
+      <w:r>
+        <w:rPr>
+          <w:rFonts w:ascii="Times New Roman" w:eastAsia="Times New Roman" w:hAnsi="Times New Roman" w:cs="Times New Roman"/>
+          <w:color w:val="000000"/>
+          <w:kern w:val="0"/>
+          <w14:ligatures w14:val="none"/>
+        </w:rPr>
+        <w:t>\[</w:t>
+      </w:r>
+      <w:proofErr w:type="gramEnd"/>
+      <w:r>
+        <w:rPr>
+          <w:rFonts w:ascii="Times New Roman" w:eastAsia="Times New Roman" w:hAnsi="Times New Roman" w:cs="Times New Roman"/>
+          <w:color w:val="000000"/>
+          <w:kern w:val="0"/>
+          <w14:ligatures w14:val="none"/>
+        </w:rPr>
+        <w:t xml:space="preserve"> \hat G(\gamma) = \begin{</w:t>
+      </w:r>
+      <w:proofErr w:type="spellStart"/>
+      <w:r>
+        <w:rPr>
+          <w:rFonts w:ascii="Times New Roman" w:eastAsia="Times New Roman" w:hAnsi="Times New Roman" w:cs="Times New Roman"/>
+          <w:color w:val="000000"/>
+          <w:kern w:val="0"/>
+          <w14:ligatures w14:val="none"/>
+        </w:rPr>
+        <w:t>pmatrix</w:t>
+      </w:r>
+      <w:proofErr w:type="spellEnd"/>
+      <w:r>
+        <w:rPr>
+          <w:rFonts w:ascii="Times New Roman" w:eastAsia="Times New Roman" w:hAnsi="Times New Roman" w:cs="Times New Roman"/>
+          <w:color w:val="000000"/>
+          <w:kern w:val="0"/>
+          <w14:ligatures w14:val="none"/>
+        </w:rPr>
+        <w:t>} \</w:t>
+      </w:r>
+      <w:proofErr w:type="gramStart"/>
+      <w:r>
+        <w:rPr>
+          <w:rFonts w:ascii="Times New Roman" w:eastAsia="Times New Roman" w:hAnsi="Times New Roman" w:cs="Times New Roman"/>
+          <w:color w:val="000000"/>
+          <w:kern w:val="0"/>
+          <w14:ligatures w14:val="none"/>
+        </w:rPr>
+        <w:t>frac{</w:t>
+      </w:r>
+      <w:proofErr w:type="gramEnd"/>
+      <w:r>
+        <w:rPr>
+          <w:rFonts w:ascii="Times New Roman" w:eastAsia="Times New Roman" w:hAnsi="Times New Roman" w:cs="Times New Roman"/>
+          <w:color w:val="000000"/>
+          <w:kern w:val="0"/>
+          <w14:ligatures w14:val="none"/>
+        </w:rPr>
+        <w:t>\partial\bar g_1(\gamma</w:t>
+      </w:r>
+      <w:proofErr w:type="gramStart"/>
+      <w:r>
+        <w:rPr>
+          <w:rFonts w:ascii="Times New Roman" w:eastAsia="Times New Roman" w:hAnsi="Times New Roman" w:cs="Times New Roman"/>
+          <w:color w:val="000000"/>
+          <w:kern w:val="0"/>
+          <w14:ligatures w14:val="none"/>
+        </w:rPr>
+        <w:t>)}{\partial\gamma}\</w:t>
+      </w:r>
+      <w:proofErr w:type="gramEnd"/>
+      <w:r>
+        <w:rPr>
+          <w:rFonts w:ascii="Times New Roman" w:eastAsia="Times New Roman" w:hAnsi="Times New Roman" w:cs="Times New Roman"/>
+          <w:color w:val="000000"/>
+          <w:kern w:val="0"/>
+          <w14:ligatures w14:val="none"/>
+        </w:rPr>
+        <w:t>\ \</w:t>
+      </w:r>
+      <w:proofErr w:type="gramStart"/>
+      <w:r>
+        <w:rPr>
+          <w:rFonts w:ascii="Times New Roman" w:eastAsia="Times New Roman" w:hAnsi="Times New Roman" w:cs="Times New Roman"/>
+          <w:color w:val="000000"/>
+          <w:kern w:val="0"/>
+          <w14:ligatures w14:val="none"/>
+        </w:rPr>
+        <w:t>frac{</w:t>
+      </w:r>
+      <w:proofErr w:type="gramEnd"/>
+      <w:r>
+        <w:rPr>
+          <w:rFonts w:ascii="Times New Roman" w:eastAsia="Times New Roman" w:hAnsi="Times New Roman" w:cs="Times New Roman"/>
+          <w:color w:val="000000"/>
+          <w:kern w:val="0"/>
+          <w14:ligatures w14:val="none"/>
+        </w:rPr>
+        <w:t>\partial\bar g_2(\gamma</w:t>
+      </w:r>
+      <w:proofErr w:type="gramStart"/>
+      <w:r>
+        <w:rPr>
+          <w:rFonts w:ascii="Times New Roman" w:eastAsia="Times New Roman" w:hAnsi="Times New Roman" w:cs="Times New Roman"/>
+          <w:color w:val="000000"/>
+          <w:kern w:val="0"/>
+          <w14:ligatures w14:val="none"/>
+        </w:rPr>
+        <w:t>)}{</w:t>
+      </w:r>
+      <w:proofErr w:type="gramEnd"/>
+      <w:r>
+        <w:rPr>
+          <w:rFonts w:ascii="Times New Roman" w:eastAsia="Times New Roman" w:hAnsi="Times New Roman" w:cs="Times New Roman"/>
+          <w:color w:val="000000"/>
+          <w:kern w:val="0"/>
+          <w14:ligatures w14:val="none"/>
+        </w:rPr>
+        <w:t>\partial\gamma} \end{</w:t>
+      </w:r>
+      <w:proofErr w:type="spellStart"/>
+      <w:r>
+        <w:rPr>
+          <w:rFonts w:ascii="Times New Roman" w:eastAsia="Times New Roman" w:hAnsi="Times New Roman" w:cs="Times New Roman"/>
+          <w:color w:val="000000"/>
+          <w:kern w:val="0"/>
+          <w14:ligatures w14:val="none"/>
+        </w:rPr>
+        <w:t>pmatrix</w:t>
+      </w:r>
+      <w:proofErr w:type="spellEnd"/>
+      <w:r>
+        <w:rPr>
+          <w:rFonts w:ascii="Times New Roman" w:eastAsia="Times New Roman" w:hAnsi="Times New Roman" w:cs="Times New Roman"/>
+          <w:color w:val="000000"/>
+          <w:kern w:val="0"/>
+          <w14:ligatures w14:val="none"/>
+        </w:rPr>
+        <w:t>}. \]</w:t>
+      </w:r>
+    </w:p>
+    <w:p>
+      <w:pPr>
+        <w:spacing w:before="100" w:beforeAutospacing="1" w:after="100" w:afterAutospacing="1" w:line="240" w:lineRule="auto"/>
+        <w:rPr>
+          <w:rFonts w:ascii="Times New Roman" w:eastAsia="Times New Roman" w:hAnsi="Times New Roman" w:cs="Times New Roman"/>
+          <w:color w:val="000000"/>
+          <w:kern w:val="0"/>
+          <w14:ligatures w14:val="none"/>
+        </w:rPr>
+      </w:pPr>
+      <w:r>
+        <w:rPr>
+          <w:rFonts w:ascii="Times New Roman" w:eastAsia="Times New Roman" w:hAnsi="Times New Roman" w:cs="Times New Roman"/>
+          <w:color w:val="000000"/>
+          <w:kern w:val="0"/>
+          <w14:ligatures w14:val="none"/>
+        </w:rPr>
+        <w:t>For a general fixed weighting matrix \(W\), the GMM objective is</w:t>
+      </w:r>
+    </w:p>
+    <w:p>
+      <w:pPr>
+        <w:spacing w:after="0" w:line="240" w:lineRule="auto"/>
+        <w:rPr>
+          <w:rFonts w:ascii="Times New Roman" w:eastAsia="Times New Roman" w:hAnsi="Times New Roman" w:cs="Times New Roman"/>
+          <w:color w:val="000000"/>
+          <w:kern w:val="0"/>
+          <w14:ligatures w14:val="none"/>
+        </w:rPr>
+      </w:pPr>
+      <w:proofErr w:type="gramStart"/>
+      <w:r>
+        <w:rPr>
+          <w:rFonts w:ascii="Times New Roman" w:eastAsia="Times New Roman" w:hAnsi="Times New Roman" w:cs="Times New Roman"/>
+          <w:color w:val="000000"/>
+          <w:kern w:val="0"/>
+          <w14:ligatures w14:val="none"/>
+        </w:rPr>
+        <w:t>\[</w:t>
+      </w:r>
+      <w:proofErr w:type="gramEnd"/>
+      <w:r>
+        <w:rPr>
+          <w:rFonts w:ascii="Times New Roman" w:eastAsia="Times New Roman" w:hAnsi="Times New Roman" w:cs="Times New Roman"/>
+          <w:color w:val="000000"/>
+          <w:kern w:val="0"/>
+          <w14:ligatures w14:val="none"/>
+        </w:rPr>
+        <w:t xml:space="preserve"> Q(\</w:t>
+      </w:r>
+      <w:proofErr w:type="gramStart"/>
+      <w:r>
+        <w:rPr>
+          <w:rFonts w:ascii="Times New Roman" w:eastAsia="Times New Roman" w:hAnsi="Times New Roman" w:cs="Times New Roman"/>
+          <w:color w:val="000000"/>
+          <w:kern w:val="0"/>
+          <w14:ligatures w14:val="none"/>
+        </w:rPr>
+        <w:t>gamma)=</w:t>
+      </w:r>
+      <w:proofErr w:type="gramEnd"/>
+      <w:r>
+        <w:rPr>
+          <w:rFonts w:ascii="Times New Roman" w:eastAsia="Times New Roman" w:hAnsi="Times New Roman" w:cs="Times New Roman"/>
+          <w:color w:val="000000"/>
+          <w:kern w:val="0"/>
+          <w14:ligatures w14:val="none"/>
+        </w:rPr>
+        <w:t>\</w:t>
+      </w:r>
+      <w:proofErr w:type="gramStart"/>
+      <w:r>
+        <w:rPr>
+          <w:rFonts w:ascii="Times New Roman" w:eastAsia="Times New Roman" w:hAnsi="Times New Roman" w:cs="Times New Roman"/>
+          <w:color w:val="000000"/>
+          <w:kern w:val="0"/>
+          <w14:ligatures w14:val="none"/>
+        </w:rPr>
+        <w:t>bar{</w:t>
+      </w:r>
+      <w:proofErr w:type="gramEnd"/>
+      <w:r>
+        <w:rPr>
+          <w:rFonts w:ascii="Times New Roman" w:eastAsia="Times New Roman" w:hAnsi="Times New Roman" w:cs="Times New Roman"/>
+          <w:color w:val="000000"/>
+          <w:kern w:val="0"/>
+          <w14:ligatures w14:val="none"/>
+        </w:rPr>
+        <w:t>\</w:t>
+      </w:r>
+      <w:proofErr w:type="spellStart"/>
+      <w:r>
+        <w:rPr>
+          <w:rFonts w:ascii="Times New Roman" w:eastAsia="Times New Roman" w:hAnsi="Times New Roman" w:cs="Times New Roman"/>
+          <w:color w:val="000000"/>
+          <w:kern w:val="0"/>
+          <w14:ligatures w14:val="none"/>
+        </w:rPr>
+        <w:t>mathbf</w:t>
+      </w:r>
+      <w:proofErr w:type="spellEnd"/>
+      <w:r>
+        <w:rPr>
+          <w:rFonts w:ascii="Times New Roman" w:eastAsia="Times New Roman" w:hAnsi="Times New Roman" w:cs="Times New Roman"/>
+          <w:color w:val="000000"/>
+          <w:kern w:val="0"/>
+          <w14:ligatures w14:val="none"/>
+        </w:rPr>
+        <w:t xml:space="preserve"> </w:t>
+      </w:r>
+      <w:proofErr w:type="gramStart"/>
+      <w:r>
+        <w:rPr>
+          <w:rFonts w:ascii="Times New Roman" w:eastAsia="Times New Roman" w:hAnsi="Times New Roman" w:cs="Times New Roman"/>
+          <w:color w:val="000000"/>
+          <w:kern w:val="0"/>
+          <w14:ligatures w14:val="none"/>
+        </w:rPr>
+        <w:t>g}(</w:t>
+      </w:r>
+      <w:proofErr w:type="gramEnd"/>
+      <w:r>
+        <w:rPr>
+          <w:rFonts w:ascii="Times New Roman" w:eastAsia="Times New Roman" w:hAnsi="Times New Roman" w:cs="Times New Roman"/>
+          <w:color w:val="000000"/>
+          <w:kern w:val="0"/>
+          <w14:ligatures w14:val="none"/>
+        </w:rPr>
+        <w:t>\gamma)'W\</w:t>
+      </w:r>
+      <w:proofErr w:type="gramStart"/>
+      <w:r>
+        <w:rPr>
+          <w:rFonts w:ascii="Times New Roman" w:eastAsia="Times New Roman" w:hAnsi="Times New Roman" w:cs="Times New Roman"/>
+          <w:color w:val="000000"/>
+          <w:kern w:val="0"/>
+          <w14:ligatures w14:val="none"/>
+        </w:rPr>
+        <w:t>bar{</w:t>
+      </w:r>
+      <w:proofErr w:type="gramEnd"/>
+      <w:r>
+        <w:rPr>
+          <w:rFonts w:ascii="Times New Roman" w:eastAsia="Times New Roman" w:hAnsi="Times New Roman" w:cs="Times New Roman"/>
+          <w:color w:val="000000"/>
+          <w:kern w:val="0"/>
+          <w14:ligatures w14:val="none"/>
+        </w:rPr>
+        <w:t>\</w:t>
+      </w:r>
+      <w:proofErr w:type="spellStart"/>
+      <w:r>
+        <w:rPr>
+          <w:rFonts w:ascii="Times New Roman" w:eastAsia="Times New Roman" w:hAnsi="Times New Roman" w:cs="Times New Roman"/>
+          <w:color w:val="000000"/>
+          <w:kern w:val="0"/>
+          <w14:ligatures w14:val="none"/>
+        </w:rPr>
+        <w:t>mathbf</w:t>
+      </w:r>
+      <w:proofErr w:type="spellEnd"/>
+      <w:r>
+        <w:rPr>
+          <w:rFonts w:ascii="Times New Roman" w:eastAsia="Times New Roman" w:hAnsi="Times New Roman" w:cs="Times New Roman"/>
+          <w:color w:val="000000"/>
+          <w:kern w:val="0"/>
+          <w14:ligatures w14:val="none"/>
+        </w:rPr>
+        <w:t xml:space="preserve"> </w:t>
+      </w:r>
+      <w:proofErr w:type="gramStart"/>
+      <w:r>
+        <w:rPr>
+          <w:rFonts w:ascii="Times New Roman" w:eastAsia="Times New Roman" w:hAnsi="Times New Roman" w:cs="Times New Roman"/>
+          <w:color w:val="000000"/>
+          <w:kern w:val="0"/>
+          <w14:ligatures w14:val="none"/>
+        </w:rPr>
+        <w:t>g}(</w:t>
+      </w:r>
+      <w:proofErr w:type="gramEnd"/>
+      <w:r>
+        <w:rPr>
+          <w:rFonts w:ascii="Times New Roman" w:eastAsia="Times New Roman" w:hAnsi="Times New Roman" w:cs="Times New Roman"/>
+          <w:color w:val="000000"/>
+          <w:kern w:val="0"/>
+          <w14:ligatures w14:val="none"/>
+        </w:rPr>
+        <w:t>\gamma). \]</w:t>
+      </w:r>
+    </w:p>
+    <w:p>
+      <w:pPr>
+        <w:spacing w:before="100" w:beforeAutospacing="1" w:after="100" w:afterAutospacing="1" w:line="240" w:lineRule="auto"/>
+        <w:rPr>
+          <w:rFonts w:ascii="Times New Roman" w:eastAsia="Times New Roman" w:hAnsi="Times New Roman" w:cs="Times New Roman"/>
+          <w:color w:val="000000"/>
+          <w:kern w:val="0"/>
+          <w14:ligatures w14:val="none"/>
+        </w:rPr>
+      </w:pPr>
+      <w:r>
+        <w:rPr>
+          <w:rFonts w:ascii="Times New Roman" w:eastAsia="Times New Roman" w:hAnsi="Times New Roman" w:cs="Times New Roman"/>
+          <w:color w:val="000000"/>
+          <w:kern w:val="0"/>
+          <w14:ligatures w14:val="none"/>
+        </w:rPr>
+        <w:t>Differentiate with respect to \(\gamma\):</w:t>
+      </w:r>
+    </w:p>
+    <w:p>
+      <w:pPr>
+        <w:spacing w:after="0" w:line="240" w:lineRule="auto"/>
+        <w:rPr>
+          <w:rFonts w:ascii="Times New Roman" w:eastAsia="Times New Roman" w:hAnsi="Times New Roman" w:cs="Times New Roman"/>
+          <w:color w:val="000000"/>
+          <w:kern w:val="0"/>
+          <w14:ligatures w14:val="none"/>
+        </w:rPr>
+      </w:pPr>
+      <w:proofErr w:type="gramStart"/>
+      <w:r>
+        <w:rPr>
+          <w:rFonts w:ascii="Times New Roman" w:eastAsia="Times New Roman" w:hAnsi="Times New Roman" w:cs="Times New Roman"/>
+          <w:color w:val="000000"/>
+          <w:kern w:val="0"/>
+          <w14:ligatures w14:val="none"/>
+        </w:rPr>
+        <w:t>\[</w:t>
+      </w:r>
+      <w:proofErr w:type="gramEnd"/>
+      <w:r>
+        <w:rPr>
+          <w:rFonts w:ascii="Times New Roman" w:eastAsia="Times New Roman" w:hAnsi="Times New Roman" w:cs="Times New Roman"/>
+          <w:color w:val="000000"/>
+          <w:kern w:val="0"/>
+          <w14:ligatures w14:val="none"/>
+        </w:rPr>
+        <w:t xml:space="preserve"> \</w:t>
+      </w:r>
+      <w:proofErr w:type="gramStart"/>
+      <w:r>
+        <w:rPr>
+          <w:rFonts w:ascii="Times New Roman" w:eastAsia="Times New Roman" w:hAnsi="Times New Roman" w:cs="Times New Roman"/>
+          <w:color w:val="000000"/>
+          <w:kern w:val="0"/>
+          <w14:ligatures w14:val="none"/>
+        </w:rPr>
+        <w:t>frac{</w:t>
+      </w:r>
+      <w:proofErr w:type="gramEnd"/>
+      <w:r>
+        <w:rPr>
+          <w:rFonts w:ascii="Times New Roman" w:eastAsia="Times New Roman" w:hAnsi="Times New Roman" w:cs="Times New Roman"/>
+          <w:color w:val="000000"/>
+          <w:kern w:val="0"/>
+          <w14:ligatures w14:val="none"/>
+        </w:rPr>
+        <w:t>\partial Q(\gamma</w:t>
+      </w:r>
+      <w:proofErr w:type="gramStart"/>
+      <w:r>
+        <w:rPr>
+          <w:rFonts w:ascii="Times New Roman" w:eastAsia="Times New Roman" w:hAnsi="Times New Roman" w:cs="Times New Roman"/>
+          <w:color w:val="000000"/>
+          <w:kern w:val="0"/>
+          <w14:ligatures w14:val="none"/>
+        </w:rPr>
+        <w:t>)}{</w:t>
+      </w:r>
+      <w:proofErr w:type="gramEnd"/>
+      <w:r>
+        <w:rPr>
+          <w:rFonts w:ascii="Times New Roman" w:eastAsia="Times New Roman" w:hAnsi="Times New Roman" w:cs="Times New Roman"/>
+          <w:color w:val="000000"/>
+          <w:kern w:val="0"/>
+          <w14:ligatures w14:val="none"/>
+        </w:rPr>
+        <w:t>\partial\gamma} = 2\hat G(\gamma)'W\</w:t>
+      </w:r>
+      <w:proofErr w:type="gramStart"/>
+      <w:r>
+        <w:rPr>
+          <w:rFonts w:ascii="Times New Roman" w:eastAsia="Times New Roman" w:hAnsi="Times New Roman" w:cs="Times New Roman"/>
+          <w:color w:val="000000"/>
+          <w:kern w:val="0"/>
+          <w14:ligatures w14:val="none"/>
+        </w:rPr>
+        <w:t>bar{</w:t>
+      </w:r>
+      <w:proofErr w:type="gramEnd"/>
+      <w:r>
+        <w:rPr>
+          <w:rFonts w:ascii="Times New Roman" w:eastAsia="Times New Roman" w:hAnsi="Times New Roman" w:cs="Times New Roman"/>
+          <w:color w:val="000000"/>
+          <w:kern w:val="0"/>
+          <w14:ligatures w14:val="none"/>
+        </w:rPr>
+        <w:t>\</w:t>
+      </w:r>
+      <w:proofErr w:type="spellStart"/>
+      <w:r>
+        <w:rPr>
+          <w:rFonts w:ascii="Times New Roman" w:eastAsia="Times New Roman" w:hAnsi="Times New Roman" w:cs="Times New Roman"/>
+          <w:color w:val="000000"/>
+          <w:kern w:val="0"/>
+          <w14:ligatures w14:val="none"/>
+        </w:rPr>
+        <w:t>mathbf</w:t>
+      </w:r>
+      <w:proofErr w:type="spellEnd"/>
+      <w:r>
+        <w:rPr>
+          <w:rFonts w:ascii="Times New Roman" w:eastAsia="Times New Roman" w:hAnsi="Times New Roman" w:cs="Times New Roman"/>
+          <w:color w:val="000000"/>
+          <w:kern w:val="0"/>
+          <w14:ligatures w14:val="none"/>
+        </w:rPr>
+        <w:t xml:space="preserve"> </w:t>
+      </w:r>
+      <w:proofErr w:type="gramStart"/>
+      <w:r>
+        <w:rPr>
+          <w:rFonts w:ascii="Times New Roman" w:eastAsia="Times New Roman" w:hAnsi="Times New Roman" w:cs="Times New Roman"/>
+          <w:color w:val="000000"/>
+          <w:kern w:val="0"/>
+          <w14:ligatures w14:val="none"/>
+        </w:rPr>
+        <w:t>g}(</w:t>
+      </w:r>
+      <w:proofErr w:type="gramEnd"/>
+      <w:r>
+        <w:rPr>
+          <w:rFonts w:ascii="Times New Roman" w:eastAsia="Times New Roman" w:hAnsi="Times New Roman" w:cs="Times New Roman"/>
+          <w:color w:val="000000"/>
+          <w:kern w:val="0"/>
+          <w14:ligatures w14:val="none"/>
+        </w:rPr>
+        <w:t>\gamma). \]</w:t>
+      </w:r>
+    </w:p>
+    <w:p>
+      <w:pPr>
+        <w:spacing w:before="100" w:beforeAutospacing="1" w:after="100" w:afterAutospacing="1" w:line="240" w:lineRule="auto"/>
+        <w:rPr>
+          <w:rFonts w:ascii="Times New Roman" w:eastAsia="Times New Roman" w:hAnsi="Times New Roman" w:cs="Times New Roman"/>
+          <w:color w:val="000000"/>
+          <w:kern w:val="0"/>
+          <w14:ligatures w14:val="none"/>
+        </w:rPr>
+      </w:pPr>
+      <w:r>
+        <w:rPr>
+          <w:rFonts w:ascii="Times New Roman" w:eastAsia="Times New Roman" w:hAnsi="Times New Roman" w:cs="Times New Roman"/>
+          <w:color w:val="000000"/>
+          <w:kern w:val="0"/>
+          <w14:ligatures w14:val="none"/>
+        </w:rPr>
+        <w:t>At an interior optimum, the first-order condition is</w:t>
+      </w:r>
+    </w:p>
+    <w:p>
+      <w:pPr>
+        <w:spacing w:after="0" w:line="240" w:lineRule="auto"/>
+        <w:rPr>
+          <w:rFonts w:ascii="Times New Roman" w:eastAsia="Times New Roman" w:hAnsi="Times New Roman" w:cs="Times New Roman"/>
+          <w:color w:val="000000"/>
+          <w:kern w:val="0"/>
+          <w14:ligatures w14:val="none"/>
+        </w:rPr>
+      </w:pPr>
+      <w:proofErr w:type="gramStart"/>
+      <w:r>
+        <w:rPr>
+          <w:rFonts w:ascii="Times New Roman" w:eastAsia="Times New Roman" w:hAnsi="Times New Roman" w:cs="Times New Roman"/>
+          <w:color w:val="000000"/>
+          <w:kern w:val="0"/>
+          <w14:ligatures w14:val="none"/>
+        </w:rPr>
+        <w:t>\[</w:t>
+      </w:r>
+      <w:proofErr w:type="gramEnd"/>
+      <w:r>
+        <w:rPr>
+          <w:rFonts w:ascii="Times New Roman" w:eastAsia="Times New Roman" w:hAnsi="Times New Roman" w:cs="Times New Roman"/>
+          <w:color w:val="000000"/>
+          <w:kern w:val="0"/>
+          <w14:ligatures w14:val="none"/>
+        </w:rPr>
+        <w:t xml:space="preserve"> \</w:t>
+      </w:r>
+      <w:proofErr w:type="gramStart"/>
+      <w:r>
+        <w:rPr>
+          <w:rFonts w:ascii="Times New Roman" w:eastAsia="Times New Roman" w:hAnsi="Times New Roman" w:cs="Times New Roman"/>
+          <w:color w:val="000000"/>
+          <w:kern w:val="0"/>
+          <w14:ligatures w14:val="none"/>
+        </w:rPr>
+        <w:t>boxed{ \</w:t>
+      </w:r>
+      <w:proofErr w:type="gramEnd"/>
+      <w:r>
+        <w:rPr>
+          <w:rFonts w:ascii="Times New Roman" w:eastAsia="Times New Roman" w:hAnsi="Times New Roman" w:cs="Times New Roman"/>
+          <w:color w:val="000000"/>
+          <w:kern w:val="0"/>
+          <w14:ligatures w14:val="none"/>
+        </w:rPr>
+        <w:t>hat G(\hat\gamma)'W\</w:t>
+      </w:r>
+      <w:proofErr w:type="gramStart"/>
+      <w:r>
+        <w:rPr>
+          <w:rFonts w:ascii="Times New Roman" w:eastAsia="Times New Roman" w:hAnsi="Times New Roman" w:cs="Times New Roman"/>
+          <w:color w:val="000000"/>
+          <w:kern w:val="0"/>
+          <w14:ligatures w14:val="none"/>
+        </w:rPr>
+        <w:t>bar{</w:t>
+      </w:r>
+      <w:proofErr w:type="gramEnd"/>
+      <w:r>
+        <w:rPr>
+          <w:rFonts w:ascii="Times New Roman" w:eastAsia="Times New Roman" w:hAnsi="Times New Roman" w:cs="Times New Roman"/>
+          <w:color w:val="000000"/>
+          <w:kern w:val="0"/>
+          <w14:ligatures w14:val="none"/>
+        </w:rPr>
+        <w:t>\</w:t>
+      </w:r>
+      <w:proofErr w:type="spellStart"/>
+      <w:r>
+        <w:rPr>
+          <w:rFonts w:ascii="Times New Roman" w:eastAsia="Times New Roman" w:hAnsi="Times New Roman" w:cs="Times New Roman"/>
+          <w:color w:val="000000"/>
+          <w:kern w:val="0"/>
+          <w14:ligatures w14:val="none"/>
+        </w:rPr>
+        <w:t>mathbf</w:t>
+      </w:r>
+      <w:proofErr w:type="spellEnd"/>
+      <w:r>
+        <w:rPr>
+          <w:rFonts w:ascii="Times New Roman" w:eastAsia="Times New Roman" w:hAnsi="Times New Roman" w:cs="Times New Roman"/>
+          <w:color w:val="000000"/>
+          <w:kern w:val="0"/>
+          <w14:ligatures w14:val="none"/>
+        </w:rPr>
+        <w:t xml:space="preserve"> </w:t>
+      </w:r>
+      <w:proofErr w:type="gramStart"/>
+      <w:r>
+        <w:rPr>
+          <w:rFonts w:ascii="Times New Roman" w:eastAsia="Times New Roman" w:hAnsi="Times New Roman" w:cs="Times New Roman"/>
+          <w:color w:val="000000"/>
+          <w:kern w:val="0"/>
+          <w14:ligatures w14:val="none"/>
+        </w:rPr>
+        <w:t>g}(\hat\gamma)=</w:t>
+      </w:r>
+      <w:proofErr w:type="gramEnd"/>
+      <w:r>
+        <w:rPr>
+          <w:rFonts w:ascii="Times New Roman" w:eastAsia="Times New Roman" w:hAnsi="Times New Roman" w:cs="Times New Roman"/>
+          <w:color w:val="000000"/>
+          <w:kern w:val="0"/>
+          <w14:ligatures w14:val="none"/>
+        </w:rPr>
+        <w:t>0</w:t>
+      </w:r>
+      <w:proofErr w:type="gramStart"/>
+      <w:r>
+        <w:rPr>
+          <w:rFonts w:ascii="Times New Roman" w:eastAsia="Times New Roman" w:hAnsi="Times New Roman" w:cs="Times New Roman"/>
+          <w:color w:val="000000"/>
+          <w:kern w:val="0"/>
+          <w14:ligatures w14:val="none"/>
+        </w:rPr>
+        <w:t>. }</w:t>
+      </w:r>
+      <w:proofErr w:type="gramEnd"/>
+      <w:r>
+        <w:rPr>
+          <w:rFonts w:ascii="Times New Roman" w:eastAsia="Times New Roman" w:hAnsi="Times New Roman" w:cs="Times New Roman"/>
+          <w:color w:val="000000"/>
+          <w:kern w:val="0"/>
+          <w14:ligatures w14:val="none"/>
+        </w:rPr>
+        <w:t xml:space="preserve"> \]</w:t>
+      </w:r>
+    </w:p>
+    <w:p>
+      <w:pPr>
+        <w:spacing w:before="100" w:beforeAutospacing="1" w:after="100" w:afterAutospacing="1" w:line="240" w:lineRule="auto"/>
+        <w:rPr>
+          <w:rFonts w:ascii="Times New Roman" w:eastAsia="Times New Roman" w:hAnsi="Times New Roman" w:cs="Times New Roman"/>
+          <w:color w:val="000000"/>
+          <w:kern w:val="0"/>
+          <w14:ligatures w14:val="none"/>
+        </w:rPr>
+      </w:pPr>
+      <w:r>
+        <w:rPr>
+          <w:rFonts w:ascii="Times New Roman" w:eastAsia="Times New Roman" w:hAnsi="Times New Roman" w:cs="Times New Roman"/>
+          <w:color w:val="000000"/>
+          <w:kern w:val="0"/>
+          <w14:ligatures w14:val="none"/>
+        </w:rPr>
+        <w:t>Compare the two questions:</w:t>
+      </w:r>
+    </w:p>
+    <w:tbl>
+      <w:tblPr>
+        <w:tblW w:w="0" w:type="auto"/>
+        <w:tblCellSpacing w:w="15" w:type="dxa"/>
+        <w:tblCellMar>
+          <w:top w:w="15" w:type="dxa"/>
+          <w:left w:w="15" w:type="dxa"/>
+          <w:bottom w:w="15" w:type="dxa"/>
+          <w:right w:w="15" w:type="dxa"/>
+        </w:tblCellMar>
+        <w:tblLook w:val="04A0" w:firstRow="1" w:lastRow="0" w:firstColumn="1" w:lastColumn="0" w:noHBand="0" w:noVBand="1"/>
+      </w:tblPr>
+      <w:tblGrid>
+        <w:gridCol w:w="649"/>
+        <w:gridCol w:w="1880"/>
+        <w:gridCol w:w="4127"/>
+      </w:tblGrid>
+      <w:tr>
+        <w:trPr>
+          <w:tblCellSpacing w:w="15" w:type="dxa"/>
+        </w:trPr>
+        <w:tc>
+          <w:tcPr>
+            <w:tcW w:w="0" w:type="auto"/>
+            <w:vAlign w:val="center"/>
+            <w:hideMark/>
+          </w:tcPr>
+          <w:p>
+            <w:pPr>
+              <w:spacing w:after="0" w:line="240" w:lineRule="auto"/>
+              <w:rPr>
+                <w:rFonts w:ascii="Times New Roman" w:eastAsia="Times New Roman" w:hAnsi="Times New Roman" w:cs="Times New Roman"/>
+                <w:color w:val="000000"/>
+                <w:kern w:val="0"/>
+                <w14:ligatures w14:val="none"/>
+              </w:rPr>
+            </w:pPr>
+          </w:p>
+        </w:tc>
+        <w:tc>
+          <w:tcPr>
+            <w:tcW w:w="0" w:type="auto"/>
+            <w:vAlign w:val="center"/>
+            <w:hideMark/>
+          </w:tcPr>
+          <w:p>
+            <w:pPr>
+              <w:spacing w:before="100" w:beforeAutospacing="1" w:after="100" w:afterAutospacing="1" w:line="240" w:lineRule="auto"/>
+              <w:jc w:val="center"/>
+              <w:rPr>
+                <w:rFonts w:ascii="Times New Roman" w:eastAsia="Times New Roman" w:hAnsi="Times New Roman" w:cs="Times New Roman"/>
+                <w:b/>
+                <w:bCs/>
+                <w:kern w:val="0"/>
+                <w14:ligatures w14:val="none"/>
+              </w:rPr>
+            </w:pPr>
+            <w:r>
+              <w:rPr>
+                <w:rFonts w:ascii="Times New Roman" w:eastAsia="Times New Roman" w:hAnsi="Times New Roman" w:cs="Times New Roman"/>
+                <w:b/>
+                <w:bCs/>
+                <w:kern w:val="0"/>
+                <w14:ligatures w14:val="none"/>
+              </w:rPr>
+              <w:t>Weighting matrix</w:t>
+            </w:r>
+          </w:p>
+        </w:tc>
+        <w:tc>
+          <w:tcPr>
+            <w:tcW w:w="0" w:type="auto"/>
+            <w:vAlign w:val="center"/>
+            <w:hideMark/>
+          </w:tcPr>
+          <w:p>
+            <w:pPr>
+              <w:spacing w:before="100" w:beforeAutospacing="1" w:after="100" w:afterAutospacing="1" w:line="240" w:lineRule="auto"/>
+              <w:jc w:val="center"/>
+              <w:rPr>
+                <w:rFonts w:ascii="Times New Roman" w:eastAsia="Times New Roman" w:hAnsi="Times New Roman" w:cs="Times New Roman"/>
+                <w:b/>
+                <w:bCs/>
+                <w:kern w:val="0"/>
+                <w14:ligatures w14:val="none"/>
+              </w:rPr>
+            </w:pPr>
+            <w:r>
+              <w:rPr>
+                <w:rFonts w:ascii="Times New Roman" w:eastAsia="Times New Roman" w:hAnsi="Times New Roman" w:cs="Times New Roman"/>
+                <w:b/>
+                <w:bCs/>
+                <w:kern w:val="0"/>
+                <w14:ligatures w14:val="none"/>
+              </w:rPr>
+              <w:t>First-order condition</w:t>
+            </w:r>
+          </w:p>
+        </w:tc>
+      </w:tr>
+      <w:tr>
+        <w:trPr>
+          <w:tblCellSpacing w:w="15" w:type="dxa"/>
+        </w:trPr>
+        <w:tc>
+          <w:tcPr>
+            <w:tcW w:w="0" w:type="auto"/>
+            <w:vAlign w:val="center"/>
+            <w:hideMark/>
+          </w:tcPr>
+          <w:p>
+            <w:pPr>
+              <w:spacing w:before="100" w:beforeAutospacing="1" w:after="100" w:afterAutospacing="1" w:line="240" w:lineRule="auto"/>
+              <w:rPr>
+                <w:rFonts w:ascii="Times New Roman" w:eastAsia="Times New Roman" w:hAnsi="Times New Roman" w:cs="Times New Roman"/>
+                <w:kern w:val="0"/>
+                <w14:ligatures w14:val="none"/>
+              </w:rPr>
+            </w:pPr>
+            <w:r>
+              <w:rPr>
+                <w:rFonts w:ascii="Times New Roman" w:eastAsia="Times New Roman" w:hAnsi="Times New Roman" w:cs="Times New Roman"/>
+                <w:kern w:val="0"/>
+                <w14:ligatures w14:val="none"/>
+              </w:rPr>
+              <w:t>Q3(c)</w:t>
+            </w:r>
+          </w:p>
+        </w:tc>
+        <w:tc>
+          <w:tcPr>
+            <w:tcW w:w="0" w:type="auto"/>
+            <w:vAlign w:val="center"/>
+            <w:hideMark/>
+          </w:tcPr>
+          <w:p>
+            <w:pPr>
+              <w:spacing w:before="100" w:beforeAutospacing="1" w:after="100" w:afterAutospacing="1" w:line="240" w:lineRule="auto"/>
+              <w:rPr>
+                <w:rFonts w:ascii="Times New Roman" w:eastAsia="Times New Roman" w:hAnsi="Times New Roman" w:cs="Times New Roman"/>
+                <w:kern w:val="0"/>
+                <w14:ligatures w14:val="none"/>
+              </w:rPr>
+            </w:pPr>
+            <w:r>
+              <w:rPr>
+                <w:rFonts w:ascii="Times New Roman" w:eastAsia="Times New Roman" w:hAnsi="Times New Roman" w:cs="Times New Roman"/>
+                <w:kern w:val="0"/>
+                <w14:ligatures w14:val="none"/>
+              </w:rPr>
+              <w:t>\(I_2\)</w:t>
+            </w:r>
+          </w:p>
+        </w:tc>
+        <w:tc>
+          <w:tcPr>
+            <w:tcW w:w="0" w:type="auto"/>
+            <w:vAlign w:val="center"/>
+            <w:hideMark/>
+          </w:tcPr>
+          <w:p>
+            <w:pPr>
+              <w:spacing w:before="100" w:beforeAutospacing="1" w:after="100" w:afterAutospacing="1" w:line="240" w:lineRule="auto"/>
+              <w:rPr>
+                <w:rFonts w:ascii="Times New Roman" w:eastAsia="Times New Roman" w:hAnsi="Times New Roman" w:cs="Times New Roman"/>
+                <w:kern w:val="0"/>
+                <w14:ligatures w14:val="none"/>
+              </w:rPr>
+            </w:pPr>
+            <w:proofErr w:type="gramStart"/>
+            <w:r>
+              <w:rPr>
+                <w:rFonts w:ascii="Times New Roman" w:eastAsia="Times New Roman" w:hAnsi="Times New Roman" w:cs="Times New Roman"/>
+                <w:kern w:val="0"/>
+                <w14:ligatures w14:val="none"/>
+              </w:rPr>
+              <w:t>\(</w:t>
+            </w:r>
+            <w:proofErr w:type="gramEnd"/>
+            <w:r>
+              <w:rPr>
+                <w:rFonts w:ascii="Times New Roman" w:eastAsia="Times New Roman" w:hAnsi="Times New Roman" w:cs="Times New Roman"/>
+                <w:kern w:val="0"/>
+                <w14:ligatures w14:val="none"/>
+              </w:rPr>
+              <w:t>\hat G'\</w:t>
+            </w:r>
+            <w:proofErr w:type="gramStart"/>
+            <w:r>
+              <w:rPr>
+                <w:rFonts w:ascii="Times New Roman" w:eastAsia="Times New Roman" w:hAnsi="Times New Roman" w:cs="Times New Roman"/>
+                <w:kern w:val="0"/>
+                <w14:ligatures w14:val="none"/>
+              </w:rPr>
+              <w:t>bar{</w:t>
+            </w:r>
+            <w:proofErr w:type="gramEnd"/>
+            <w:r>
+              <w:rPr>
+                <w:rFonts w:ascii="Times New Roman" w:eastAsia="Times New Roman" w:hAnsi="Times New Roman" w:cs="Times New Roman"/>
+                <w:kern w:val="0"/>
+                <w14:ligatures w14:val="none"/>
+              </w:rPr>
+              <w:t>\</w:t>
+            </w:r>
+            <w:proofErr w:type="spellStart"/>
+            <w:r>
+              <w:rPr>
+                <w:rFonts w:ascii="Times New Roman" w:eastAsia="Times New Roman" w:hAnsi="Times New Roman" w:cs="Times New Roman"/>
+                <w:kern w:val="0"/>
+                <w14:ligatures w14:val="none"/>
+              </w:rPr>
+              <w:t>mathbf</w:t>
+            </w:r>
+            <w:proofErr w:type="spellEnd"/>
+            <w:r>
+              <w:rPr>
+                <w:rFonts w:ascii="Times New Roman" w:eastAsia="Times New Roman" w:hAnsi="Times New Roman" w:cs="Times New Roman"/>
+                <w:kern w:val="0"/>
+                <w14:ligatures w14:val="none"/>
+              </w:rPr>
+              <w:t xml:space="preserve"> </w:t>
+            </w:r>
+            <w:proofErr w:type="gramStart"/>
+            <w:r>
+              <w:rPr>
+                <w:rFonts w:ascii="Times New Roman" w:eastAsia="Times New Roman" w:hAnsi="Times New Roman" w:cs="Times New Roman"/>
+                <w:kern w:val="0"/>
+                <w14:ligatures w14:val="none"/>
+              </w:rPr>
+              <w:t>g}=</w:t>
+            </w:r>
+            <w:proofErr w:type="gramEnd"/>
+            <w:r>
+              <w:rPr>
+                <w:rFonts w:ascii="Times New Roman" w:eastAsia="Times New Roman" w:hAnsi="Times New Roman" w:cs="Times New Roman"/>
+                <w:kern w:val="0"/>
+                <w14:ligatures w14:val="none"/>
+              </w:rPr>
+              <w:t>0\)</w:t>
+            </w:r>
+          </w:p>
+        </w:tc>
+      </w:tr>
+      <w:tr>
+        <w:trPr>
+          <w:tblCellSpacing w:w="15" w:type="dxa"/>
+        </w:trPr>
+        <w:tc>
+          <w:tcPr>
+            <w:tcW w:w="0" w:type="auto"/>
+            <w:vAlign w:val="center"/>
+            <w:hideMark/>
+          </w:tcPr>
+          <w:p>
+            <w:pPr>
+              <w:spacing w:before="100" w:beforeAutospacing="1" w:after="100" w:afterAutospacing="1" w:line="240" w:lineRule="auto"/>
+              <w:rPr>
+                <w:rFonts w:ascii="Times New Roman" w:eastAsia="Times New Roman" w:hAnsi="Times New Roman" w:cs="Times New Roman"/>
+                <w:kern w:val="0"/>
+                <w14:ligatures w14:val="none"/>
+              </w:rPr>
+            </w:pPr>
+            <w:r>
+              <w:rPr>
+                <w:rFonts w:ascii="Times New Roman" w:eastAsia="Times New Roman" w:hAnsi="Times New Roman" w:cs="Times New Roman"/>
+                <w:kern w:val="0"/>
+                <w14:ligatures w14:val="none"/>
+              </w:rPr>
+              <w:t>Q3(d)</w:t>
+            </w:r>
+          </w:p>
+        </w:tc>
+        <w:tc>
+          <w:tcPr>
+            <w:tcW w:w="0" w:type="auto"/>
+            <w:vAlign w:val="center"/>
+            <w:hideMark/>
+          </w:tcPr>
+          <w:p>
+            <w:pPr>
+              <w:spacing w:before="100" w:beforeAutospacing="1" w:after="100" w:afterAutospacing="1" w:line="240" w:lineRule="auto"/>
+              <w:rPr>
+                <w:rFonts w:ascii="Times New Roman" w:eastAsia="Times New Roman" w:hAnsi="Times New Roman" w:cs="Times New Roman"/>
+                <w:kern w:val="0"/>
+                <w14:ligatures w14:val="none"/>
+              </w:rPr>
+            </w:pPr>
+            <w:proofErr w:type="gramStart"/>
+            <w:r>
+              <w:rPr>
+                <w:rFonts w:ascii="Times New Roman" w:eastAsia="Times New Roman" w:hAnsi="Times New Roman" w:cs="Times New Roman"/>
+                <w:kern w:val="0"/>
+                <w14:ligatures w14:val="none"/>
+              </w:rPr>
+              <w:t>\(</w:t>
+            </w:r>
+            <w:proofErr w:type="gramEnd"/>
+            <w:r>
+              <w:rPr>
+                <w:rFonts w:ascii="Times New Roman" w:eastAsia="Times New Roman" w:hAnsi="Times New Roman" w:cs="Times New Roman"/>
+                <w:kern w:val="0"/>
+                <w14:ligatures w14:val="none"/>
+              </w:rPr>
+              <w:t>\hat S_1</w:t>
+            </w:r>
+            <w:proofErr w:type="gramStart"/>
+            <w:r>
+              <w:rPr>
+                <w:rFonts w:ascii="Times New Roman" w:eastAsia="Times New Roman" w:hAnsi="Times New Roman" w:cs="Times New Roman"/>
+                <w:kern w:val="0"/>
+                <w14:ligatures w14:val="none"/>
+              </w:rPr>
+              <w:t>^{</w:t>
+            </w:r>
+            <w:proofErr w:type="gramEnd"/>
+            <w:r>
+              <w:rPr>
+                <w:rFonts w:ascii="Times New Roman" w:eastAsia="Times New Roman" w:hAnsi="Times New Roman" w:cs="Times New Roman"/>
+                <w:kern w:val="0"/>
+                <w14:ligatures w14:val="none"/>
+              </w:rPr>
+              <w:t>-</w:t>
+            </w:r>
+            <w:proofErr w:type="gramStart"/>
+            <w:r>
+              <w:rPr>
+                <w:rFonts w:ascii="Times New Roman" w:eastAsia="Times New Roman" w:hAnsi="Times New Roman" w:cs="Times New Roman"/>
+                <w:kern w:val="0"/>
+                <w14:ligatures w14:val="none"/>
+              </w:rPr>
+              <w:t>1}\</w:t>
+            </w:r>
+            <w:proofErr w:type="gramEnd"/>
+            <w:r>
+              <w:rPr>
+                <w:rFonts w:ascii="Times New Roman" w:eastAsia="Times New Roman" w:hAnsi="Times New Roman" w:cs="Times New Roman"/>
+                <w:kern w:val="0"/>
+                <w14:ligatures w14:val="none"/>
+              </w:rPr>
+              <w:t>)</w:t>
+            </w:r>
+          </w:p>
+        </w:tc>
+        <w:tc>
+          <w:tcPr>
+            <w:tcW w:w="0" w:type="auto"/>
+            <w:vAlign w:val="center"/>
+            <w:hideMark/>
+          </w:tcPr>
+          <w:p>
+            <w:pPr>
+              <w:spacing w:before="100" w:beforeAutospacing="1" w:after="100" w:afterAutospacing="1" w:line="240" w:lineRule="auto"/>
+              <w:rPr>
+                <w:rFonts w:ascii="Times New Roman" w:eastAsia="Times New Roman" w:hAnsi="Times New Roman" w:cs="Times New Roman"/>
+                <w:kern w:val="0"/>
+                <w14:ligatures w14:val="none"/>
+              </w:rPr>
+            </w:pPr>
+            <w:proofErr w:type="gramStart"/>
+            <w:r>
+              <w:rPr>
+                <w:rFonts w:ascii="Times New Roman" w:eastAsia="Times New Roman" w:hAnsi="Times New Roman" w:cs="Times New Roman"/>
+                <w:kern w:val="0"/>
+                <w14:ligatures w14:val="none"/>
+              </w:rPr>
+              <w:t>\(</w:t>
+            </w:r>
+            <w:proofErr w:type="gramEnd"/>
+            <w:r>
+              <w:rPr>
+                <w:rFonts w:ascii="Times New Roman" w:eastAsia="Times New Roman" w:hAnsi="Times New Roman" w:cs="Times New Roman"/>
+                <w:kern w:val="0"/>
+                <w14:ligatures w14:val="none"/>
+              </w:rPr>
+              <w:t>\hat G'\hat S_1</w:t>
+            </w:r>
+            <w:proofErr w:type="gramStart"/>
+            <w:r>
+              <w:rPr>
+                <w:rFonts w:ascii="Times New Roman" w:eastAsia="Times New Roman" w:hAnsi="Times New Roman" w:cs="Times New Roman"/>
+                <w:kern w:val="0"/>
+                <w14:ligatures w14:val="none"/>
+              </w:rPr>
+              <w:t>^{</w:t>
+            </w:r>
+            <w:proofErr w:type="gramEnd"/>
+            <w:r>
+              <w:rPr>
+                <w:rFonts w:ascii="Times New Roman" w:eastAsia="Times New Roman" w:hAnsi="Times New Roman" w:cs="Times New Roman"/>
+                <w:kern w:val="0"/>
+                <w14:ligatures w14:val="none"/>
+              </w:rPr>
+              <w:t>-</w:t>
+            </w:r>
+            <w:proofErr w:type="gramStart"/>
+            <w:r>
+              <w:rPr>
+                <w:rFonts w:ascii="Times New Roman" w:eastAsia="Times New Roman" w:hAnsi="Times New Roman" w:cs="Times New Roman"/>
+                <w:kern w:val="0"/>
+                <w14:ligatures w14:val="none"/>
+              </w:rPr>
+              <w:t>1}\bar{</w:t>
+            </w:r>
+            <w:proofErr w:type="gramEnd"/>
+            <w:r>
+              <w:rPr>
+                <w:rFonts w:ascii="Times New Roman" w:eastAsia="Times New Roman" w:hAnsi="Times New Roman" w:cs="Times New Roman"/>
+                <w:kern w:val="0"/>
+                <w14:ligatures w14:val="none"/>
+              </w:rPr>
+              <w:t>\</w:t>
+            </w:r>
+            <w:proofErr w:type="spellStart"/>
+            <w:r>
+              <w:rPr>
+                <w:rFonts w:ascii="Times New Roman" w:eastAsia="Times New Roman" w:hAnsi="Times New Roman" w:cs="Times New Roman"/>
+                <w:kern w:val="0"/>
+                <w14:ligatures w14:val="none"/>
+              </w:rPr>
+              <w:t>mathbf</w:t>
+            </w:r>
+            <w:proofErr w:type="spellEnd"/>
+            <w:r>
+              <w:rPr>
+                <w:rFonts w:ascii="Times New Roman" w:eastAsia="Times New Roman" w:hAnsi="Times New Roman" w:cs="Times New Roman"/>
+                <w:kern w:val="0"/>
+                <w14:ligatures w14:val="none"/>
+              </w:rPr>
+              <w:t xml:space="preserve"> </w:t>
+            </w:r>
+            <w:proofErr w:type="gramStart"/>
+            <w:r>
+              <w:rPr>
+                <w:rFonts w:ascii="Times New Roman" w:eastAsia="Times New Roman" w:hAnsi="Times New Roman" w:cs="Times New Roman"/>
+                <w:kern w:val="0"/>
+                <w14:ligatures w14:val="none"/>
+              </w:rPr>
+              <w:t>g}=</w:t>
+            </w:r>
+            <w:proofErr w:type="gramEnd"/>
+            <w:r>
+              <w:rPr>
+                <w:rFonts w:ascii="Times New Roman" w:eastAsia="Times New Roman" w:hAnsi="Times New Roman" w:cs="Times New Roman"/>
+                <w:kern w:val="0"/>
+                <w14:ligatures w14:val="none"/>
+              </w:rPr>
+              <w:t>0\)</w:t>
+            </w:r>
+          </w:p>
+        </w:tc>
+      </w:tr>
+    </w:tbl>
+    <w:p>
+      <w:pPr>
+        <w:spacing w:before="100" w:beforeAutospacing="1" w:after="100" w:afterAutospacing="1" w:line="240" w:lineRule="auto"/>
+        <w:rPr>
+          <w:rFonts w:ascii="Times New Roman" w:eastAsia="Times New Roman" w:hAnsi="Times New Roman" w:cs="Times New Roman"/>
+          <w:color w:val="000000"/>
+          <w:kern w:val="0"/>
+          <w14:ligatures w14:val="none"/>
+        </w:rPr>
+      </w:pPr>
+      <w:r>
+        <w:rPr>
+          <w:rFonts w:ascii="Times New Roman" w:eastAsia="Times New Roman" w:hAnsi="Times New Roman" w:cs="Times New Roman"/>
+          <w:color w:val="000000"/>
+          <w:kern w:val="0"/>
+          <w14:ligatures w14:val="none"/>
+        </w:rPr>
+        <w:t>This explains why your professor writes</w:t>
+      </w:r>
+    </w:p>
+    <w:p>
+      <w:pPr>
+        <w:spacing w:after="0" w:line="240" w:lineRule="auto"/>
+        <w:rPr>
+          <w:rFonts w:ascii="Times New Roman" w:eastAsia="Times New Roman" w:hAnsi="Times New Roman" w:cs="Times New Roman"/>
+          <w:color w:val="000000"/>
+          <w:kern w:val="0"/>
+          <w14:ligatures w14:val="none"/>
+        </w:rPr>
+      </w:pPr>
+      <w:proofErr w:type="gramStart"/>
+      <w:r>
+        <w:rPr>
+          <w:rFonts w:ascii="Times New Roman" w:eastAsia="Times New Roman" w:hAnsi="Times New Roman" w:cs="Times New Roman"/>
+          <w:color w:val="000000"/>
+          <w:kern w:val="0"/>
+          <w14:ligatures w14:val="none"/>
+        </w:rPr>
+        <w:t>\[</w:t>
+      </w:r>
+      <w:proofErr w:type="gramEnd"/>
+      <w:r>
+        <w:rPr>
+          <w:rFonts w:ascii="Times New Roman" w:eastAsia="Times New Roman" w:hAnsi="Times New Roman" w:cs="Times New Roman"/>
+          <w:color w:val="000000"/>
+          <w:kern w:val="0"/>
+          <w14:ligatures w14:val="none"/>
+        </w:rPr>
+        <w:t xml:space="preserve"> \</w:t>
+      </w:r>
+      <w:proofErr w:type="gramStart"/>
+      <w:r>
+        <w:rPr>
+          <w:rFonts w:ascii="Times New Roman" w:eastAsia="Times New Roman" w:hAnsi="Times New Roman" w:cs="Times New Roman"/>
+          <w:color w:val="000000"/>
+          <w:kern w:val="0"/>
+          <w14:ligatures w14:val="none"/>
+        </w:rPr>
+        <w:t>boxed{</w:t>
+      </w:r>
+      <w:proofErr w:type="gramEnd"/>
+      <w:r>
+        <w:rPr>
+          <w:rFonts w:ascii="Times New Roman" w:eastAsia="Times New Roman" w:hAnsi="Times New Roman" w:cs="Times New Roman"/>
+          <w:color w:val="000000"/>
+          <w:kern w:val="0"/>
+          <w14:ligatures w14:val="none"/>
+        </w:rPr>
+        <w:t>\hat A=\hat G'\hat S</w:t>
+      </w:r>
+      <w:proofErr w:type="gramStart"/>
+      <w:r>
+        <w:rPr>
+          <w:rFonts w:ascii="Times New Roman" w:eastAsia="Times New Roman" w:hAnsi="Times New Roman" w:cs="Times New Roman"/>
+          <w:color w:val="000000"/>
+          <w:kern w:val="0"/>
+          <w14:ligatures w14:val="none"/>
+        </w:rPr>
+        <w:t>^{</w:t>
+      </w:r>
+      <w:proofErr w:type="gramEnd"/>
+      <w:r>
+        <w:rPr>
+          <w:rFonts w:ascii="Times New Roman" w:eastAsia="Times New Roman" w:hAnsi="Times New Roman" w:cs="Times New Roman"/>
+          <w:color w:val="000000"/>
+          <w:kern w:val="0"/>
+          <w14:ligatures w14:val="none"/>
+        </w:rPr>
+        <w:t>-1}}. \]</w:t>
+      </w:r>
+    </w:p>
+    <w:p>
+      <w:pPr>
+        <w:spacing w:before="100" w:beforeAutospacing="1" w:after="100" w:afterAutospacing="1" w:line="240" w:lineRule="auto"/>
+        <w:rPr>
+          <w:rFonts w:ascii="Times New Roman" w:eastAsia="Times New Roman" w:hAnsi="Times New Roman" w:cs="Times New Roman"/>
+          <w:color w:val="000000"/>
+          <w:kern w:val="0"/>
+          <w14:ligatures w14:val="none"/>
+        </w:rPr>
+      </w:pPr>
+      <w:r>
+        <w:rPr>
+          <w:rFonts w:ascii="Times New Roman" w:eastAsia="Times New Roman" w:hAnsi="Times New Roman" w:cs="Times New Roman"/>
+          <w:color w:val="000000"/>
+          <w:kern w:val="0"/>
+          <w14:ligatures w14:val="none"/>
+        </w:rPr>
+        <w:t>It's the matrix multiplying the sample moment vector in the efficient GMM first-order condition.</w:t>
+      </w:r>
+    </w:p>
+    <w:p>
+      <w:pPr>
+        <w:spacing w:before="100" w:beforeAutospacing="1" w:after="100" w:afterAutospacing="1" w:line="240" w:lineRule="auto"/>
+        <w:rPr>
+          <w:rFonts w:ascii="Times New Roman" w:eastAsia="Times New Roman" w:hAnsi="Times New Roman" w:cs="Times New Roman"/>
+          <w:color w:val="000000"/>
+          <w:kern w:val="0"/>
+          <w14:ligatures w14:val="none"/>
+        </w:rPr>
+      </w:pPr>
+      <w:r>
+        <w:rPr>
+          <w:rFonts w:ascii="Times New Roman" w:eastAsia="Times New Roman" w:hAnsi="Times New Roman" w:cs="Times New Roman"/>
+          <w:color w:val="000000"/>
+          <w:kern w:val="0"/>
+          <w14:ligatures w14:val="none"/>
+        </w:rPr>
+        <w:t>You don't need to estimate \(A\) separately to perform the minimization.</w:t>
+      </w:r>
+    </w:p>
+    <w:p>
+      <w:pPr>
+        <w:spacing w:before="100" w:beforeAutospacing="1" w:after="100" w:afterAutospacing="1" w:line="240" w:lineRule="auto"/>
+        <w:outlineLvl w:val="1"/>
+        <w:rPr>
+          <w:rFonts w:ascii="Times New Roman" w:eastAsia="Times New Roman" w:hAnsi="Times New Roman" w:cs="Times New Roman"/>
+          <w:b/>
+          <w:bCs/>
+          <w:color w:val="000000"/>
+          <w:kern w:val="0"/>
+          <w:sz w:val="36"/>
+          <w:szCs w:val="36"/>
+          <w14:ligatures w14:val="none"/>
+        </w:rPr>
+      </w:pPr>
+      <w:r>
+        <w:rPr>
+          <w:rFonts w:ascii="Times New Roman" w:eastAsia="Times New Roman" w:hAnsi="Times New Roman" w:cs="Times New Roman"/>
+          <w:b/>
+          <w:bCs/>
+          <w:color w:val="000000"/>
+          <w:kern w:val="0"/>
+          <w:sz w:val="36"/>
+          <w:szCs w:val="36"/>
+          <w14:ligatures w14:val="none"/>
+        </w:rPr>
+        <w:t>6. How do the standard errors change?</w:t>
+      </w:r>
+    </w:p>
+    <w:p>
+      <w:pPr>
+        <w:spacing w:before="100" w:beforeAutospacing="1" w:after="100" w:afterAutospacing="1" w:line="240" w:lineRule="auto"/>
+        <w:rPr>
+          <w:rFonts w:ascii="Times New Roman" w:eastAsia="Times New Roman" w:hAnsi="Times New Roman" w:cs="Times New Roman"/>
+          <w:color w:val="000000"/>
+          <w:kern w:val="0"/>
+          <w14:ligatures w14:val="none"/>
+        </w:rPr>
+      </w:pPr>
+      <w:r>
+        <w:rPr>
+          <w:rFonts w:ascii="Times New Roman" w:eastAsia="Times New Roman" w:hAnsi="Times New Roman" w:cs="Times New Roman"/>
+          <w:color w:val="000000"/>
+          <w:kern w:val="0"/>
+          <w14:ligatures w14:val="none"/>
+        </w:rPr>
+        <w:t>This is another important difference.</w:t>
+      </w:r>
+    </w:p>
+    <w:p>
+      <w:pPr>
+        <w:spacing w:before="100" w:beforeAutospacing="1" w:after="100" w:afterAutospacing="1" w:line="240" w:lineRule="auto"/>
+        <w:rPr>
+          <w:rFonts w:ascii="Times New Roman" w:eastAsia="Times New Roman" w:hAnsi="Times New Roman" w:cs="Times New Roman"/>
+          <w:color w:val="000000"/>
+          <w:kern w:val="0"/>
+          <w14:ligatures w14:val="none"/>
+        </w:rPr>
+      </w:pPr>
+      <w:r>
+        <w:rPr>
+          <w:rFonts w:ascii="Times New Roman" w:eastAsia="Times New Roman" w:hAnsi="Times New Roman" w:cs="Times New Roman"/>
+          <w:color w:val="000000"/>
+          <w:kern w:val="0"/>
+          <w14:ligatures w14:val="none"/>
+        </w:rPr>
+        <w:t>In Q3(c), the identity-weighted GMM variance estimator is</w:t>
+      </w:r>
+    </w:p>
+    <w:p>
+      <w:pPr>
+        <w:spacing w:after="0" w:line="240" w:lineRule="auto"/>
+        <w:rPr>
+          <w:rFonts w:ascii="Times New Roman" w:eastAsia="Times New Roman" w:hAnsi="Times New Roman" w:cs="Times New Roman"/>
+          <w:color w:val="000000"/>
+          <w:kern w:val="0"/>
+          <w14:ligatures w14:val="none"/>
+        </w:rPr>
+      </w:pPr>
+      <w:proofErr w:type="gramStart"/>
+      <w:r>
+        <w:rPr>
+          <w:rFonts w:ascii="Times New Roman" w:eastAsia="Times New Roman" w:hAnsi="Times New Roman" w:cs="Times New Roman"/>
+          <w:color w:val="000000"/>
+          <w:kern w:val="0"/>
+          <w14:ligatures w14:val="none"/>
+        </w:rPr>
+        <w:t>\[</w:t>
+      </w:r>
+      <w:proofErr w:type="gramEnd"/>
+      <w:r>
+        <w:rPr>
+          <w:rFonts w:ascii="Times New Roman" w:eastAsia="Times New Roman" w:hAnsi="Times New Roman" w:cs="Times New Roman"/>
+          <w:color w:val="000000"/>
+          <w:kern w:val="0"/>
+          <w14:ligatures w14:val="none"/>
+        </w:rPr>
+        <w:t xml:space="preserve"> \</w:t>
+      </w:r>
+      <w:proofErr w:type="spellStart"/>
+      <w:r>
+        <w:rPr>
+          <w:rFonts w:ascii="Times New Roman" w:eastAsia="Times New Roman" w:hAnsi="Times New Roman" w:cs="Times New Roman"/>
+          <w:color w:val="000000"/>
+          <w:kern w:val="0"/>
+          <w14:ligatures w14:val="none"/>
+        </w:rPr>
+        <w:t>widehat</w:t>
+      </w:r>
+      <w:proofErr w:type="spellEnd"/>
+      <w:r>
+        <w:rPr>
+          <w:rFonts w:ascii="Times New Roman" w:eastAsia="Times New Roman" w:hAnsi="Times New Roman" w:cs="Times New Roman"/>
+          <w:color w:val="000000"/>
+          <w:kern w:val="0"/>
+          <w14:ligatures w14:val="none"/>
+        </w:rPr>
+        <w:t>{\</w:t>
+      </w:r>
+      <w:proofErr w:type="spellStart"/>
+      <w:proofErr w:type="gramStart"/>
+      <w:r>
+        <w:rPr>
+          <w:rFonts w:ascii="Times New Roman" w:eastAsia="Times New Roman" w:hAnsi="Times New Roman" w:cs="Times New Roman"/>
+          <w:color w:val="000000"/>
+          <w:kern w:val="0"/>
+          <w14:ligatures w14:val="none"/>
+        </w:rPr>
+        <w:t>operatorname</w:t>
+      </w:r>
+      <w:proofErr w:type="spellEnd"/>
+      <w:r>
+        <w:rPr>
+          <w:rFonts w:ascii="Times New Roman" w:eastAsia="Times New Roman" w:hAnsi="Times New Roman" w:cs="Times New Roman"/>
+          <w:color w:val="000000"/>
+          <w:kern w:val="0"/>
+          <w14:ligatures w14:val="none"/>
+        </w:rPr>
+        <w:t>{</w:t>
+      </w:r>
+      <w:proofErr w:type="gramEnd"/>
+      <w:r>
+        <w:rPr>
+          <w:rFonts w:ascii="Times New Roman" w:eastAsia="Times New Roman" w:hAnsi="Times New Roman" w:cs="Times New Roman"/>
+          <w:color w:val="000000"/>
+          <w:kern w:val="0"/>
+          <w14:ligatures w14:val="none"/>
+        </w:rPr>
+        <w:t>Var</w:t>
+      </w:r>
+      <w:proofErr w:type="gramStart"/>
+      <w:r>
+        <w:rPr>
+          <w:rFonts w:ascii="Times New Roman" w:eastAsia="Times New Roman" w:hAnsi="Times New Roman" w:cs="Times New Roman"/>
+          <w:color w:val="000000"/>
+          <w:kern w:val="0"/>
+          <w14:ligatures w14:val="none"/>
+        </w:rPr>
+        <w:t>}}(</w:t>
+      </w:r>
+      <w:proofErr w:type="gramEnd"/>
+      <w:r>
+        <w:rPr>
+          <w:rFonts w:ascii="Times New Roman" w:eastAsia="Times New Roman" w:hAnsi="Times New Roman" w:cs="Times New Roman"/>
+          <w:color w:val="000000"/>
+          <w:kern w:val="0"/>
+          <w14:ligatures w14:val="none"/>
+        </w:rPr>
+        <w:t xml:space="preserve">\hat\gamma_1) = \frac1T (\hat G'\hat </w:t>
+      </w:r>
+      <w:proofErr w:type="gramStart"/>
+      <w:r>
+        <w:rPr>
+          <w:rFonts w:ascii="Times New Roman" w:eastAsia="Times New Roman" w:hAnsi="Times New Roman" w:cs="Times New Roman"/>
+          <w:color w:val="000000"/>
+          <w:kern w:val="0"/>
+          <w14:ligatures w14:val="none"/>
+        </w:rPr>
+        <w:t>G)^</w:t>
+      </w:r>
+      <w:proofErr w:type="gramEnd"/>
+      <w:r>
+        <w:rPr>
+          <w:rFonts w:ascii="Times New Roman" w:eastAsia="Times New Roman" w:hAnsi="Times New Roman" w:cs="Times New Roman"/>
+          <w:color w:val="000000"/>
+          <w:kern w:val="0"/>
+          <w14:ligatures w14:val="none"/>
+        </w:rPr>
+        <w:t xml:space="preserve">{-1} \hat G'\hat S\hat G (\hat G'\hat </w:t>
+      </w:r>
+      <w:proofErr w:type="gramStart"/>
+      <w:r>
+        <w:rPr>
+          <w:rFonts w:ascii="Times New Roman" w:eastAsia="Times New Roman" w:hAnsi="Times New Roman" w:cs="Times New Roman"/>
+          <w:color w:val="000000"/>
+          <w:kern w:val="0"/>
+          <w14:ligatures w14:val="none"/>
+        </w:rPr>
+        <w:t>G)^</w:t>
+      </w:r>
+      <w:proofErr w:type="gramEnd"/>
+      <w:r>
+        <w:rPr>
+          <w:rFonts w:ascii="Times New Roman" w:eastAsia="Times New Roman" w:hAnsi="Times New Roman" w:cs="Times New Roman"/>
+          <w:color w:val="000000"/>
+          <w:kern w:val="0"/>
+          <w14:ligatures w14:val="none"/>
+        </w:rPr>
+        <w:t>{-1}. \]</w:t>
+      </w:r>
+    </w:p>
+    <w:p>
+      <w:pPr>
+        <w:spacing w:before="100" w:beforeAutospacing="1" w:after="100" w:afterAutospacing="1" w:line="240" w:lineRule="auto"/>
+        <w:rPr>
+          <w:rFonts w:ascii="Times New Roman" w:eastAsia="Times New Roman" w:hAnsi="Times New Roman" w:cs="Times New Roman"/>
+          <w:color w:val="000000"/>
+          <w:kern w:val="0"/>
+          <w14:ligatures w14:val="none"/>
+        </w:rPr>
+      </w:pPr>
+      <w:r>
+        <w:rPr>
+          <w:rFonts w:ascii="Times New Roman" w:eastAsia="Times New Roman" w:hAnsi="Times New Roman" w:cs="Times New Roman"/>
+          <w:color w:val="000000"/>
+          <w:kern w:val="0"/>
+          <w14:ligatures w14:val="none"/>
+        </w:rPr>
+        <w:t>In Q3(d), because the weighting matrix consistently estimates the optimal matrix \(S</w:t>
+      </w:r>
+      <w:proofErr w:type="gramStart"/>
+      <w:r>
+        <w:rPr>
+          <w:rFonts w:ascii="Times New Roman" w:eastAsia="Times New Roman" w:hAnsi="Times New Roman" w:cs="Times New Roman"/>
+          <w:color w:val="000000"/>
+          <w:kern w:val="0"/>
+          <w14:ligatures w14:val="none"/>
+        </w:rPr>
+        <w:t>^{</w:t>
+      </w:r>
+      <w:proofErr w:type="gramEnd"/>
+      <w:r>
+        <w:rPr>
+          <w:rFonts w:ascii="Times New Roman" w:eastAsia="Times New Roman" w:hAnsi="Times New Roman" w:cs="Times New Roman"/>
+          <w:color w:val="000000"/>
+          <w:kern w:val="0"/>
+          <w14:ligatures w14:val="none"/>
+        </w:rPr>
+        <w:t>-</w:t>
+      </w:r>
+      <w:proofErr w:type="gramStart"/>
+      <w:r>
+        <w:rPr>
+          <w:rFonts w:ascii="Times New Roman" w:eastAsia="Times New Roman" w:hAnsi="Times New Roman" w:cs="Times New Roman"/>
+          <w:color w:val="000000"/>
+          <w:kern w:val="0"/>
+          <w14:ligatures w14:val="none"/>
+        </w:rPr>
+        <w:t>1}\</w:t>
+      </w:r>
+      <w:proofErr w:type="gramEnd"/>
+      <w:r>
+        <w:rPr>
+          <w:rFonts w:ascii="Times New Roman" w:eastAsia="Times New Roman" w:hAnsi="Times New Roman" w:cs="Times New Roman"/>
+          <w:color w:val="000000"/>
+          <w:kern w:val="0"/>
+          <w14:ligatures w14:val="none"/>
+        </w:rPr>
+        <w:t>), the asymptotic variance simplifies to</w:t>
+      </w:r>
+    </w:p>
+    <w:p>
+      <w:pPr>
+        <w:spacing w:after="0" w:line="240" w:lineRule="auto"/>
+        <w:rPr>
+          <w:rFonts w:ascii="Times New Roman" w:eastAsia="Times New Roman" w:hAnsi="Times New Roman" w:cs="Times New Roman"/>
+          <w:color w:val="000000"/>
+          <w:kern w:val="0"/>
+          <w14:ligatures w14:val="none"/>
+        </w:rPr>
+      </w:pPr>
+      <w:proofErr w:type="gramStart"/>
+      <w:r>
+        <w:rPr>
+          <w:rFonts w:ascii="Times New Roman" w:eastAsia="Times New Roman" w:hAnsi="Times New Roman" w:cs="Times New Roman"/>
+          <w:color w:val="000000"/>
+          <w:kern w:val="0"/>
+          <w14:ligatures w14:val="none"/>
+        </w:rPr>
+        <w:t>\[</w:t>
+      </w:r>
+      <w:proofErr w:type="gramEnd"/>
+      <w:r>
+        <w:rPr>
+          <w:rFonts w:ascii="Times New Roman" w:eastAsia="Times New Roman" w:hAnsi="Times New Roman" w:cs="Times New Roman"/>
+          <w:color w:val="000000"/>
+          <w:kern w:val="0"/>
+          <w14:ligatures w14:val="none"/>
+        </w:rPr>
+        <w:t xml:space="preserve"> \</w:t>
+      </w:r>
+      <w:proofErr w:type="gramStart"/>
+      <w:r>
+        <w:rPr>
+          <w:rFonts w:ascii="Times New Roman" w:eastAsia="Times New Roman" w:hAnsi="Times New Roman" w:cs="Times New Roman"/>
+          <w:color w:val="000000"/>
+          <w:kern w:val="0"/>
+          <w14:ligatures w14:val="none"/>
+        </w:rPr>
+        <w:t>boxed{ \</w:t>
+      </w:r>
+      <w:proofErr w:type="spellStart"/>
+      <w:proofErr w:type="gramEnd"/>
+      <w:r>
+        <w:rPr>
+          <w:rFonts w:ascii="Times New Roman" w:eastAsia="Times New Roman" w:hAnsi="Times New Roman" w:cs="Times New Roman"/>
+          <w:color w:val="000000"/>
+          <w:kern w:val="0"/>
+          <w14:ligatures w14:val="none"/>
+        </w:rPr>
+        <w:t>widehat</w:t>
+      </w:r>
+      <w:proofErr w:type="spellEnd"/>
+      <w:r>
+        <w:rPr>
+          <w:rFonts w:ascii="Times New Roman" w:eastAsia="Times New Roman" w:hAnsi="Times New Roman" w:cs="Times New Roman"/>
+          <w:color w:val="000000"/>
+          <w:kern w:val="0"/>
+          <w14:ligatures w14:val="none"/>
+        </w:rPr>
+        <w:t>{\</w:t>
+      </w:r>
+      <w:proofErr w:type="spellStart"/>
+      <w:proofErr w:type="gramStart"/>
+      <w:r>
+        <w:rPr>
+          <w:rFonts w:ascii="Times New Roman" w:eastAsia="Times New Roman" w:hAnsi="Times New Roman" w:cs="Times New Roman"/>
+          <w:color w:val="000000"/>
+          <w:kern w:val="0"/>
+          <w14:ligatures w14:val="none"/>
+        </w:rPr>
+        <w:t>operatorname</w:t>
+      </w:r>
+      <w:proofErr w:type="spellEnd"/>
+      <w:r>
+        <w:rPr>
+          <w:rFonts w:ascii="Times New Roman" w:eastAsia="Times New Roman" w:hAnsi="Times New Roman" w:cs="Times New Roman"/>
+          <w:color w:val="000000"/>
+          <w:kern w:val="0"/>
+          <w14:ligatures w14:val="none"/>
+        </w:rPr>
+        <w:t>{</w:t>
+      </w:r>
+      <w:proofErr w:type="gramEnd"/>
+      <w:r>
+        <w:rPr>
+          <w:rFonts w:ascii="Times New Roman" w:eastAsia="Times New Roman" w:hAnsi="Times New Roman" w:cs="Times New Roman"/>
+          <w:color w:val="000000"/>
+          <w:kern w:val="0"/>
+          <w14:ligatures w14:val="none"/>
+        </w:rPr>
+        <w:t>Var</w:t>
+      </w:r>
+      <w:proofErr w:type="gramStart"/>
+      <w:r>
+        <w:rPr>
+          <w:rFonts w:ascii="Times New Roman" w:eastAsia="Times New Roman" w:hAnsi="Times New Roman" w:cs="Times New Roman"/>
+          <w:color w:val="000000"/>
+          <w:kern w:val="0"/>
+          <w14:ligatures w14:val="none"/>
+        </w:rPr>
+        <w:t>}}(</w:t>
+      </w:r>
+      <w:proofErr w:type="gramEnd"/>
+      <w:r>
+        <w:rPr>
+          <w:rFonts w:ascii="Times New Roman" w:eastAsia="Times New Roman" w:hAnsi="Times New Roman" w:cs="Times New Roman"/>
+          <w:color w:val="000000"/>
+          <w:kern w:val="0"/>
+          <w14:ligatures w14:val="none"/>
+        </w:rPr>
+        <w:t>\hat\gamma_2) \</w:t>
+      </w:r>
+      <w:proofErr w:type="spellStart"/>
+      <w:r>
+        <w:rPr>
+          <w:rFonts w:ascii="Times New Roman" w:eastAsia="Times New Roman" w:hAnsi="Times New Roman" w:cs="Times New Roman"/>
+          <w:color w:val="000000"/>
+          <w:kern w:val="0"/>
+          <w14:ligatures w14:val="none"/>
+        </w:rPr>
+        <w:t>approx</w:t>
+      </w:r>
+      <w:proofErr w:type="spellEnd"/>
+      <w:r>
+        <w:rPr>
+          <w:rFonts w:ascii="Times New Roman" w:eastAsia="Times New Roman" w:hAnsi="Times New Roman" w:cs="Times New Roman"/>
+          <w:color w:val="000000"/>
+          <w:kern w:val="0"/>
+          <w14:ligatures w14:val="none"/>
+        </w:rPr>
+        <w:t xml:space="preserve"> \frac1T \</w:t>
+      </w:r>
+      <w:proofErr w:type="gramStart"/>
+      <w:r>
+        <w:rPr>
+          <w:rFonts w:ascii="Times New Roman" w:eastAsia="Times New Roman" w:hAnsi="Times New Roman" w:cs="Times New Roman"/>
+          <w:color w:val="000000"/>
+          <w:kern w:val="0"/>
+          <w14:ligatures w14:val="none"/>
+        </w:rPr>
+        <w:t>left(</w:t>
+      </w:r>
+      <w:proofErr w:type="gramEnd"/>
+      <w:r>
+        <w:rPr>
+          <w:rFonts w:ascii="Times New Roman" w:eastAsia="Times New Roman" w:hAnsi="Times New Roman" w:cs="Times New Roman"/>
+          <w:color w:val="000000"/>
+          <w:kern w:val="0"/>
+          <w14:ligatures w14:val="none"/>
+        </w:rPr>
+        <w:t>\hat G_2'\hat S</w:t>
+      </w:r>
+      <w:proofErr w:type="gramStart"/>
+      <w:r>
+        <w:rPr>
+          <w:rFonts w:ascii="Times New Roman" w:eastAsia="Times New Roman" w:hAnsi="Times New Roman" w:cs="Times New Roman"/>
+          <w:color w:val="000000"/>
+          <w:kern w:val="0"/>
+          <w14:ligatures w14:val="none"/>
+        </w:rPr>
+        <w:t>^{</w:t>
+      </w:r>
+      <w:proofErr w:type="gramEnd"/>
+      <w:r>
+        <w:rPr>
+          <w:rFonts w:ascii="Times New Roman" w:eastAsia="Times New Roman" w:hAnsi="Times New Roman" w:cs="Times New Roman"/>
+          <w:color w:val="000000"/>
+          <w:kern w:val="0"/>
+          <w14:ligatures w14:val="none"/>
+        </w:rPr>
+        <w:t>-</w:t>
+      </w:r>
+      <w:proofErr w:type="gramStart"/>
+      <w:r>
+        <w:rPr>
+          <w:rFonts w:ascii="Times New Roman" w:eastAsia="Times New Roman" w:hAnsi="Times New Roman" w:cs="Times New Roman"/>
+          <w:color w:val="000000"/>
+          <w:kern w:val="0"/>
+          <w14:ligatures w14:val="none"/>
+        </w:rPr>
+        <w:t>1}\</w:t>
+      </w:r>
+      <w:proofErr w:type="gramEnd"/>
+      <w:r>
+        <w:rPr>
+          <w:rFonts w:ascii="Times New Roman" w:eastAsia="Times New Roman" w:hAnsi="Times New Roman" w:cs="Times New Roman"/>
+          <w:color w:val="000000"/>
+          <w:kern w:val="0"/>
+          <w14:ligatures w14:val="none"/>
+        </w:rPr>
+        <w:t>hat G_2\</w:t>
+      </w:r>
+      <w:proofErr w:type="gramStart"/>
+      <w:r>
+        <w:rPr>
+          <w:rFonts w:ascii="Times New Roman" w:eastAsia="Times New Roman" w:hAnsi="Times New Roman" w:cs="Times New Roman"/>
+          <w:color w:val="000000"/>
+          <w:kern w:val="0"/>
+          <w14:ligatures w14:val="none"/>
+        </w:rPr>
+        <w:t>right)^</w:t>
+      </w:r>
+      <w:proofErr w:type="gramEnd"/>
+      <w:r>
+        <w:rPr>
+          <w:rFonts w:ascii="Times New Roman" w:eastAsia="Times New Roman" w:hAnsi="Times New Roman" w:cs="Times New Roman"/>
+          <w:color w:val="000000"/>
+          <w:kern w:val="0"/>
+          <w14:ligatures w14:val="none"/>
+        </w:rPr>
+        <w:t>{-1}</w:t>
+      </w:r>
+      <w:proofErr w:type="gramStart"/>
+      <w:r>
+        <w:rPr>
+          <w:rFonts w:ascii="Times New Roman" w:eastAsia="Times New Roman" w:hAnsi="Times New Roman" w:cs="Times New Roman"/>
+          <w:color w:val="000000"/>
+          <w:kern w:val="0"/>
+          <w14:ligatures w14:val="none"/>
+        </w:rPr>
+        <w:t>. }</w:t>
+      </w:r>
+      <w:proofErr w:type="gramEnd"/>
+      <w:r>
+        <w:rPr>
+          <w:rFonts w:ascii="Times New Roman" w:eastAsia="Times New Roman" w:hAnsi="Times New Roman" w:cs="Times New Roman"/>
+          <w:color w:val="000000"/>
+          <w:kern w:val="0"/>
+          <w14:ligatures w14:val="none"/>
+        </w:rPr>
+        <w:t xml:space="preserve"> \]</w:t>
+      </w:r>
+    </w:p>
+    <w:p>
+      <w:pPr>
+        <w:spacing w:before="100" w:beforeAutospacing="1" w:after="100" w:afterAutospacing="1" w:line="240" w:lineRule="auto"/>
+        <w:rPr>
+          <w:rFonts w:ascii="Times New Roman" w:eastAsia="Times New Roman" w:hAnsi="Times New Roman" w:cs="Times New Roman"/>
+          <w:color w:val="000000"/>
+          <w:kern w:val="0"/>
+          <w14:ligatures w14:val="none"/>
+        </w:rPr>
+      </w:pPr>
+      <w:r>
+        <w:rPr>
+          <w:rFonts w:ascii="Times New Roman" w:eastAsia="Times New Roman" w:hAnsi="Times New Roman" w:cs="Times New Roman"/>
+          <w:color w:val="000000"/>
+          <w:kern w:val="0"/>
+          <w14:ligatures w14:val="none"/>
+        </w:rPr>
+        <w:t>Here, </w:t>
+      </w:r>
+      <w:proofErr w:type="gramStart"/>
+      <w:r>
+        <w:rPr>
+          <w:rFonts w:ascii="Times New Roman" w:eastAsia="Times New Roman" w:hAnsi="Times New Roman" w:cs="Times New Roman"/>
+          <w:color w:val="000000"/>
+          <w:kern w:val="0"/>
+          <w14:ligatures w14:val="none"/>
+        </w:rPr>
+        <w:t>\(</w:t>
+      </w:r>
+      <w:proofErr w:type="gramEnd"/>
+      <w:r>
+        <w:rPr>
+          <w:rFonts w:ascii="Times New Roman" w:eastAsia="Times New Roman" w:hAnsi="Times New Roman" w:cs="Times New Roman"/>
+          <w:color w:val="000000"/>
+          <w:kern w:val="0"/>
+          <w14:ligatures w14:val="none"/>
+        </w:rPr>
+        <w:t>\hat G_2\) is the Jacobian evaluated at the new estimate \(\hat\gamma_2\).</w:t>
+      </w:r>
+    </w:p>
+    <w:p>
+      <w:pPr>
+        <w:spacing w:before="100" w:beforeAutospacing="1" w:after="100" w:afterAutospacing="1" w:line="240" w:lineRule="auto"/>
+        <w:rPr>
+          <w:rFonts w:ascii="Times New Roman" w:eastAsia="Times New Roman" w:hAnsi="Times New Roman" w:cs="Times New Roman"/>
+          <w:color w:val="000000"/>
+          <w:kern w:val="0"/>
+          <w14:ligatures w14:val="none"/>
+        </w:rPr>
+      </w:pPr>
+      <w:r>
+        <w:rPr>
+          <w:rFonts w:ascii="Times New Roman" w:eastAsia="Times New Roman" w:hAnsi="Times New Roman" w:cs="Times New Roman"/>
+          <w:color w:val="000000"/>
+          <w:kern w:val="0"/>
+          <w14:ligatures w14:val="none"/>
+        </w:rPr>
+        <w:t>For your two-step implementation, you can use the </w:t>
+      </w:r>
+      <w:proofErr w:type="gramStart"/>
+      <w:r>
+        <w:rPr>
+          <w:rFonts w:ascii="Times New Roman" w:eastAsia="Times New Roman" w:hAnsi="Times New Roman" w:cs="Times New Roman"/>
+          <w:color w:val="000000"/>
+          <w:kern w:val="0"/>
+          <w14:ligatures w14:val="none"/>
+        </w:rPr>
+        <w:t>first-step</w:t>
+      </w:r>
+      <w:proofErr w:type="gramEnd"/>
+      <w:r>
+        <w:rPr>
+          <w:rFonts w:ascii="Times New Roman" w:eastAsia="Times New Roman" w:hAnsi="Times New Roman" w:cs="Times New Roman"/>
+          <w:color w:val="000000"/>
+          <w:kern w:val="0"/>
+          <w14:ligatures w14:val="none"/>
+        </w:rPr>
+        <w:t> </w:t>
+      </w:r>
+      <w:proofErr w:type="gramStart"/>
+      <w:r>
+        <w:rPr>
+          <w:rFonts w:ascii="Times New Roman" w:eastAsia="Times New Roman" w:hAnsi="Times New Roman" w:cs="Times New Roman"/>
+          <w:color w:val="000000"/>
+          <w:kern w:val="0"/>
+          <w14:ligatures w14:val="none"/>
+        </w:rPr>
+        <w:t>\(</w:t>
+      </w:r>
+      <w:proofErr w:type="gramEnd"/>
+      <w:r>
+        <w:rPr>
+          <w:rFonts w:ascii="Times New Roman" w:eastAsia="Times New Roman" w:hAnsi="Times New Roman" w:cs="Times New Roman"/>
+          <w:color w:val="000000"/>
+          <w:kern w:val="0"/>
+          <w14:ligatures w14:val="none"/>
+        </w:rPr>
+        <w:t>\hat S_1\) in this expression. A more general finite-sample sandwich calculation can instead use a newly estimated covariance </w:t>
+      </w:r>
+      <w:proofErr w:type="gramStart"/>
+      <w:r>
+        <w:rPr>
+          <w:rFonts w:ascii="Times New Roman" w:eastAsia="Times New Roman" w:hAnsi="Times New Roman" w:cs="Times New Roman"/>
+          <w:color w:val="000000"/>
+          <w:kern w:val="0"/>
+          <w14:ligatures w14:val="none"/>
+        </w:rPr>
+        <w:t>\(</w:t>
+      </w:r>
+      <w:proofErr w:type="gramEnd"/>
+      <w:r>
+        <w:rPr>
+          <w:rFonts w:ascii="Times New Roman" w:eastAsia="Times New Roman" w:hAnsi="Times New Roman" w:cs="Times New Roman"/>
+          <w:color w:val="000000"/>
+          <w:kern w:val="0"/>
+          <w14:ligatures w14:val="none"/>
+        </w:rPr>
+        <w:t>\hat S_2\) at \(\hat\gamma_2\), while holding the weighting matrix </w:t>
+      </w:r>
+      <w:proofErr w:type="gramStart"/>
+      <w:r>
+        <w:rPr>
+          <w:rFonts w:ascii="Times New Roman" w:eastAsia="Times New Roman" w:hAnsi="Times New Roman" w:cs="Times New Roman"/>
+          <w:color w:val="000000"/>
+          <w:kern w:val="0"/>
+          <w14:ligatures w14:val="none"/>
+        </w:rPr>
+        <w:t>\(</w:t>
+      </w:r>
+      <w:proofErr w:type="gramEnd"/>
+      <w:r>
+        <w:rPr>
+          <w:rFonts w:ascii="Times New Roman" w:eastAsia="Times New Roman" w:hAnsi="Times New Roman" w:cs="Times New Roman"/>
+          <w:color w:val="000000"/>
+          <w:kern w:val="0"/>
+          <w14:ligatures w14:val="none"/>
+        </w:rPr>
+        <w:t>W_2=\hat S_1</w:t>
+      </w:r>
+      <w:proofErr w:type="gramStart"/>
+      <w:r>
+        <w:rPr>
+          <w:rFonts w:ascii="Times New Roman" w:eastAsia="Times New Roman" w:hAnsi="Times New Roman" w:cs="Times New Roman"/>
+          <w:color w:val="000000"/>
+          <w:kern w:val="0"/>
+          <w14:ligatures w14:val="none"/>
+        </w:rPr>
+        <w:t>^{</w:t>
+      </w:r>
+      <w:proofErr w:type="gramEnd"/>
+      <w:r>
+        <w:rPr>
+          <w:rFonts w:ascii="Times New Roman" w:eastAsia="Times New Roman" w:hAnsi="Times New Roman" w:cs="Times New Roman"/>
+          <w:color w:val="000000"/>
+          <w:kern w:val="0"/>
+          <w14:ligatures w14:val="none"/>
+        </w:rPr>
+        <w:t>-</w:t>
+      </w:r>
+      <w:proofErr w:type="gramStart"/>
+      <w:r>
+        <w:rPr>
+          <w:rFonts w:ascii="Times New Roman" w:eastAsia="Times New Roman" w:hAnsi="Times New Roman" w:cs="Times New Roman"/>
+          <w:color w:val="000000"/>
+          <w:kern w:val="0"/>
+          <w14:ligatures w14:val="none"/>
+        </w:rPr>
+        <w:t>1}\</w:t>
+      </w:r>
+      <w:proofErr w:type="gramEnd"/>
+      <w:r>
+        <w:rPr>
+          <w:rFonts w:ascii="Times New Roman" w:eastAsia="Times New Roman" w:hAnsi="Times New Roman" w:cs="Times New Roman"/>
+          <w:color w:val="000000"/>
+          <w:kern w:val="0"/>
+          <w14:ligatures w14:val="none"/>
+        </w:rPr>
+        <w:t>) fixed:</w:t>
+      </w:r>
+    </w:p>
+    <w:p>
+      <w:pPr>
+        <w:spacing w:after="0" w:line="240" w:lineRule="auto"/>
+        <w:rPr>
+          <w:rFonts w:ascii="Times New Roman" w:eastAsia="Times New Roman" w:hAnsi="Times New Roman" w:cs="Times New Roman"/>
+          <w:color w:val="000000"/>
+          <w:kern w:val="0"/>
+          <w14:ligatures w14:val="none"/>
+        </w:rPr>
+      </w:pPr>
+      <w:proofErr w:type="gramStart"/>
+      <w:r>
+        <w:rPr>
+          <w:rFonts w:ascii="Times New Roman" w:eastAsia="Times New Roman" w:hAnsi="Times New Roman" w:cs="Times New Roman"/>
+          <w:color w:val="000000"/>
+          <w:kern w:val="0"/>
+          <w14:ligatures w14:val="none"/>
+        </w:rPr>
+        <w:t>\[</w:t>
+      </w:r>
+      <w:proofErr w:type="gramEnd"/>
+      <w:r>
+        <w:rPr>
+          <w:rFonts w:ascii="Times New Roman" w:eastAsia="Times New Roman" w:hAnsi="Times New Roman" w:cs="Times New Roman"/>
+          <w:color w:val="000000"/>
+          <w:kern w:val="0"/>
+          <w14:ligatures w14:val="none"/>
+        </w:rPr>
+        <w:t xml:space="preserve"> \</w:t>
+      </w:r>
+      <w:proofErr w:type="spellStart"/>
+      <w:r>
+        <w:rPr>
+          <w:rFonts w:ascii="Times New Roman" w:eastAsia="Times New Roman" w:hAnsi="Times New Roman" w:cs="Times New Roman"/>
+          <w:color w:val="000000"/>
+          <w:kern w:val="0"/>
+          <w14:ligatures w14:val="none"/>
+        </w:rPr>
+        <w:t>widehat</w:t>
+      </w:r>
+      <w:proofErr w:type="spellEnd"/>
+      <w:r>
+        <w:rPr>
+          <w:rFonts w:ascii="Times New Roman" w:eastAsia="Times New Roman" w:hAnsi="Times New Roman" w:cs="Times New Roman"/>
+          <w:color w:val="000000"/>
+          <w:kern w:val="0"/>
+          <w14:ligatures w14:val="none"/>
+        </w:rPr>
+        <w:t>{\</w:t>
+      </w:r>
+      <w:proofErr w:type="spellStart"/>
+      <w:proofErr w:type="gramStart"/>
+      <w:r>
+        <w:rPr>
+          <w:rFonts w:ascii="Times New Roman" w:eastAsia="Times New Roman" w:hAnsi="Times New Roman" w:cs="Times New Roman"/>
+          <w:color w:val="000000"/>
+          <w:kern w:val="0"/>
+          <w14:ligatures w14:val="none"/>
+        </w:rPr>
+        <w:t>operatorname</w:t>
+      </w:r>
+      <w:proofErr w:type="spellEnd"/>
+      <w:r>
+        <w:rPr>
+          <w:rFonts w:ascii="Times New Roman" w:eastAsia="Times New Roman" w:hAnsi="Times New Roman" w:cs="Times New Roman"/>
+          <w:color w:val="000000"/>
+          <w:kern w:val="0"/>
+          <w14:ligatures w14:val="none"/>
+        </w:rPr>
+        <w:t>{</w:t>
+      </w:r>
+      <w:proofErr w:type="gramEnd"/>
+      <w:r>
+        <w:rPr>
+          <w:rFonts w:ascii="Times New Roman" w:eastAsia="Times New Roman" w:hAnsi="Times New Roman" w:cs="Times New Roman"/>
+          <w:color w:val="000000"/>
+          <w:kern w:val="0"/>
+          <w14:ligatures w14:val="none"/>
+        </w:rPr>
+        <w:t>Var</w:t>
+      </w:r>
+      <w:proofErr w:type="gramStart"/>
+      <w:r>
+        <w:rPr>
+          <w:rFonts w:ascii="Times New Roman" w:eastAsia="Times New Roman" w:hAnsi="Times New Roman" w:cs="Times New Roman"/>
+          <w:color w:val="000000"/>
+          <w:kern w:val="0"/>
+          <w14:ligatures w14:val="none"/>
+        </w:rPr>
+        <w:t>}}(</w:t>
+      </w:r>
+      <w:proofErr w:type="gramEnd"/>
+      <w:r>
+        <w:rPr>
+          <w:rFonts w:ascii="Times New Roman" w:eastAsia="Times New Roman" w:hAnsi="Times New Roman" w:cs="Times New Roman"/>
+          <w:color w:val="000000"/>
+          <w:kern w:val="0"/>
+          <w14:ligatures w14:val="none"/>
+        </w:rPr>
+        <w:t>\hat\gamma_2) = \frac1T (\hat G_2'W_2\hat G_</w:t>
+      </w:r>
+      <w:proofErr w:type="gramStart"/>
+      <w:r>
+        <w:rPr>
+          <w:rFonts w:ascii="Times New Roman" w:eastAsia="Times New Roman" w:hAnsi="Times New Roman" w:cs="Times New Roman"/>
+          <w:color w:val="000000"/>
+          <w:kern w:val="0"/>
+          <w14:ligatures w14:val="none"/>
+        </w:rPr>
+        <w:t>2)^</w:t>
+      </w:r>
+      <w:proofErr w:type="gramEnd"/>
+      <w:r>
+        <w:rPr>
+          <w:rFonts w:ascii="Times New Roman" w:eastAsia="Times New Roman" w:hAnsi="Times New Roman" w:cs="Times New Roman"/>
+          <w:color w:val="000000"/>
+          <w:kern w:val="0"/>
+          <w14:ligatures w14:val="none"/>
+        </w:rPr>
+        <w:t>{-1} \hat G_2'W_2\hat S_2W_2\hat G_2 (\hat G_2'W_2\hat G_</w:t>
+      </w:r>
+      <w:proofErr w:type="gramStart"/>
+      <w:r>
+        <w:rPr>
+          <w:rFonts w:ascii="Times New Roman" w:eastAsia="Times New Roman" w:hAnsi="Times New Roman" w:cs="Times New Roman"/>
+          <w:color w:val="000000"/>
+          <w:kern w:val="0"/>
+          <w14:ligatures w14:val="none"/>
+        </w:rPr>
+        <w:t>2)^</w:t>
+      </w:r>
+      <w:proofErr w:type="gramEnd"/>
+      <w:r>
+        <w:rPr>
+          <w:rFonts w:ascii="Times New Roman" w:eastAsia="Times New Roman" w:hAnsi="Times New Roman" w:cs="Times New Roman"/>
+          <w:color w:val="000000"/>
+          <w:kern w:val="0"/>
+          <w14:ligatures w14:val="none"/>
+        </w:rPr>
+        <w:t>{-1}. \]</w:t>
+      </w:r>
+    </w:p>
+    <w:p>
+      <w:pPr>
+        <w:spacing w:before="100" w:beforeAutospacing="1" w:after="100" w:afterAutospacing="1" w:line="240" w:lineRule="auto"/>
+        <w:rPr>
+          <w:rFonts w:ascii="Times New Roman" w:eastAsia="Times New Roman" w:hAnsi="Times New Roman" w:cs="Times New Roman"/>
+          <w:color w:val="000000"/>
+          <w:kern w:val="0"/>
+          <w14:ligatures w14:val="none"/>
+        </w:rPr>
+      </w:pPr>
+      <w:r>
+        <w:rPr>
+          <w:rFonts w:ascii="Times New Roman" w:eastAsia="Times New Roman" w:hAnsi="Times New Roman" w:cs="Times New Roman"/>
+          <w:color w:val="000000"/>
+          <w:kern w:val="0"/>
+          <w14:ligatures w14:val="none"/>
+        </w:rPr>
+        <w:t>The two expressions are asymptotically equivalent under the usual efficient-GMM assumptions.</w:t>
+      </w:r>
+    </w:p>
+    <w:p>
+      <w:pPr>
+        <w:spacing w:before="100" w:beforeAutospacing="1" w:after="100" w:afterAutospacing="1" w:line="240" w:lineRule="auto"/>
+        <w:rPr>
+          <w:rFonts w:ascii="Times New Roman" w:eastAsia="Times New Roman" w:hAnsi="Times New Roman" w:cs="Times New Roman"/>
+          <w:color w:val="000000"/>
+          <w:kern w:val="0"/>
+          <w14:ligatures w14:val="none"/>
+        </w:rPr>
+      </w:pPr>
+      <w:r>
+        <w:rPr>
+          <w:rFonts w:ascii="Times New Roman" w:eastAsia="Times New Roman" w:hAnsi="Times New Roman" w:cs="Times New Roman"/>
+          <w:color w:val="000000"/>
+          <w:kern w:val="0"/>
+          <w14:ligatures w14:val="none"/>
+        </w:rPr>
+        <w:t>Intuitively: Efficient GMM chooses the weighting matrix to obtain the smallest asymptotic variance among GMM estimators based on these moment conditions.</w:t>
+      </w:r>
+    </w:p>
+    <w:p>
+      <w:pPr>
+        <w:spacing w:before="100" w:beforeAutospacing="1" w:after="100" w:afterAutospacing="1" w:line="240" w:lineRule="auto"/>
+        <w:rPr>
+          <w:rFonts w:ascii="Times New Roman" w:eastAsia="Times New Roman" w:hAnsi="Times New Roman" w:cs="Times New Roman"/>
+          <w:color w:val="000000"/>
+          <w:kern w:val="0"/>
+          <w14:ligatures w14:val="none"/>
+        </w:rPr>
+      </w:pPr>
+      <w:r>
+        <w:rPr>
+          <w:rFonts w:ascii="Times New Roman" w:eastAsia="Times New Roman" w:hAnsi="Times New Roman" w:cs="Times New Roman"/>
+          <w:color w:val="000000"/>
+          <w:kern w:val="0"/>
+          <w14:ligatures w14:val="none"/>
+        </w:rPr>
+        <w:t>This does not guarantee that the estimated standard error is smaller in every finite sample.</w:t>
+      </w:r>
+    </w:p>
+    <w:p>
+      <w:pPr>
+        <w:spacing w:before="100" w:beforeAutospacing="1" w:after="100" w:afterAutospacing="1" w:line="240" w:lineRule="auto"/>
+        <w:outlineLvl w:val="1"/>
+        <w:rPr>
+          <w:rFonts w:ascii="Times New Roman" w:eastAsia="Times New Roman" w:hAnsi="Times New Roman" w:cs="Times New Roman"/>
+          <w:b/>
+          <w:bCs/>
+          <w:color w:val="000000"/>
+          <w:kern w:val="0"/>
+          <w:sz w:val="36"/>
+          <w:szCs w:val="36"/>
+          <w14:ligatures w14:val="none"/>
+        </w:rPr>
+      </w:pPr>
+      <w:r>
+        <w:rPr>
+          <w:rFonts w:ascii="Times New Roman" w:eastAsia="Times New Roman" w:hAnsi="Times New Roman" w:cs="Times New Roman"/>
+          <w:b/>
+          <w:bCs/>
+          <w:color w:val="000000"/>
+          <w:kern w:val="0"/>
+          <w:sz w:val="36"/>
+          <w:szCs w:val="36"/>
+          <w14:ligatures w14:val="none"/>
+        </w:rPr>
+        <w:lastRenderedPageBreak/>
+        <w:t>7. Do you still need to calculate the pricing errors and joint test?</w:t>
+      </w:r>
+    </w:p>
+    <w:p>
+      <w:pPr>
+        <w:spacing w:before="100" w:beforeAutospacing="1" w:after="100" w:afterAutospacing="1" w:line="240" w:lineRule="auto"/>
+        <w:rPr>
+          <w:rFonts w:ascii="Times New Roman" w:eastAsia="Times New Roman" w:hAnsi="Times New Roman" w:cs="Times New Roman"/>
+          <w:color w:val="000000"/>
+          <w:kern w:val="0"/>
+          <w14:ligatures w14:val="none"/>
+        </w:rPr>
+      </w:pPr>
+      <w:r>
+        <w:rPr>
+          <w:rFonts w:ascii="Times New Roman" w:eastAsia="Times New Roman" w:hAnsi="Times New Roman" w:cs="Times New Roman"/>
+          <w:color w:val="000000"/>
+          <w:kern w:val="0"/>
+          <w14:ligatures w14:val="none"/>
+        </w:rPr>
+        <w:t>Yes, because Q3(d) says to repeat Q3(c).</w:t>
+      </w:r>
+    </w:p>
+    <w:p>
+      <w:pPr>
+        <w:spacing w:before="100" w:beforeAutospacing="1" w:after="100" w:afterAutospacing="1" w:line="240" w:lineRule="auto"/>
+        <w:rPr>
+          <w:rFonts w:ascii="Times New Roman" w:eastAsia="Times New Roman" w:hAnsi="Times New Roman" w:cs="Times New Roman"/>
+          <w:color w:val="000000"/>
+          <w:kern w:val="0"/>
+          <w14:ligatures w14:val="none"/>
+        </w:rPr>
+      </w:pPr>
+      <w:r>
+        <w:rPr>
+          <w:rFonts w:ascii="Times New Roman" w:eastAsia="Times New Roman" w:hAnsi="Times New Roman" w:cs="Times New Roman"/>
+          <w:color w:val="000000"/>
+          <w:kern w:val="0"/>
+          <w14:ligatures w14:val="none"/>
+        </w:rPr>
+        <w:t>After obtaining your new estimate \(\hat\gamma_2\), calculate:</w:t>
+      </w:r>
+    </w:p>
+    <w:p>
+      <w:pPr>
+        <w:spacing w:after="0" w:line="240" w:lineRule="auto"/>
+        <w:rPr>
+          <w:rFonts w:ascii="Times New Roman" w:eastAsia="Times New Roman" w:hAnsi="Times New Roman" w:cs="Times New Roman"/>
+          <w:color w:val="000000"/>
+          <w:kern w:val="0"/>
+          <w14:ligatures w14:val="none"/>
+        </w:rPr>
+      </w:pPr>
+      <w:proofErr w:type="gramStart"/>
+      <w:r>
+        <w:rPr>
+          <w:rFonts w:ascii="Times New Roman" w:eastAsia="Times New Roman" w:hAnsi="Times New Roman" w:cs="Times New Roman"/>
+          <w:color w:val="000000"/>
+          <w:kern w:val="0"/>
+          <w14:ligatures w14:val="none"/>
+        </w:rPr>
+        <w:t>\[</w:t>
+      </w:r>
+      <w:proofErr w:type="gramEnd"/>
+      <w:r>
+        <w:rPr>
+          <w:rFonts w:ascii="Times New Roman" w:eastAsia="Times New Roman" w:hAnsi="Times New Roman" w:cs="Times New Roman"/>
+          <w:color w:val="000000"/>
+          <w:kern w:val="0"/>
+          <w14:ligatures w14:val="none"/>
+        </w:rPr>
+        <w:t xml:space="preserve"> \bar g_1(\hat\gamma_2) \</w:t>
+      </w:r>
+      <w:proofErr w:type="spellStart"/>
+      <w:r>
+        <w:rPr>
+          <w:rFonts w:ascii="Times New Roman" w:eastAsia="Times New Roman" w:hAnsi="Times New Roman" w:cs="Times New Roman"/>
+          <w:color w:val="000000"/>
+          <w:kern w:val="0"/>
+          <w14:ligatures w14:val="none"/>
+        </w:rPr>
+        <w:t>qquad</w:t>
+      </w:r>
+      <w:proofErr w:type="spellEnd"/>
+      <w:r>
+        <w:rPr>
+          <w:rFonts w:ascii="Times New Roman" w:eastAsia="Times New Roman" w:hAnsi="Times New Roman" w:cs="Times New Roman"/>
+          <w:color w:val="000000"/>
+          <w:kern w:val="0"/>
+          <w14:ligatures w14:val="none"/>
+        </w:rPr>
+        <w:t>\text{and}\</w:t>
+      </w:r>
+      <w:proofErr w:type="spellStart"/>
+      <w:r>
+        <w:rPr>
+          <w:rFonts w:ascii="Times New Roman" w:eastAsia="Times New Roman" w:hAnsi="Times New Roman" w:cs="Times New Roman"/>
+          <w:color w:val="000000"/>
+          <w:kern w:val="0"/>
+          <w14:ligatures w14:val="none"/>
+        </w:rPr>
+        <w:t>qquad</w:t>
+      </w:r>
+      <w:proofErr w:type="spellEnd"/>
+      <w:r>
+        <w:rPr>
+          <w:rFonts w:ascii="Times New Roman" w:eastAsia="Times New Roman" w:hAnsi="Times New Roman" w:cs="Times New Roman"/>
+          <w:color w:val="000000"/>
+          <w:kern w:val="0"/>
+          <w14:ligatures w14:val="none"/>
+        </w:rPr>
+        <w:t xml:space="preserve"> \bar g_2(\hat\gamma_2). \]</w:t>
+      </w:r>
+    </w:p>
+    <w:p>
+      <w:pPr>
+        <w:spacing w:before="100" w:beforeAutospacing="1" w:after="100" w:afterAutospacing="1" w:line="240" w:lineRule="auto"/>
+        <w:rPr>
+          <w:rFonts w:ascii="Times New Roman" w:eastAsia="Times New Roman" w:hAnsi="Times New Roman" w:cs="Times New Roman"/>
+          <w:color w:val="000000"/>
+          <w:kern w:val="0"/>
+          <w14:ligatures w14:val="none"/>
+        </w:rPr>
+      </w:pPr>
+      <w:r>
+        <w:rPr>
+          <w:rFonts w:ascii="Times New Roman" w:eastAsia="Times New Roman" w:hAnsi="Times New Roman" w:cs="Times New Roman"/>
+          <w:color w:val="000000"/>
+          <w:kern w:val="0"/>
+          <w14:ligatures w14:val="none"/>
+        </w:rPr>
+        <w:t>You should also report their t-statistics, accounting for the fact that \(\gamma\) was estimated.</w:t>
+      </w:r>
+    </w:p>
+    <w:p>
+      <w:pPr>
+        <w:spacing w:before="100" w:beforeAutospacing="1" w:after="100" w:afterAutospacing="1" w:line="240" w:lineRule="auto"/>
+        <w:rPr>
+          <w:rFonts w:ascii="Times New Roman" w:eastAsia="Times New Roman" w:hAnsi="Times New Roman" w:cs="Times New Roman"/>
+          <w:color w:val="000000"/>
+          <w:kern w:val="0"/>
+          <w14:ligatures w14:val="none"/>
+        </w:rPr>
+      </w:pPr>
+      <w:r>
+        <w:rPr>
+          <w:rFonts w:ascii="Times New Roman" w:eastAsia="Times New Roman" w:hAnsi="Times New Roman" w:cs="Times New Roman"/>
+          <w:color w:val="000000"/>
+          <w:kern w:val="0"/>
+          <w14:ligatures w14:val="none"/>
+        </w:rPr>
+        <w:t>For the efficient-GMM joint overidentification test, a convenient statistic is</w:t>
+      </w:r>
+    </w:p>
+    <w:p>
+      <w:pPr>
+        <w:spacing w:after="0" w:line="240" w:lineRule="auto"/>
+        <w:rPr>
+          <w:rFonts w:ascii="Times New Roman" w:eastAsia="Times New Roman" w:hAnsi="Times New Roman" w:cs="Times New Roman"/>
+          <w:color w:val="000000"/>
+          <w:kern w:val="0"/>
+          <w14:ligatures w14:val="none"/>
+        </w:rPr>
+      </w:pPr>
+      <w:proofErr w:type="gramStart"/>
+      <w:r>
+        <w:rPr>
+          <w:rFonts w:ascii="Times New Roman" w:eastAsia="Times New Roman" w:hAnsi="Times New Roman" w:cs="Times New Roman"/>
+          <w:color w:val="000000"/>
+          <w:kern w:val="0"/>
+          <w14:ligatures w14:val="none"/>
+        </w:rPr>
+        <w:t>\[</w:t>
+      </w:r>
+      <w:proofErr w:type="gramEnd"/>
+      <w:r>
+        <w:rPr>
+          <w:rFonts w:ascii="Times New Roman" w:eastAsia="Times New Roman" w:hAnsi="Times New Roman" w:cs="Times New Roman"/>
+          <w:color w:val="000000"/>
+          <w:kern w:val="0"/>
+          <w14:ligatures w14:val="none"/>
+        </w:rPr>
+        <w:t xml:space="preserve"> \</w:t>
+      </w:r>
+      <w:proofErr w:type="gramStart"/>
+      <w:r>
+        <w:rPr>
+          <w:rFonts w:ascii="Times New Roman" w:eastAsia="Times New Roman" w:hAnsi="Times New Roman" w:cs="Times New Roman"/>
+          <w:color w:val="000000"/>
+          <w:kern w:val="0"/>
+          <w14:ligatures w14:val="none"/>
+        </w:rPr>
+        <w:t>boxed{ J</w:t>
+      </w:r>
+      <w:proofErr w:type="gramEnd"/>
+      <w:r>
+        <w:rPr>
+          <w:rFonts w:ascii="Times New Roman" w:eastAsia="Times New Roman" w:hAnsi="Times New Roman" w:cs="Times New Roman"/>
+          <w:color w:val="000000"/>
+          <w:kern w:val="0"/>
+          <w14:ligatures w14:val="none"/>
+        </w:rPr>
+        <w:t>=T\</w:t>
+      </w:r>
+      <w:proofErr w:type="gramStart"/>
+      <w:r>
+        <w:rPr>
+          <w:rFonts w:ascii="Times New Roman" w:eastAsia="Times New Roman" w:hAnsi="Times New Roman" w:cs="Times New Roman"/>
+          <w:color w:val="000000"/>
+          <w:kern w:val="0"/>
+          <w14:ligatures w14:val="none"/>
+        </w:rPr>
+        <w:t>bar{</w:t>
+      </w:r>
+      <w:proofErr w:type="gramEnd"/>
+      <w:r>
+        <w:rPr>
+          <w:rFonts w:ascii="Times New Roman" w:eastAsia="Times New Roman" w:hAnsi="Times New Roman" w:cs="Times New Roman"/>
+          <w:color w:val="000000"/>
+          <w:kern w:val="0"/>
+          <w14:ligatures w14:val="none"/>
+        </w:rPr>
+        <w:t>\</w:t>
+      </w:r>
+      <w:proofErr w:type="spellStart"/>
+      <w:r>
+        <w:rPr>
+          <w:rFonts w:ascii="Times New Roman" w:eastAsia="Times New Roman" w:hAnsi="Times New Roman" w:cs="Times New Roman"/>
+          <w:color w:val="000000"/>
+          <w:kern w:val="0"/>
+          <w14:ligatures w14:val="none"/>
+        </w:rPr>
+        <w:t>mathbf</w:t>
+      </w:r>
+      <w:proofErr w:type="spellEnd"/>
+      <w:r>
+        <w:rPr>
+          <w:rFonts w:ascii="Times New Roman" w:eastAsia="Times New Roman" w:hAnsi="Times New Roman" w:cs="Times New Roman"/>
+          <w:color w:val="000000"/>
+          <w:kern w:val="0"/>
+          <w14:ligatures w14:val="none"/>
+        </w:rPr>
+        <w:t xml:space="preserve"> </w:t>
+      </w:r>
+      <w:proofErr w:type="gramStart"/>
+      <w:r>
+        <w:rPr>
+          <w:rFonts w:ascii="Times New Roman" w:eastAsia="Times New Roman" w:hAnsi="Times New Roman" w:cs="Times New Roman"/>
+          <w:color w:val="000000"/>
+          <w:kern w:val="0"/>
+          <w14:ligatures w14:val="none"/>
+        </w:rPr>
+        <w:t>g}(</w:t>
+      </w:r>
+      <w:proofErr w:type="gramEnd"/>
+      <w:r>
+        <w:rPr>
+          <w:rFonts w:ascii="Times New Roman" w:eastAsia="Times New Roman" w:hAnsi="Times New Roman" w:cs="Times New Roman"/>
+          <w:color w:val="000000"/>
+          <w:kern w:val="0"/>
+          <w14:ligatures w14:val="none"/>
+        </w:rPr>
+        <w:t>\hat\gamma_2)' \hat S_1</w:t>
+      </w:r>
+      <w:proofErr w:type="gramStart"/>
+      <w:r>
+        <w:rPr>
+          <w:rFonts w:ascii="Times New Roman" w:eastAsia="Times New Roman" w:hAnsi="Times New Roman" w:cs="Times New Roman"/>
+          <w:color w:val="000000"/>
+          <w:kern w:val="0"/>
+          <w14:ligatures w14:val="none"/>
+        </w:rPr>
+        <w:t>^{</w:t>
+      </w:r>
+      <w:proofErr w:type="gramEnd"/>
+      <w:r>
+        <w:rPr>
+          <w:rFonts w:ascii="Times New Roman" w:eastAsia="Times New Roman" w:hAnsi="Times New Roman" w:cs="Times New Roman"/>
+          <w:color w:val="000000"/>
+          <w:kern w:val="0"/>
+          <w14:ligatures w14:val="none"/>
+        </w:rPr>
+        <w:t>-1} \</w:t>
+      </w:r>
+      <w:proofErr w:type="gramStart"/>
+      <w:r>
+        <w:rPr>
+          <w:rFonts w:ascii="Times New Roman" w:eastAsia="Times New Roman" w:hAnsi="Times New Roman" w:cs="Times New Roman"/>
+          <w:color w:val="000000"/>
+          <w:kern w:val="0"/>
+          <w14:ligatures w14:val="none"/>
+        </w:rPr>
+        <w:t>bar{</w:t>
+      </w:r>
+      <w:proofErr w:type="gramEnd"/>
+      <w:r>
+        <w:rPr>
+          <w:rFonts w:ascii="Times New Roman" w:eastAsia="Times New Roman" w:hAnsi="Times New Roman" w:cs="Times New Roman"/>
+          <w:color w:val="000000"/>
+          <w:kern w:val="0"/>
+          <w14:ligatures w14:val="none"/>
+        </w:rPr>
+        <w:t>\</w:t>
+      </w:r>
+      <w:proofErr w:type="spellStart"/>
+      <w:r>
+        <w:rPr>
+          <w:rFonts w:ascii="Times New Roman" w:eastAsia="Times New Roman" w:hAnsi="Times New Roman" w:cs="Times New Roman"/>
+          <w:color w:val="000000"/>
+          <w:kern w:val="0"/>
+          <w14:ligatures w14:val="none"/>
+        </w:rPr>
+        <w:t>mathbf</w:t>
+      </w:r>
+      <w:proofErr w:type="spellEnd"/>
+      <w:r>
+        <w:rPr>
+          <w:rFonts w:ascii="Times New Roman" w:eastAsia="Times New Roman" w:hAnsi="Times New Roman" w:cs="Times New Roman"/>
+          <w:color w:val="000000"/>
+          <w:kern w:val="0"/>
+          <w14:ligatures w14:val="none"/>
+        </w:rPr>
+        <w:t xml:space="preserve"> </w:t>
+      </w:r>
+      <w:proofErr w:type="gramStart"/>
+      <w:r>
+        <w:rPr>
+          <w:rFonts w:ascii="Times New Roman" w:eastAsia="Times New Roman" w:hAnsi="Times New Roman" w:cs="Times New Roman"/>
+          <w:color w:val="000000"/>
+          <w:kern w:val="0"/>
+          <w14:ligatures w14:val="none"/>
+        </w:rPr>
+        <w:t>g}(</w:t>
+      </w:r>
+      <w:proofErr w:type="gramEnd"/>
+      <w:r>
+        <w:rPr>
+          <w:rFonts w:ascii="Times New Roman" w:eastAsia="Times New Roman" w:hAnsi="Times New Roman" w:cs="Times New Roman"/>
+          <w:color w:val="000000"/>
+          <w:kern w:val="0"/>
+          <w14:ligatures w14:val="none"/>
+        </w:rPr>
+        <w:t>\hat\gamma_2)</w:t>
+      </w:r>
+      <w:proofErr w:type="gramStart"/>
+      <w:r>
+        <w:rPr>
+          <w:rFonts w:ascii="Times New Roman" w:eastAsia="Times New Roman" w:hAnsi="Times New Roman" w:cs="Times New Roman"/>
+          <w:color w:val="000000"/>
+          <w:kern w:val="0"/>
+          <w14:ligatures w14:val="none"/>
+        </w:rPr>
+        <w:t>. }</w:t>
+      </w:r>
+      <w:proofErr w:type="gramEnd"/>
+      <w:r>
+        <w:rPr>
+          <w:rFonts w:ascii="Times New Roman" w:eastAsia="Times New Roman" w:hAnsi="Times New Roman" w:cs="Times New Roman"/>
+          <w:color w:val="000000"/>
+          <w:kern w:val="0"/>
+          <w14:ligatures w14:val="none"/>
+        </w:rPr>
+        <w:t xml:space="preserve"> \]</w:t>
+      </w:r>
+    </w:p>
+    <w:p>
+      <w:pPr>
+        <w:spacing w:before="100" w:beforeAutospacing="1" w:after="100" w:afterAutospacing="1" w:line="240" w:lineRule="auto"/>
+        <w:rPr>
+          <w:rFonts w:ascii="Times New Roman" w:eastAsia="Times New Roman" w:hAnsi="Times New Roman" w:cs="Times New Roman"/>
+          <w:color w:val="000000"/>
+          <w:kern w:val="0"/>
+          <w14:ligatures w14:val="none"/>
+        </w:rPr>
+      </w:pPr>
+      <w:r>
+        <w:rPr>
+          <w:rFonts w:ascii="Times New Roman" w:eastAsia="Times New Roman" w:hAnsi="Times New Roman" w:cs="Times New Roman"/>
+          <w:color w:val="000000"/>
+          <w:kern w:val="0"/>
+          <w14:ligatures w14:val="none"/>
+        </w:rPr>
+        <w:t>Under the joint null and standard GMM assumptions,</w:t>
+      </w:r>
+    </w:p>
+    <w:p>
+      <w:pPr>
+        <w:spacing w:after="0" w:line="240" w:lineRule="auto"/>
+        <w:rPr>
+          <w:rFonts w:ascii="Times New Roman" w:eastAsia="Times New Roman" w:hAnsi="Times New Roman" w:cs="Times New Roman"/>
+          <w:color w:val="000000"/>
+          <w:kern w:val="0"/>
+          <w14:ligatures w14:val="none"/>
+        </w:rPr>
+      </w:pPr>
+      <w:proofErr w:type="gramStart"/>
+      <w:r>
+        <w:rPr>
+          <w:rFonts w:ascii="Times New Roman" w:eastAsia="Times New Roman" w:hAnsi="Times New Roman" w:cs="Times New Roman"/>
+          <w:color w:val="000000"/>
+          <w:kern w:val="0"/>
+          <w14:ligatures w14:val="none"/>
+        </w:rPr>
+        <w:t>\[</w:t>
+      </w:r>
+      <w:proofErr w:type="gramEnd"/>
+      <w:r>
+        <w:rPr>
+          <w:rFonts w:ascii="Times New Roman" w:eastAsia="Times New Roman" w:hAnsi="Times New Roman" w:cs="Times New Roman"/>
+          <w:color w:val="000000"/>
+          <w:kern w:val="0"/>
+          <w14:ligatures w14:val="none"/>
+        </w:rPr>
+        <w:t xml:space="preserve"> J\overset{a}{\</w:t>
+      </w:r>
+      <w:proofErr w:type="gramStart"/>
+      <w:r>
+        <w:rPr>
+          <w:rFonts w:ascii="Times New Roman" w:eastAsia="Times New Roman" w:hAnsi="Times New Roman" w:cs="Times New Roman"/>
+          <w:color w:val="000000"/>
+          <w:kern w:val="0"/>
+          <w14:ligatures w14:val="none"/>
+        </w:rPr>
+        <w:t>sim}\</w:t>
+      </w:r>
+      <w:proofErr w:type="gramEnd"/>
+      <w:r>
+        <w:rPr>
+          <w:rFonts w:ascii="Times New Roman" w:eastAsia="Times New Roman" w:hAnsi="Times New Roman" w:cs="Times New Roman"/>
+          <w:color w:val="000000"/>
+          <w:kern w:val="0"/>
+          <w14:ligatures w14:val="none"/>
+        </w:rPr>
+        <w:t>chi^2(2-</w:t>
+      </w:r>
+      <w:proofErr w:type="gramStart"/>
+      <w:r>
+        <w:rPr>
+          <w:rFonts w:ascii="Times New Roman" w:eastAsia="Times New Roman" w:hAnsi="Times New Roman" w:cs="Times New Roman"/>
+          <w:color w:val="000000"/>
+          <w:kern w:val="0"/>
+          <w14:ligatures w14:val="none"/>
+        </w:rPr>
+        <w:t>1)=</w:t>
+      </w:r>
+      <w:proofErr w:type="gramEnd"/>
+      <w:r>
+        <w:rPr>
+          <w:rFonts w:ascii="Times New Roman" w:eastAsia="Times New Roman" w:hAnsi="Times New Roman" w:cs="Times New Roman"/>
+          <w:color w:val="000000"/>
+          <w:kern w:val="0"/>
+          <w14:ligatures w14:val="none"/>
+        </w:rPr>
+        <w:t>\chi^2(1). \]</w:t>
+      </w:r>
+    </w:p>
+    <w:p>
+      <w:pPr>
+        <w:spacing w:before="100" w:beforeAutospacing="1" w:after="100" w:afterAutospacing="1" w:line="240" w:lineRule="auto"/>
+        <w:rPr>
+          <w:rFonts w:ascii="Times New Roman" w:eastAsia="Times New Roman" w:hAnsi="Times New Roman" w:cs="Times New Roman"/>
+          <w:color w:val="000000"/>
+          <w:kern w:val="0"/>
+          <w14:ligatures w14:val="none"/>
+        </w:rPr>
+      </w:pPr>
+      <w:r>
+        <w:rPr>
+          <w:rFonts w:ascii="Times New Roman" w:eastAsia="Times New Roman" w:hAnsi="Times New Roman" w:cs="Times New Roman"/>
+          <w:color w:val="000000"/>
+          <w:kern w:val="0"/>
+          <w14:ligatures w14:val="none"/>
+        </w:rPr>
+        <w:t>The null hypothesis is unchanged:</w:t>
+      </w:r>
+    </w:p>
+    <w:p>
+      <w:pPr>
+        <w:spacing w:after="0" w:line="240" w:lineRule="auto"/>
+        <w:rPr>
+          <w:rFonts w:ascii="Times New Roman" w:eastAsia="Times New Roman" w:hAnsi="Times New Roman" w:cs="Times New Roman"/>
+          <w:color w:val="000000"/>
+          <w:kern w:val="0"/>
+          <w14:ligatures w14:val="none"/>
+        </w:rPr>
+      </w:pPr>
+      <w:proofErr w:type="gramStart"/>
+      <w:r>
+        <w:rPr>
+          <w:rFonts w:ascii="Times New Roman" w:eastAsia="Times New Roman" w:hAnsi="Times New Roman" w:cs="Times New Roman"/>
+          <w:color w:val="000000"/>
+          <w:kern w:val="0"/>
+          <w14:ligatures w14:val="none"/>
+        </w:rPr>
+        <w:t>\[</w:t>
+      </w:r>
+      <w:proofErr w:type="gramEnd"/>
+      <w:r>
+        <w:rPr>
+          <w:rFonts w:ascii="Times New Roman" w:eastAsia="Times New Roman" w:hAnsi="Times New Roman" w:cs="Times New Roman"/>
+          <w:color w:val="000000"/>
+          <w:kern w:val="0"/>
+          <w14:ligatures w14:val="none"/>
+        </w:rPr>
+        <w:t xml:space="preserve"> H_0: \begin{cases} E[g_{</w:t>
+      </w:r>
+      <w:proofErr w:type="gramStart"/>
+      <w:r>
+        <w:rPr>
+          <w:rFonts w:ascii="Times New Roman" w:eastAsia="Times New Roman" w:hAnsi="Times New Roman" w:cs="Times New Roman"/>
+          <w:color w:val="000000"/>
+          <w:kern w:val="0"/>
+          <w14:ligatures w14:val="none"/>
+        </w:rPr>
+        <w:t>1,t</w:t>
+      </w:r>
+      <w:proofErr w:type="gramEnd"/>
+      <w:r>
+        <w:rPr>
+          <w:rFonts w:ascii="Times New Roman" w:eastAsia="Times New Roman" w:hAnsi="Times New Roman" w:cs="Times New Roman"/>
+          <w:color w:val="000000"/>
+          <w:kern w:val="0"/>
+          <w14:ligatures w14:val="none"/>
+        </w:rPr>
+        <w:t>}(\gamma_0</w:t>
+      </w:r>
+      <w:proofErr w:type="gramStart"/>
+      <w:r>
+        <w:rPr>
+          <w:rFonts w:ascii="Times New Roman" w:eastAsia="Times New Roman" w:hAnsi="Times New Roman" w:cs="Times New Roman"/>
+          <w:color w:val="000000"/>
+          <w:kern w:val="0"/>
+          <w14:ligatures w14:val="none"/>
+        </w:rPr>
+        <w:t>)]=0,\</w:t>
+      </w:r>
+      <w:proofErr w:type="gramEnd"/>
+      <w:r>
+        <w:rPr>
+          <w:rFonts w:ascii="Times New Roman" w:eastAsia="Times New Roman" w:hAnsi="Times New Roman" w:cs="Times New Roman"/>
+          <w:color w:val="000000"/>
+          <w:kern w:val="0"/>
+          <w14:ligatures w14:val="none"/>
+        </w:rPr>
+        <w:t>\ E[g_{</w:t>
+      </w:r>
+      <w:proofErr w:type="gramStart"/>
+      <w:r>
+        <w:rPr>
+          <w:rFonts w:ascii="Times New Roman" w:eastAsia="Times New Roman" w:hAnsi="Times New Roman" w:cs="Times New Roman"/>
+          <w:color w:val="000000"/>
+          <w:kern w:val="0"/>
+          <w14:ligatures w14:val="none"/>
+        </w:rPr>
+        <w:t>2,t</w:t>
+      </w:r>
+      <w:proofErr w:type="gramEnd"/>
+      <w:r>
+        <w:rPr>
+          <w:rFonts w:ascii="Times New Roman" w:eastAsia="Times New Roman" w:hAnsi="Times New Roman" w:cs="Times New Roman"/>
+          <w:color w:val="000000"/>
+          <w:kern w:val="0"/>
+          <w14:ligatures w14:val="none"/>
+        </w:rPr>
+        <w:t>}(\gamma_0</w:t>
+      </w:r>
+      <w:proofErr w:type="gramStart"/>
+      <w:r>
+        <w:rPr>
+          <w:rFonts w:ascii="Times New Roman" w:eastAsia="Times New Roman" w:hAnsi="Times New Roman" w:cs="Times New Roman"/>
+          <w:color w:val="000000"/>
+          <w:kern w:val="0"/>
+          <w14:ligatures w14:val="none"/>
+        </w:rPr>
+        <w:t>)]=</w:t>
+      </w:r>
+      <w:proofErr w:type="gramEnd"/>
+      <w:r>
+        <w:rPr>
+          <w:rFonts w:ascii="Times New Roman" w:eastAsia="Times New Roman" w:hAnsi="Times New Roman" w:cs="Times New Roman"/>
+          <w:color w:val="000000"/>
+          <w:kern w:val="0"/>
+          <w14:ligatures w14:val="none"/>
+        </w:rPr>
+        <w:t>0. \end{cases} \]</w:t>
+      </w:r>
+    </w:p>
+    <w:p>
+      <w:pPr>
+        <w:spacing w:before="100" w:beforeAutospacing="1" w:after="100" w:afterAutospacing="1" w:line="240" w:lineRule="auto"/>
+        <w:rPr>
+          <w:rFonts w:ascii="Times New Roman" w:eastAsia="Times New Roman" w:hAnsi="Times New Roman" w:cs="Times New Roman"/>
+          <w:color w:val="000000"/>
+          <w:kern w:val="0"/>
+          <w14:ligatures w14:val="none"/>
+        </w:rPr>
+      </w:pPr>
+      <w:r>
+        <w:rPr>
+          <w:rFonts w:ascii="Times New Roman" w:eastAsia="Times New Roman" w:hAnsi="Times New Roman" w:cs="Times New Roman"/>
+          <w:color w:val="000000"/>
+          <w:kern w:val="0"/>
+          <w14:ligatures w14:val="none"/>
+        </w:rPr>
+        <w:t>If you want to follow the pricing-error Wald-test approach from Q3(c), you can also compute the covariance of the fitted pricing-error vector. For Q3(d), the relevant projection matrix becomes</w:t>
+      </w:r>
+    </w:p>
+    <w:p>
+      <w:pPr>
+        <w:spacing w:after="0" w:line="240" w:lineRule="auto"/>
+        <w:rPr>
+          <w:rFonts w:ascii="Times New Roman" w:eastAsia="Times New Roman" w:hAnsi="Times New Roman" w:cs="Times New Roman"/>
+          <w:color w:val="000000"/>
+          <w:kern w:val="0"/>
+          <w14:ligatures w14:val="none"/>
+        </w:rPr>
+      </w:pPr>
+      <w:proofErr w:type="gramStart"/>
+      <w:r>
+        <w:rPr>
+          <w:rFonts w:ascii="Times New Roman" w:eastAsia="Times New Roman" w:hAnsi="Times New Roman" w:cs="Times New Roman"/>
+          <w:color w:val="000000"/>
+          <w:kern w:val="0"/>
+          <w14:ligatures w14:val="none"/>
+        </w:rPr>
+        <w:t>\[</w:t>
+      </w:r>
+      <w:proofErr w:type="gramEnd"/>
+      <w:r>
+        <w:rPr>
+          <w:rFonts w:ascii="Times New Roman" w:eastAsia="Times New Roman" w:hAnsi="Times New Roman" w:cs="Times New Roman"/>
+          <w:color w:val="000000"/>
+          <w:kern w:val="0"/>
+          <w14:ligatures w14:val="none"/>
+        </w:rPr>
+        <w:t xml:space="preserve"> \hat P_2= I_2-\hat G_2(\hat G_2'W_2\hat G_</w:t>
+      </w:r>
+      <w:proofErr w:type="gramStart"/>
+      <w:r>
+        <w:rPr>
+          <w:rFonts w:ascii="Times New Roman" w:eastAsia="Times New Roman" w:hAnsi="Times New Roman" w:cs="Times New Roman"/>
+          <w:color w:val="000000"/>
+          <w:kern w:val="0"/>
+          <w14:ligatures w14:val="none"/>
+        </w:rPr>
+        <w:t>2)^</w:t>
+      </w:r>
+      <w:proofErr w:type="gramEnd"/>
+      <w:r>
+        <w:rPr>
+          <w:rFonts w:ascii="Times New Roman" w:eastAsia="Times New Roman" w:hAnsi="Times New Roman" w:cs="Times New Roman"/>
+          <w:color w:val="000000"/>
+          <w:kern w:val="0"/>
+          <w14:ligatures w14:val="none"/>
+        </w:rPr>
+        <w:t>{-</w:t>
+      </w:r>
+      <w:proofErr w:type="gramStart"/>
+      <w:r>
+        <w:rPr>
+          <w:rFonts w:ascii="Times New Roman" w:eastAsia="Times New Roman" w:hAnsi="Times New Roman" w:cs="Times New Roman"/>
+          <w:color w:val="000000"/>
+          <w:kern w:val="0"/>
+          <w14:ligatures w14:val="none"/>
+        </w:rPr>
+        <w:t>1}\</w:t>
+      </w:r>
+      <w:proofErr w:type="gramEnd"/>
+      <w:r>
+        <w:rPr>
+          <w:rFonts w:ascii="Times New Roman" w:eastAsia="Times New Roman" w:hAnsi="Times New Roman" w:cs="Times New Roman"/>
+          <w:color w:val="000000"/>
+          <w:kern w:val="0"/>
+          <w14:ligatures w14:val="none"/>
+        </w:rPr>
+        <w:t>hat G_2'W_2, \]</w:t>
+      </w:r>
+    </w:p>
+    <w:p>
+      <w:pPr>
+        <w:spacing w:before="100" w:beforeAutospacing="1" w:after="100" w:afterAutospacing="1" w:line="240" w:lineRule="auto"/>
+        <w:rPr>
+          <w:rFonts w:ascii="Times New Roman" w:eastAsia="Times New Roman" w:hAnsi="Times New Roman" w:cs="Times New Roman"/>
+          <w:color w:val="000000"/>
+          <w:kern w:val="0"/>
+          <w14:ligatures w14:val="none"/>
+        </w:rPr>
+      </w:pPr>
+      <w:r>
+        <w:rPr>
+          <w:rFonts w:ascii="Times New Roman" w:eastAsia="Times New Roman" w:hAnsi="Times New Roman" w:cs="Times New Roman"/>
+          <w:color w:val="000000"/>
+          <w:kern w:val="0"/>
+          <w14:ligatures w14:val="none"/>
+        </w:rPr>
+        <w:t>and</w:t>
+      </w:r>
+    </w:p>
+    <w:p>
+      <w:pPr>
+        <w:spacing w:after="0" w:line="240" w:lineRule="auto"/>
+        <w:rPr>
+          <w:rFonts w:ascii="Times New Roman" w:eastAsia="Times New Roman" w:hAnsi="Times New Roman" w:cs="Times New Roman"/>
+          <w:color w:val="000000"/>
+          <w:kern w:val="0"/>
+          <w14:ligatures w14:val="none"/>
+        </w:rPr>
+      </w:pPr>
+      <w:proofErr w:type="gramStart"/>
+      <w:r>
+        <w:rPr>
+          <w:rFonts w:ascii="Times New Roman" w:eastAsia="Times New Roman" w:hAnsi="Times New Roman" w:cs="Times New Roman"/>
+          <w:color w:val="000000"/>
+          <w:kern w:val="0"/>
+          <w14:ligatures w14:val="none"/>
+        </w:rPr>
+        <w:t>\[</w:t>
+      </w:r>
+      <w:proofErr w:type="gramEnd"/>
+      <w:r>
+        <w:rPr>
+          <w:rFonts w:ascii="Times New Roman" w:eastAsia="Times New Roman" w:hAnsi="Times New Roman" w:cs="Times New Roman"/>
+          <w:color w:val="000000"/>
+          <w:kern w:val="0"/>
+          <w14:ligatures w14:val="none"/>
+        </w:rPr>
+        <w:t xml:space="preserve"> \hat </w:t>
+      </w:r>
+      <w:proofErr w:type="spellStart"/>
+      <w:r>
+        <w:rPr>
+          <w:rFonts w:ascii="Times New Roman" w:eastAsia="Times New Roman" w:hAnsi="Times New Roman" w:cs="Times New Roman"/>
+          <w:color w:val="000000"/>
+          <w:kern w:val="0"/>
+          <w14:ligatures w14:val="none"/>
+        </w:rPr>
+        <w:t>V_e</w:t>
+      </w:r>
+      <w:proofErr w:type="spellEnd"/>
+      <w:r>
+        <w:rPr>
+          <w:rFonts w:ascii="Times New Roman" w:eastAsia="Times New Roman" w:hAnsi="Times New Roman" w:cs="Times New Roman"/>
+          <w:color w:val="000000"/>
+          <w:kern w:val="0"/>
+          <w14:ligatures w14:val="none"/>
+        </w:rPr>
+        <w:t>=\frac1T\hat P_2\hat S_2\hat P_2'. \]</w:t>
+      </w:r>
+    </w:p>
+    <w:p>
+      <w:pPr>
+        <w:spacing w:before="100" w:beforeAutospacing="1" w:after="100" w:afterAutospacing="1" w:line="240" w:lineRule="auto"/>
+        <w:rPr>
+          <w:rFonts w:ascii="Times New Roman" w:eastAsia="Times New Roman" w:hAnsi="Times New Roman" w:cs="Times New Roman"/>
+          <w:color w:val="000000"/>
+          <w:kern w:val="0"/>
+          <w14:ligatures w14:val="none"/>
+        </w:rPr>
+      </w:pPr>
+      <w:r>
+        <w:rPr>
+          <w:rFonts w:ascii="Times New Roman" w:eastAsia="Times New Roman" w:hAnsi="Times New Roman" w:cs="Times New Roman"/>
+          <w:color w:val="000000"/>
+          <w:kern w:val="0"/>
+          <w14:ligatures w14:val="none"/>
+        </w:rPr>
+        <w:t>Use its diagonal to calculate the individual pricing-error t-statistics. The corresponding joint Wald test uses </w:t>
+      </w:r>
+      <w:proofErr w:type="gramStart"/>
+      <w:r>
+        <w:rPr>
+          <w:rFonts w:ascii="Times New Roman" w:eastAsia="Times New Roman" w:hAnsi="Times New Roman" w:cs="Times New Roman"/>
+          <w:color w:val="000000"/>
+          <w:kern w:val="0"/>
+          <w14:ligatures w14:val="none"/>
+        </w:rPr>
+        <w:t>\(</w:t>
+      </w:r>
+      <w:proofErr w:type="gramEnd"/>
+      <w:r>
+        <w:rPr>
+          <w:rFonts w:ascii="Times New Roman" w:eastAsia="Times New Roman" w:hAnsi="Times New Roman" w:cs="Times New Roman"/>
+          <w:color w:val="000000"/>
+          <w:kern w:val="0"/>
+          <w14:ligatures w14:val="none"/>
+        </w:rPr>
+        <w:t>\</w:t>
+      </w:r>
+      <w:proofErr w:type="gramStart"/>
+      <w:r>
+        <w:rPr>
+          <w:rFonts w:ascii="Times New Roman" w:eastAsia="Times New Roman" w:hAnsi="Times New Roman" w:cs="Times New Roman"/>
+          <w:color w:val="000000"/>
+          <w:kern w:val="0"/>
+          <w14:ligatures w14:val="none"/>
+        </w:rPr>
+        <w:t>bar{</w:t>
+      </w:r>
+      <w:proofErr w:type="gramEnd"/>
+      <w:r>
+        <w:rPr>
+          <w:rFonts w:ascii="Times New Roman" w:eastAsia="Times New Roman" w:hAnsi="Times New Roman" w:cs="Times New Roman"/>
+          <w:color w:val="000000"/>
+          <w:kern w:val="0"/>
+          <w14:ligatures w14:val="none"/>
+        </w:rPr>
+        <w:t xml:space="preserve">\mathbf g}'\hat </w:t>
+      </w:r>
+      <w:proofErr w:type="spellStart"/>
+      <w:r>
+        <w:rPr>
+          <w:rFonts w:ascii="Times New Roman" w:eastAsia="Times New Roman" w:hAnsi="Times New Roman" w:cs="Times New Roman"/>
+          <w:color w:val="000000"/>
+          <w:kern w:val="0"/>
+          <w14:ligatures w14:val="none"/>
+        </w:rPr>
+        <w:t>V_e</w:t>
+      </w:r>
+      <w:proofErr w:type="spellEnd"/>
+      <w:r>
+        <w:rPr>
+          <w:rFonts w:ascii="Times New Roman" w:eastAsia="Times New Roman" w:hAnsi="Times New Roman" w:cs="Times New Roman"/>
+          <w:color w:val="000000"/>
+          <w:kern w:val="0"/>
+          <w14:ligatures w14:val="none"/>
+        </w:rPr>
+        <w:t>^+\</w:t>
+      </w:r>
+      <w:proofErr w:type="gramStart"/>
+      <w:r>
+        <w:rPr>
+          <w:rFonts w:ascii="Times New Roman" w:eastAsia="Times New Roman" w:hAnsi="Times New Roman" w:cs="Times New Roman"/>
+          <w:color w:val="000000"/>
+          <w:kern w:val="0"/>
+          <w14:ligatures w14:val="none"/>
+        </w:rPr>
+        <w:t>bar{</w:t>
+      </w:r>
+      <w:proofErr w:type="gramEnd"/>
+      <w:r>
+        <w:rPr>
+          <w:rFonts w:ascii="Times New Roman" w:eastAsia="Times New Roman" w:hAnsi="Times New Roman" w:cs="Times New Roman"/>
+          <w:color w:val="000000"/>
+          <w:kern w:val="0"/>
+          <w14:ligatures w14:val="none"/>
+        </w:rPr>
+        <w:t>\</w:t>
+      </w:r>
+      <w:proofErr w:type="spellStart"/>
+      <w:r>
+        <w:rPr>
+          <w:rFonts w:ascii="Times New Roman" w:eastAsia="Times New Roman" w:hAnsi="Times New Roman" w:cs="Times New Roman"/>
+          <w:color w:val="000000"/>
+          <w:kern w:val="0"/>
+          <w14:ligatures w14:val="none"/>
+        </w:rPr>
+        <w:t>mathbf</w:t>
+      </w:r>
+      <w:proofErr w:type="spellEnd"/>
+      <w:r>
+        <w:rPr>
+          <w:rFonts w:ascii="Times New Roman" w:eastAsia="Times New Roman" w:hAnsi="Times New Roman" w:cs="Times New Roman"/>
+          <w:color w:val="000000"/>
+          <w:kern w:val="0"/>
+          <w14:ligatures w14:val="none"/>
+        </w:rPr>
+        <w:t xml:space="preserve"> </w:t>
+      </w:r>
+      <w:proofErr w:type="gramStart"/>
+      <w:r>
+        <w:rPr>
+          <w:rFonts w:ascii="Times New Roman" w:eastAsia="Times New Roman" w:hAnsi="Times New Roman" w:cs="Times New Roman"/>
+          <w:color w:val="000000"/>
+          <w:kern w:val="0"/>
+          <w14:ligatures w14:val="none"/>
+        </w:rPr>
+        <w:t>g}\</w:t>
+      </w:r>
+      <w:proofErr w:type="gramEnd"/>
+      <w:r>
+        <w:rPr>
+          <w:rFonts w:ascii="Times New Roman" w:eastAsia="Times New Roman" w:hAnsi="Times New Roman" w:cs="Times New Roman"/>
+          <w:color w:val="000000"/>
+          <w:kern w:val="0"/>
+          <w14:ligatures w14:val="none"/>
+        </w:rPr>
+        <w:t>). This and the efficient-GMM \(J\)-test are asymptotically equivalent, although finite-sample values may </w:t>
+      </w:r>
+    </w:p>
+    <w:p/>
     <w:sectPr>
       <w:pgSz w:w="12240" w:h="15840"/>
       <w:pgMar w:top="1440" w:right="1440" w:bottom="1440" w:left="1440" w:header="720" w:footer="720" w:gutter="0"/>
@@ -27,6 +6408,155 @@
 <file path=word/numbering.xml><?xml version="1.0" encoding="utf-8"?>
 <w:numbering xmlns:wpc="http://schemas.microsoft.com/office/word/2010/wordprocessingCanvas" xmlns:cx="http://schemas.microsoft.com/office/drawing/2014/chartex" xmlns:cx1="http://schemas.microsoft.com/office/drawing/2015/9/8/chartex" xmlns:cx2="http://schemas.microsoft.com/office/drawing/2015/10/21/chartex" xmlns:cx3="http://schemas.microsoft.com/office/drawing/2016/5/9/chartex" xmlns:cx4="http://schemas.microsoft.com/office/drawing/2016/5/10/chartex" xmlns:cx5="http://schemas.microsoft.com/office/drawing/2016/5/11/chartex" xmlns:cx6="http://schemas.microsoft.com/office/drawing/2016/5/12/chartex" xmlns:cx7="http://schemas.microsoft.com/office/drawing/2016/5/13/chartex" xmlns:cx8="http://schemas.microsoft.com/office/drawing/2016/5/14/chartex" xmlns:mc="http://schemas.openxmlformats.org/markup-compatibility/2006" xmlns:m="http://schemas.openxmlformats.org/officeDocument/2006/math" xmlns:aink="http://schemas.microsoft.com/office/drawing/2016/ink" xmlns:am3d="http://schemas.microsoft.com/office/drawing/2017/model3d" xmlns:oel="http://schemas.microsoft.com/office/2019/extlst" xmlns:r="http://schemas.openxmlformats.org/officeDocument/2006/relationships" xmlns:wp14="http://schemas.microsoft.com/office/word/2010/wordprocessingDrawing" xmlns:wp="http://schemas.openxmlformats.org/drawingml/2006/wordprocessingDrawing" xmlns:wpg="http://schemas.microsoft.com/office/word/2010/wordprocessingGroup" xmlns:wpi="http://schemas.microsoft.com/office/word/2010/wordprocessingInk" xmlns:wps="http://schemas.microsoft.com/office/word/2010/wordprocessingShape" xmlns:o="urn:schemas-microsoft-com:office:office" xmlns:v="urn:schemas-microsoft-com:vml" xmlns:w10="urn:schemas-microsoft-com:office:word" xmlns:w="http://schemas.openxmlformats.org/wordprocessingml/2006/main" xmlns:w14="http://schemas.microsoft.com/office/word/2010/wordml" xmlns:w15="http://schemas.microsoft.com/office/word/2012/wordml" xmlns:w16cex="http://schemas.microsoft.com/office/word/2018/wordml/cex" xmlns:w16cid="http://schemas.microsoft.com/office/word/2016/wordml/cid" xmlns:w16="http://schemas.microsoft.com/office/word/2018/wordml" xmlns:w16sdtdh="http://schemas.microsoft.com/office/word/2020/wordml/sdtdatahash" xmlns:w16sdtfl="http://schemas.microsoft.com/office/word/2024/wordml/sdtformatlock" xmlns:w16se="http://schemas.microsoft.com/office/word/2015/wordml/symex" xmlns:w16du="http://schemas.microsoft.com/office/word/2023/wordml/word16du" xmlns:wne="http://schemas.microsoft.com/office/word/2006/wordml" mc:Ignorable="w14 w15 w16se w16cid w16 w16cex w16sdtdh w16sdtfl w16du wp14">
   <w:abstractNum w:abstractNumId="0" w15:restartNumberingAfterBreak="0">
+    <w:nsid w:val="1C743E68"/>
+    <w:multiLevelType w:val="multilevel"/>
+    <w:tmpl w:val="B2F6177C"/>
+    <w:lvl w:ilvl="0">
+      <w:start w:val="1"/>
+      <w:numFmt w:val="bullet"/>
+      <w:lvlText w:val=""/>
+      <w:lvlJc w:val="left"/>
+      <w:pPr>
+        <w:tabs>
+          <w:tab w:val="num" w:pos="720"/>
+        </w:tabs>
+        <w:ind w:left="720" w:hanging="360"/>
+      </w:pPr>
+      <w:rPr>
+        <w:rFonts w:ascii="Symbol" w:hAnsi="Symbol" w:hint="default"/>
+        <w:sz w:val="20"/>
+      </w:rPr>
+    </w:lvl>
+    <w:lvl w:ilvl="1" w:tentative="1">
+      <w:start w:val="1"/>
+      <w:numFmt w:val="bullet"/>
+      <w:lvlText w:val="o"/>
+      <w:lvlJc w:val="left"/>
+      <w:pPr>
+        <w:tabs>
+          <w:tab w:val="num" w:pos="1440"/>
+        </w:tabs>
+        <w:ind w:left="1440" w:hanging="360"/>
+      </w:pPr>
+      <w:rPr>
+        <w:rFonts w:ascii="Courier New" w:hAnsi="Courier New" w:hint="default"/>
+        <w:sz w:val="20"/>
+      </w:rPr>
+    </w:lvl>
+    <w:lvl w:ilvl="2" w:tentative="1">
+      <w:start w:val="1"/>
+      <w:numFmt w:val="bullet"/>
+      <w:lvlText w:val=""/>
+      <w:lvlJc w:val="left"/>
+      <w:pPr>
+        <w:tabs>
+          <w:tab w:val="num" w:pos="2160"/>
+        </w:tabs>
+        <w:ind w:left="2160" w:hanging="360"/>
+      </w:pPr>
+      <w:rPr>
+        <w:rFonts w:ascii="Wingdings" w:hAnsi="Wingdings" w:hint="default"/>
+        <w:sz w:val="20"/>
+      </w:rPr>
+    </w:lvl>
+    <w:lvl w:ilvl="3" w:tentative="1">
+      <w:start w:val="1"/>
+      <w:numFmt w:val="bullet"/>
+      <w:lvlText w:val=""/>
+      <w:lvlJc w:val="left"/>
+      <w:pPr>
+        <w:tabs>
+          <w:tab w:val="num" w:pos="2880"/>
+        </w:tabs>
+        <w:ind w:left="2880" w:hanging="360"/>
+      </w:pPr>
+      <w:rPr>
+        <w:rFonts w:ascii="Wingdings" w:hAnsi="Wingdings" w:hint="default"/>
+        <w:sz w:val="20"/>
+      </w:rPr>
+    </w:lvl>
+    <w:lvl w:ilvl="4" w:tentative="1">
+      <w:start w:val="1"/>
+      <w:numFmt w:val="bullet"/>
+      <w:lvlText w:val=""/>
+      <w:lvlJc w:val="left"/>
+      <w:pPr>
+        <w:tabs>
+          <w:tab w:val="num" w:pos="3600"/>
+        </w:tabs>
+        <w:ind w:left="3600" w:hanging="360"/>
+      </w:pPr>
+      <w:rPr>
+        <w:rFonts w:ascii="Wingdings" w:hAnsi="Wingdings" w:hint="default"/>
+        <w:sz w:val="20"/>
+      </w:rPr>
+    </w:lvl>
+    <w:lvl w:ilvl="5" w:tentative="1">
+      <w:start w:val="1"/>
+      <w:numFmt w:val="bullet"/>
+      <w:lvlText w:val=""/>
+      <w:lvlJc w:val="left"/>
+      <w:pPr>
+        <w:tabs>
+          <w:tab w:val="num" w:pos="4320"/>
+        </w:tabs>
+        <w:ind w:left="4320" w:hanging="360"/>
+      </w:pPr>
+      <w:rPr>
+        <w:rFonts w:ascii="Wingdings" w:hAnsi="Wingdings" w:hint="default"/>
+        <w:sz w:val="20"/>
+      </w:rPr>
+    </w:lvl>
+    <w:lvl w:ilvl="6" w:tentative="1">
+      <w:start w:val="1"/>
+      <w:numFmt w:val="bullet"/>
+      <w:lvlText w:val=""/>
+      <w:lvlJc w:val="left"/>
+      <w:pPr>
+        <w:tabs>
+          <w:tab w:val="num" w:pos="5040"/>
+        </w:tabs>
+        <w:ind w:left="5040" w:hanging="360"/>
+      </w:pPr>
+      <w:rPr>
+        <w:rFonts w:ascii="Wingdings" w:hAnsi="Wingdings" w:hint="default"/>
+        <w:sz w:val="20"/>
+      </w:rPr>
+    </w:lvl>
+    <w:lvl w:ilvl="7" w:tentative="1">
+      <w:start w:val="1"/>
+      <w:numFmt w:val="bullet"/>
+      <w:lvlText w:val=""/>
+      <w:lvlJc w:val="left"/>
+      <w:pPr>
+        <w:tabs>
+          <w:tab w:val="num" w:pos="5760"/>
+        </w:tabs>
+        <w:ind w:left="5760" w:hanging="360"/>
+      </w:pPr>
+      <w:rPr>
+        <w:rFonts w:ascii="Wingdings" w:hAnsi="Wingdings" w:hint="default"/>
+        <w:sz w:val="20"/>
+      </w:rPr>
+    </w:lvl>
+    <w:lvl w:ilvl="8" w:tentative="1">
+      <w:start w:val="1"/>
+      <w:numFmt w:val="bullet"/>
+      <w:lvlText w:val=""/>
+      <w:lvlJc w:val="left"/>
+      <w:pPr>
+        <w:tabs>
+          <w:tab w:val="num" w:pos="6480"/>
+        </w:tabs>
+        <w:ind w:left="6480" w:hanging="360"/>
+      </w:pPr>
+      <w:rPr>
+        <w:rFonts w:ascii="Wingdings" w:hAnsi="Wingdings" w:hint="default"/>
+        <w:sz w:val="20"/>
+      </w:rPr>
+    </w:lvl>
+  </w:abstractNum>
+  <w:abstractNum w:abstractNumId="1" w15:restartNumberingAfterBreak="0">
     <w:nsid w:val="4D021020"/>
     <w:multiLevelType w:val="hybridMultilevel"/>
     <w:tmpl w:val="B2109C8E"/>
@@ -116,6 +6646,9 @@
     </w:lvl>
   </w:abstractNum>
   <w:num w:numId="1" w16cid:durableId="228658839">
+    <w:abstractNumId w:val="1"/>
+  </w:num>
+  <w:num w:numId="2" w16cid:durableId="728302494">
     <w:abstractNumId w:val="0"/>
   </w:num>
 </w:numbering>
@@ -549,7 +7082,6 @@
     <w:next w:val="Normal"/>
     <w:link w:val="Heading2Char"/>
     <w:uiPriority w:val="9"/>
-    <w:semiHidden/>
     <w:unhideWhenUsed/>
     <w:qFormat/>
     <w:rsid w:val="000F3A5D"/>
@@ -572,7 +7104,6 @@
     <w:next w:val="Normal"/>
     <w:link w:val="Heading3Char"/>
     <w:uiPriority w:val="9"/>
-    <w:semiHidden/>
     <w:unhideWhenUsed/>
     <w:qFormat/>
     <w:rsid w:val="000F3A5D"/>
@@ -766,7 +7297,6 @@
     <w:basedOn w:val="DefaultParagraphFont"/>
     <w:link w:val="Heading2"/>
     <w:uiPriority w:val="9"/>
-    <w:semiHidden/>
     <w:rsid w:val="000F3A5D"/>
     <w:rPr>
       <w:rFonts w:asciiTheme="majorHAnsi" w:eastAsiaTheme="majorEastAsia" w:hAnsiTheme="majorHAnsi" w:cstheme="majorBidi"/>
@@ -780,7 +7310,6 @@
     <w:basedOn w:val="DefaultParagraphFont"/>
     <w:link w:val="Heading3"/>
     <w:uiPriority w:val="9"/>
-    <w:semiHidden/>
     <w:rsid w:val="000F3A5D"/>
     <w:rPr>
       <w:rFonts w:eastAsiaTheme="majorEastAsia" w:cstheme="majorBidi"/>
@@ -1036,6 +7565,113 @@
       <w:smallCaps/>
       <w:color w:val="0F4761" w:themeColor="accent1" w:themeShade="BF"/>
       <w:spacing w:val="5"/>
+    </w:rPr>
+  </w:style>
+  <w:style w:type="numbering" w:customStyle="1" w:styleId="NoList1">
+    <w:name w:val="No List1"/>
+    <w:next w:val="NoList"/>
+    <w:uiPriority w:val="99"/>
+    <w:semiHidden/>
+    <w:unhideWhenUsed/>
+    <w:rsid w:val="00357AAB"/>
+  </w:style>
+  <w:style w:type="paragraph" w:customStyle="1" w:styleId="msonormal0">
+    <w:name w:val="msonormal"/>
+    <w:basedOn w:val="Normal"/>
+    <w:rsid w:val="00357AAB"/>
+    <w:pPr>
+      <w:spacing w:before="100" w:beforeAutospacing="1" w:after="100" w:afterAutospacing="1" w:line="240" w:lineRule="auto"/>
+    </w:pPr>
+    <w:rPr>
+      <w:rFonts w:ascii="Times New Roman" w:eastAsia="Times New Roman" w:hAnsi="Times New Roman" w:cs="Times New Roman"/>
+      <w:kern w:val="0"/>
+      <w14:ligatures w14:val="none"/>
+    </w:rPr>
+  </w:style>
+  <w:style w:type="paragraph" w:styleId="NormalWeb">
+    <w:name w:val="Normal (Web)"/>
+    <w:basedOn w:val="Normal"/>
+    <w:uiPriority w:val="99"/>
+    <w:semiHidden/>
+    <w:unhideWhenUsed/>
+    <w:rsid w:val="00357AAB"/>
+    <w:pPr>
+      <w:spacing w:before="100" w:beforeAutospacing="1" w:after="100" w:afterAutospacing="1" w:line="240" w:lineRule="auto"/>
+    </w:pPr>
+    <w:rPr>
+      <w:rFonts w:ascii="Times New Roman" w:eastAsia="Times New Roman" w:hAnsi="Times New Roman" w:cs="Times New Roman"/>
+      <w:kern w:val="0"/>
+      <w14:ligatures w14:val="none"/>
+    </w:rPr>
+  </w:style>
+  <w:style w:type="character" w:customStyle="1" w:styleId="apple-converted-space">
+    <w:name w:val="apple-converted-space"/>
+    <w:basedOn w:val="DefaultParagraphFont"/>
+    <w:rsid w:val="00357AAB"/>
+  </w:style>
+  <w:style w:type="paragraph" w:styleId="HTMLPreformatted">
+    <w:name w:val="HTML Preformatted"/>
+    <w:basedOn w:val="Normal"/>
+    <w:link w:val="HTMLPreformattedChar"/>
+    <w:uiPriority w:val="99"/>
+    <w:semiHidden/>
+    <w:unhideWhenUsed/>
+    <w:rsid w:val="00357AAB"/>
+    <w:pPr>
+      <w:tabs>
+        <w:tab w:val="left" w:pos="916"/>
+        <w:tab w:val="left" w:pos="1832"/>
+        <w:tab w:val="left" w:pos="2748"/>
+        <w:tab w:val="left" w:pos="3664"/>
+        <w:tab w:val="left" w:pos="4580"/>
+        <w:tab w:val="left" w:pos="5496"/>
+        <w:tab w:val="left" w:pos="6412"/>
+        <w:tab w:val="left" w:pos="7328"/>
+        <w:tab w:val="left" w:pos="8244"/>
+        <w:tab w:val="left" w:pos="9160"/>
+        <w:tab w:val="left" w:pos="10076"/>
+        <w:tab w:val="left" w:pos="10992"/>
+        <w:tab w:val="left" w:pos="11908"/>
+        <w:tab w:val="left" w:pos="12824"/>
+        <w:tab w:val="left" w:pos="13740"/>
+        <w:tab w:val="left" w:pos="14656"/>
+      </w:tabs>
+      <w:spacing w:after="0" w:line="240" w:lineRule="auto"/>
+    </w:pPr>
+    <w:rPr>
+      <w:rFonts w:ascii="Courier New" w:eastAsia="Times New Roman" w:hAnsi="Courier New" w:cs="Courier New"/>
+      <w:kern w:val="0"/>
+      <w:sz w:val="20"/>
+      <w:szCs w:val="20"/>
+      <w14:ligatures w14:val="none"/>
+    </w:rPr>
+  </w:style>
+  <w:style w:type="character" w:customStyle="1" w:styleId="HTMLPreformattedChar">
+    <w:name w:val="HTML Preformatted Char"/>
+    <w:basedOn w:val="DefaultParagraphFont"/>
+    <w:link w:val="HTMLPreformatted"/>
+    <w:uiPriority w:val="99"/>
+    <w:semiHidden/>
+    <w:rsid w:val="00357AAB"/>
+    <w:rPr>
+      <w:rFonts w:ascii="Courier New" w:eastAsia="Times New Roman" w:hAnsi="Courier New" w:cs="Courier New"/>
+      <w:kern w:val="0"/>
+      <w:sz w:val="20"/>
+      <w:szCs w:val="20"/>
+      <w14:ligatures w14:val="none"/>
+    </w:rPr>
+  </w:style>
+  <w:style w:type="character" w:styleId="HTMLCode">
+    <w:name w:val="HTML Code"/>
+    <w:basedOn w:val="DefaultParagraphFont"/>
+    <w:uiPriority w:val="99"/>
+    <w:semiHidden/>
+    <w:unhideWhenUsed/>
+    <w:rsid w:val="00357AAB"/>
+    <w:rPr>
+      <w:rFonts w:ascii="Courier New" w:eastAsia="Times New Roman" w:hAnsi="Courier New" w:cs="Courier New"/>
+      <w:sz w:val="20"/>
+      <w:szCs w:val="20"/>
     </w:rPr>
   </w:style>
 </w:styles>
